--- a/templates/09-ai-vision/a7-quy-trinh-su-co-dlcn-sinh-trac-hoc.docx
+++ b/templates/09-ai-vision/a7-quy-trinh-su-co-dlcn-sinh-trac-hoc.docx
@@ -758,7 +758,93 @@
           <w:sz w:val="26"/>
           <w:szCs w:val="26"/>
         </w:rPr>
-        <w:t xml:space="preserve"> tổ chức sử dụng sản phẩm, dịch vụ, là bên kiểm soát đối với dữ liệu của người dùng cuối.</w:t>
+        <w:t xml:space="preserve"> tổ chức sử dụng sản phẩm, dịch vụ, là bên kiểm soát đối với dữ liệu của người dùng cuối, đồng thời là bên triển khai hệ thống trí tuệ nhân tạo (khoản 5 Điều 3 Luật Trí tuệ nhân tạo số 134/2025/QH15).</w:t>
+      </w:r>
+    </w:p>
+    <w:p>
+      <w:pPr>
+        <w:spacing w:after="60" w:before="0" w:line="276" w:lineRule="auto"/>
+        <w:ind w:left="453" w:hanging="283"/>
+        <w:jc w:val="both"/>
+      </w:pPr>
+      <w:r>
+        <w:rPr>
+          <w:rFonts w:ascii="Times New Roman" w:cs="Times New Roman" w:eastAsia="Times New Roman" w:hAnsi="Times New Roman"/>
+          <w:b w:val="false"/>
+          <w:bCs w:val="false"/>
+          <w:i w:val="false"/>
+          <w:iCs w:val="false"/>
+          <w:sz w:val="26"/>
+          <w:szCs w:val="26"/>
+        </w:rPr>
+        <w:t xml:space="preserve">- </w:t>
+      </w:r>
+      <w:r>
+        <w:rPr>
+          <w:rFonts w:ascii="Times New Roman" w:cs="Times New Roman" w:eastAsia="Times New Roman" w:hAnsi="Times New Roman"/>
+          <w:b/>
+          <w:bCs/>
+          <w:i w:val="false"/>
+          <w:iCs w:val="false"/>
+          <w:sz w:val="26"/>
+          <w:szCs w:val="26"/>
+        </w:rPr>
+        <w:t xml:space="preserve">Sự cố AI nghiêm trọng:</w:t>
+      </w:r>
+      <w:r>
+        <w:rPr>
+          <w:rFonts w:ascii="Times New Roman" w:cs="Times New Roman" w:eastAsia="Times New Roman" w:hAnsi="Times New Roman"/>
+          <w:b w:val="false"/>
+          <w:bCs w:val="false"/>
+          <w:i w:val="false"/>
+          <w:iCs w:val="false"/>
+          <w:sz w:val="26"/>
+          <w:szCs w:val="26"/>
+        </w:rPr>
+        <w:t xml:space="preserve"> sự kiện xảy ra trong hoạt động của hệ thống trí tuệ nhân tạo gây ra một trong các hậu quả tại khoản 1 Điều 19 Nghị định số 142/2026/NĐ-CP (khoản 8 Điều 3 Luật Trí tuệ nhân tạo số 134/2025/QH15).</w:t>
+      </w:r>
+    </w:p>
+    <w:p>
+      <w:pPr>
+        <w:spacing w:after="60" w:before="0" w:line="276" w:lineRule="auto"/>
+        <w:ind w:left="453" w:hanging="283"/>
+        <w:jc w:val="both"/>
+      </w:pPr>
+      <w:r>
+        <w:rPr>
+          <w:rFonts w:ascii="Times New Roman" w:cs="Times New Roman" w:eastAsia="Times New Roman" w:hAnsi="Times New Roman"/>
+          <w:b w:val="false"/>
+          <w:bCs w:val="false"/>
+          <w:i w:val="false"/>
+          <w:iCs w:val="false"/>
+          <w:sz w:val="26"/>
+          <w:szCs w:val="26"/>
+        </w:rPr>
+        <w:t xml:space="preserve">- </w:t>
+      </w:r>
+      <w:r>
+        <w:rPr>
+          <w:rFonts w:ascii="Times New Roman" w:cs="Times New Roman" w:eastAsia="Times New Roman" w:hAnsi="Times New Roman"/>
+          <w:b/>
+          <w:bCs/>
+          <w:i w:val="false"/>
+          <w:iCs w:val="false"/>
+          <w:sz w:val="26"/>
+          <w:szCs w:val="26"/>
+        </w:rPr>
+        <w:t xml:space="preserve">T1:</w:t>
+      </w:r>
+      <w:r>
+        <w:rPr>
+          <w:rFonts w:ascii="Times New Roman" w:cs="Times New Roman" w:eastAsia="Times New Roman" w:hAnsi="Times New Roman"/>
+          <w:b w:val="false"/>
+          <w:bCs w:val="false"/>
+          <w:i w:val="false"/>
+          <w:iCs w:val="false"/>
+          <w:sz w:val="26"/>
+          <w:szCs w:val="26"/>
+        </w:rPr>
+        <w:t xml:space="preserve"> thời điểm xác nhận sự cố AI nghiêm trọng, tính từ khi có đủ cơ sở thông tin ban đầu để xác định sự cố đã thực sự xảy ra và có khả năng cao bắt nguồn từ lỗi của hệ thống trí tuệ nhân tạo (điểm c khoản 3 Điều 19 Nghị định số 142/2026/NĐ-CP).</w:t>
       </w:r>
     </w:p>
     <w:p>
@@ -1621,7 +1707,7 @@
                 <w:sz w:val="24"/>
                 <w:szCs w:val="24"/>
               </w:rPr>
-              <w:t xml:space="preserve">Firmware, lỗi mô hình, bản vá</w:t>
+              <w:t xml:space="preserve">Firmware, lỗi mô hình, bản vá; xác định T1 và nguyên nhân kỹ thuật cho nhánh D</w:t>
             </w:r>
           </w:p>
         </w:tc>
@@ -2253,7 +2339,7 @@
                 <w:sz w:val="22"/>
                 <w:szCs w:val="22"/>
               </w:rPr>
-              <w:t xml:space="preserve">Ngăn chặn theo mục 8; </w:t>
+              <w:t xml:space="preserve">Ngăn chặn theo mục 9; </w:t>
             </w:r>
             <w:r>
               <w:rPr>
@@ -2781,7 +2867,31 @@
                 <w:sz w:val="22"/>
                 <w:szCs w:val="22"/>
               </w:rPr>
-              <w:t xml:space="preserve"> nếu có dữ liệu sinh trắc học hoặc vị trí. Một sự cố có thể đi cả A và B (ví dụ lộ cả tài khoản nền tảng lẫn dữ liệu khuôn mặt của khách hàng)</w:t>
+              <w:t xml:space="preserve"> nếu có dữ liệu sinh trắc học hoặc vị trí; cộng thêm </w:t>
+            </w:r>
+            <w:r>
+              <w:rPr>
+                <w:rFonts w:ascii="Times New Roman" w:cs="Times New Roman" w:eastAsia="Times New Roman" w:hAnsi="Times New Roman"/>
+                <w:b/>
+                <w:bCs/>
+                <w:i w:val="false"/>
+                <w:iCs w:val="false"/>
+                <w:sz w:val="22"/>
+                <w:szCs w:val="22"/>
+              </w:rPr>
+              <w:t xml:space="preserve">D</w:t>
+            </w:r>
+            <w:r>
+              <w:rPr>
+                <w:rFonts w:ascii="Times New Roman" w:cs="Times New Roman" w:eastAsia="Times New Roman" w:hAnsi="Times New Roman"/>
+                <w:b w:val="false"/>
+                <w:bCs w:val="false"/>
+                <w:i w:val="false"/>
+                <w:iCs w:val="false"/>
+                <w:sz w:val="22"/>
+                <w:szCs w:val="22"/>
+              </w:rPr>
+              <w:t xml:space="preserve"> nếu là sự cố AI nghiêm trọng. Một sự cố có thể đi cả A và B (ví dụ lộ cả tài khoản nền tảng lẫn dữ liệu khuôn mặt của khách hàng)</w:t>
             </w:r>
           </w:p>
         </w:tc>
@@ -6987,7 +7097,76 @@
           <w:sz w:val="26"/>
           <w:szCs w:val="26"/>
         </w:rPr>
-        <w:t xml:space="preserve">8. Tình huống đặc thù AI vision</w:t>
+        <w:t xml:space="preserve">8. Nhánh D — Sự cố AI nghiêm trọng</w:t>
+      </w:r>
+    </w:p>
+    <w:p>
+      <w:pPr>
+        <w:spacing w:after="120" w:before="0" w:line="276" w:lineRule="auto"/>
+        <w:ind w:firstLine="566"/>
+        <w:jc w:val="both"/>
+      </w:pPr>
+      <w:r>
+        <w:rPr>
+          <w:rFonts w:ascii="Times New Roman" w:cs="Times New Roman" w:eastAsia="Times New Roman" w:hAnsi="Times New Roman"/>
+          <w:b w:val="false"/>
+          <w:bCs w:val="false"/>
+          <w:i w:val="false"/>
+          <w:iCs w:val="false"/>
+          <w:sz w:val="26"/>
+          <w:szCs w:val="26"/>
+        </w:rPr>
+        <w:t xml:space="preserve">Áp dụng cho mọi mức rủi ro của hệ thống trí tuệ nhân tạo. </w:t>
+      </w:r>
+      <w:r>
+        <w:rPr>
+          <w:rFonts w:ascii="Times New Roman" w:cs="Times New Roman" w:eastAsia="Times New Roman" w:hAnsi="Times New Roman"/>
+          <w:b w:val="false"/>
+          <w:bCs w:val="false"/>
+          <w:i w:val="false"/>
+          <w:iCs w:val="false"/>
+          <w:sz w:val="26"/>
+          <w:szCs w:val="26"/>
+          <w:highlight w:val="yellow"/>
+        </w:rPr>
+        <w:t xml:space="preserve">TURBO</w:t>
+      </w:r>
+      <w:r>
+        <w:rPr>
+          <w:rFonts w:ascii="Times New Roman" w:cs="Times New Roman" w:eastAsia="Times New Roman" w:hAnsi="Times New Roman"/>
+          <w:b w:val="false"/>
+          <w:bCs w:val="false"/>
+          <w:i w:val="false"/>
+          <w:iCs w:val="false"/>
+          <w:sz w:val="26"/>
+          <w:szCs w:val="26"/>
+        </w:rPr>
+        <w:t xml:space="preserve"> là nhà cung cấp hệ thống </w:t>
+      </w:r>
+      <w:r>
+        <w:rPr>
+          <w:rFonts w:ascii="Times New Roman" w:cs="Times New Roman" w:eastAsia="Times New Roman" w:hAnsi="Times New Roman"/>
+          <w:b w:val="false"/>
+          <w:bCs w:val="false"/>
+          <w:i w:val="false"/>
+          <w:iCs w:val="false"/>
+          <w:sz w:val="26"/>
+          <w:szCs w:val="26"/>
+          <w:highlight w:val="yellow"/>
+        </w:rPr>
+        <w:t xml:space="preserve">Hệ thống AI Vision VX (mô phỏng)</w:t>
+      </w:r>
+      <w:r>
+        <w:rPr>
+          <w:rFonts w:ascii="Times New Roman" w:cs="Times New Roman" w:eastAsia="Times New Roman" w:hAnsi="Times New Roman"/>
+          <w:b w:val="false"/>
+          <w:bCs w:val="false"/>
+          <w:i w:val="false"/>
+          <w:iCs w:val="false"/>
+          <w:sz w:val="26"/>
+          <w:szCs w:val="26"/>
+        </w:rPr>
+        <w:t xml:space="preserve"> ở mọi mô hình M1–M5; khách hàng là bên triển khai.</w:t>
       </w:r>
     </w:p>
     <w:tbl>
@@ -7004,12 +7183,10 @@
         <w:tblLayout w:type="autofit"/>
       </w:tblPr>
       <w:tblGrid>
-        <w:gridCol w:w="1640"/>
-        <w:gridCol w:w="1530"/>
-        <w:gridCol w:w="1640"/>
-        <w:gridCol w:w="1420"/>
-        <w:gridCol w:w="1153"/>
-        <w:gridCol w:w="1642"/>
+        <w:gridCol w:w="830"/>
+        <w:gridCol w:w="3110"/>
+        <w:gridCol w:w="1852"/>
+        <w:gridCol w:w="3233"/>
       </w:tblGrid>
       <w:tr>
         <w:trPr>
@@ -7018,7 +7195,7 @@
         </w:trPr>
         <w:tc>
           <w:tcPr>
-            <w:tcW w:type="dxa" w:w="1640"/>
+            <w:tcW w:type="dxa" w:w="830"/>
             <w:tcBorders>
               <w:top w:val="single" w:color="000000" w:sz="4"/>
               <w:left w:val="single" w:color="000000" w:sz="4"/>
@@ -7036,7 +7213,7 @@
           </w:tcPr>
           <w:p>
             <w:pPr>
-              <w:keepNext/>
+              <w:keepNext w:val="false"/>
               <w:spacing w:after="0" w:before="0" w:line="240" w:lineRule="auto"/>
               <w:jc w:val="center"/>
             </w:pPr>
@@ -7047,16 +7224,16 @@
                 <w:bCs/>
                 <w:i w:val="false"/>
                 <w:iCs w:val="false"/>
-                <w:sz w:val="20"/>
-                <w:szCs w:val="20"/>
-              </w:rPr>
-              <w:t xml:space="preserve">Tình huống</w:t>
-            </w:r>
-          </w:p>
-        </w:tc>
-        <w:tc>
-          <w:tcPr>
-            <w:tcW w:type="dxa" w:w="1530"/>
+                <w:sz w:val="22"/>
+                <w:szCs w:val="22"/>
+              </w:rPr>
+              <w:t xml:space="preserve">Bước</w:t>
+            </w:r>
+          </w:p>
+        </w:tc>
+        <w:tc>
+          <w:tcPr>
+            <w:tcW w:type="dxa" w:w="3110"/>
             <w:tcBorders>
               <w:top w:val="single" w:color="000000" w:sz="4"/>
               <w:left w:val="single" w:color="000000" w:sz="4"/>
@@ -7074,7 +7251,7 @@
           </w:tcPr>
           <w:p>
             <w:pPr>
-              <w:keepNext/>
+              <w:keepNext w:val="false"/>
               <w:spacing w:after="0" w:before="0" w:line="240" w:lineRule="auto"/>
               <w:jc w:val="center"/>
             </w:pPr>
@@ -7085,16 +7262,16 @@
                 <w:bCs/>
                 <w:i w:val="false"/>
                 <w:iCs w:val="false"/>
-                <w:sz w:val="20"/>
-                <w:szCs w:val="20"/>
-              </w:rPr>
-              <w:t xml:space="preserve">Dấu hiệu phát hiện</w:t>
-            </w:r>
-          </w:p>
-        </w:tc>
-        <w:tc>
-          <w:tcPr>
-            <w:tcW w:type="dxa" w:w="1640"/>
+                <w:sz w:val="22"/>
+                <w:szCs w:val="22"/>
+              </w:rPr>
+              <w:t xml:space="preserve">Việc</w:t>
+            </w:r>
+          </w:p>
+        </w:tc>
+        <w:tc>
+          <w:tcPr>
+            <w:tcW w:type="dxa" w:w="1852"/>
             <w:tcBorders>
               <w:top w:val="single" w:color="000000" w:sz="4"/>
               <w:left w:val="single" w:color="000000" w:sz="4"/>
@@ -7112,7 +7289,7 @@
           </w:tcPr>
           <w:p>
             <w:pPr>
-              <w:keepNext/>
+              <w:keepNext w:val="false"/>
               <w:spacing w:after="0" w:before="0" w:line="240" w:lineRule="auto"/>
               <w:jc w:val="center"/>
             </w:pPr>
@@ -7123,16 +7300,16 @@
                 <w:bCs/>
                 <w:i w:val="false"/>
                 <w:iCs w:val="false"/>
-                <w:sz w:val="20"/>
-                <w:szCs w:val="20"/>
-              </w:rPr>
-              <w:t xml:space="preserve">Ngăn chặn ngay</w:t>
-            </w:r>
-          </w:p>
-        </w:tc>
-        <w:tc>
-          <w:tcPr>
-            <w:tcW w:type="dxa" w:w="1420"/>
+                <w:sz w:val="22"/>
+                <w:szCs w:val="22"/>
+              </w:rPr>
+              <w:t xml:space="preserve">Thời hạn</w:t>
+            </w:r>
+          </w:p>
+        </w:tc>
+        <w:tc>
+          <w:tcPr>
+            <w:tcW w:type="dxa" w:w="3233"/>
             <w:tcBorders>
               <w:top w:val="single" w:color="000000" w:sz="4"/>
               <w:left w:val="single" w:color="000000" w:sz="4"/>
@@ -7150,7 +7327,7 @@
           </w:tcPr>
           <w:p>
             <w:pPr>
-              <w:keepNext/>
+              <w:keepNext w:val="false"/>
               <w:spacing w:after="0" w:before="0" w:line="240" w:lineRule="auto"/>
               <w:jc w:val="center"/>
             </w:pPr>
@@ -7161,86 +7338,10 @@
                 <w:bCs/>
                 <w:i w:val="false"/>
                 <w:iCs w:val="false"/>
-                <w:sz w:val="20"/>
-                <w:szCs w:val="20"/>
-              </w:rPr>
-              <w:t xml:space="preserve">Vai trò thường gặp</w:t>
-            </w:r>
-          </w:p>
-        </w:tc>
-        <w:tc>
-          <w:tcPr>
-            <w:tcW w:type="dxa" w:w="1153"/>
-            <w:tcBorders>
-              <w:top w:val="single" w:color="000000" w:sz="4"/>
-              <w:left w:val="single" w:color="000000" w:sz="4"/>
-              <w:bottom w:val="single" w:color="000000" w:sz="4"/>
-              <w:right w:val="single" w:color="000000" w:sz="4"/>
-            </w:tcBorders>
-            <w:shd w:fill="F2F2F2" w:color="auto" w:val="clear"/>
-            <w:tcMar>
-              <w:top w:type="dxa" w:w="30"/>
-              <w:left w:type="dxa" w:w="70"/>
-              <w:bottom w:type="dxa" w:w="30"/>
-              <w:right w:type="dxa" w:w="70"/>
-            </w:tcMar>
-            <w:vAlign w:val="center"/>
-          </w:tcPr>
-          <w:p>
-            <w:pPr>
-              <w:keepNext/>
-              <w:spacing w:after="0" w:before="0" w:line="240" w:lineRule="auto"/>
-              <w:jc w:val="center"/>
-            </w:pPr>
-            <w:r>
-              <w:rPr>
-                <w:rFonts w:ascii="Times New Roman" w:cs="Times New Roman" w:eastAsia="Times New Roman" w:hAnsi="Times New Roman"/>
-                <w:b/>
-                <w:bCs/>
-                <w:i w:val="false"/>
-                <w:iCs w:val="false"/>
-                <w:sz w:val="20"/>
-                <w:szCs w:val="20"/>
-              </w:rPr>
-              <w:t xml:space="preserve">Nhánh</w:t>
-            </w:r>
-          </w:p>
-        </w:tc>
-        <w:tc>
-          <w:tcPr>
-            <w:tcW w:type="dxa" w:w="1642"/>
-            <w:tcBorders>
-              <w:top w:val="single" w:color="000000" w:sz="4"/>
-              <w:left w:val="single" w:color="000000" w:sz="4"/>
-              <w:bottom w:val="single" w:color="000000" w:sz="4"/>
-              <w:right w:val="single" w:color="000000" w:sz="4"/>
-            </w:tcBorders>
-            <w:shd w:fill="F2F2F2" w:color="auto" w:val="clear"/>
-            <w:tcMar>
-              <w:top w:type="dxa" w:w="30"/>
-              <w:left w:type="dxa" w:w="70"/>
-              <w:bottom w:type="dxa" w:w="30"/>
-              <w:right w:type="dxa" w:w="70"/>
-            </w:tcMar>
-            <w:vAlign w:val="center"/>
-          </w:tcPr>
-          <w:p>
-            <w:pPr>
-              <w:keepNext/>
-              <w:spacing w:after="0" w:before="0" w:line="240" w:lineRule="auto"/>
-              <w:jc w:val="center"/>
-            </w:pPr>
-            <w:r>
-              <w:rPr>
-                <w:rFonts w:ascii="Times New Roman" w:cs="Times New Roman" w:eastAsia="Times New Roman" w:hAnsi="Times New Roman"/>
-                <w:b/>
-                <w:bCs/>
-                <w:i w:val="false"/>
-                <w:iCs w:val="false"/>
-                <w:sz w:val="20"/>
-                <w:szCs w:val="20"/>
-              </w:rPr>
-              <w:t xml:space="preserve">Lưu ý</w:t>
+                <w:sz w:val="22"/>
+                <w:szCs w:val="22"/>
+              </w:rPr>
+              <w:t xml:space="preserve">Căn cứ, hồ sơ</w:t>
             </w:r>
           </w:p>
         </w:tc>
@@ -7252,235 +7353,174 @@
         </w:trPr>
         <w:tc>
           <w:tcPr>
-            <w:tcW w:type="dxa" w:w="1640"/>
-            <w:tcBorders>
-              <w:top w:val="single" w:color="000000" w:sz="4"/>
-              <w:left w:val="single" w:color="000000" w:sz="4"/>
-              <w:bottom w:val="single" w:color="000000" w:sz="4"/>
-              <w:right w:val="single" w:color="000000" w:sz="4"/>
-            </w:tcBorders>
-            <w:tcMar>
-              <w:top w:type="dxa" w:w="30"/>
-              <w:left w:type="dxa" w:w="70"/>
-              <w:bottom w:type="dxa" w:w="30"/>
-              <w:right w:type="dxa" w:w="70"/>
-            </w:tcMar>
-            <w:vAlign w:val="center"/>
-          </w:tcPr>
-          <w:p>
-            <w:pPr>
-              <w:keepNext/>
-              <w:spacing w:after="0" w:before="0" w:line="240" w:lineRule="auto"/>
-              <w:jc w:val="left"/>
-            </w:pPr>
-            <w:r>
-              <w:rPr>
-                <w:rFonts w:ascii="Times New Roman" w:cs="Times New Roman" w:eastAsia="Times New Roman" w:hAnsi="Times New Roman"/>
-                <w:b/>
-                <w:bCs/>
-                <w:i w:val="false"/>
-                <w:iCs w:val="false"/>
-                <w:sz w:val="20"/>
-                <w:szCs w:val="20"/>
-              </w:rPr>
-              <w:t xml:space="preserve">Lộ cơ sở dữ liệu template khuôn mặt</w:t>
-            </w:r>
-            <w:r>
-              <w:rPr>
-                <w:rFonts w:ascii="Times New Roman" w:cs="Times New Roman" w:eastAsia="Times New Roman" w:hAnsi="Times New Roman"/>
-                <w:b w:val="false"/>
-                <w:bCs w:val="false"/>
-                <w:i w:val="false"/>
-                <w:iCs w:val="false"/>
-                <w:sz w:val="20"/>
-                <w:szCs w:val="20"/>
-              </w:rPr>
-              <w:t xml:space="preserve"> (sao lưu để công khai, truy vấn hàng loạt, rò khóa mã hóa)</w:t>
-            </w:r>
-          </w:p>
-        </w:tc>
-        <w:tc>
-          <w:tcPr>
-            <w:tcW w:type="dxa" w:w="1530"/>
-            <w:tcBorders>
-              <w:top w:val="single" w:color="000000" w:sz="4"/>
-              <w:left w:val="single" w:color="000000" w:sz="4"/>
-              <w:bottom w:val="single" w:color="000000" w:sz="4"/>
-              <w:right w:val="single" w:color="000000" w:sz="4"/>
-            </w:tcBorders>
-            <w:tcMar>
-              <w:top w:type="dxa" w:w="30"/>
-              <w:left w:type="dxa" w:w="70"/>
-              <w:bottom w:type="dxa" w:w="30"/>
-              <w:right w:type="dxa" w:w="70"/>
-            </w:tcMar>
-            <w:vAlign w:val="center"/>
-          </w:tcPr>
-          <w:p>
-            <w:pPr>
-              <w:keepNext/>
-              <w:spacing w:after="0" w:before="0" w:line="240" w:lineRule="auto"/>
-              <w:jc w:val="left"/>
-            </w:pPr>
-            <w:r>
-              <w:rPr>
-                <w:rFonts w:ascii="Times New Roman" w:cs="Times New Roman" w:eastAsia="Times New Roman" w:hAnsi="Times New Roman"/>
-                <w:b w:val="false"/>
-                <w:bCs w:val="false"/>
-                <w:i w:val="false"/>
-                <w:iCs w:val="false"/>
-                <w:sz w:val="20"/>
-                <w:szCs w:val="20"/>
-              </w:rPr>
-              <w:t xml:space="preserve">Cảnh báo truy xuất hàng loạt; phát hiện bản sao lưu công khai; thông tin từ bên ngoài</w:t>
-            </w:r>
-          </w:p>
-        </w:tc>
-        <w:tc>
-          <w:tcPr>
-            <w:tcW w:type="dxa" w:w="1640"/>
-            <w:tcBorders>
-              <w:top w:val="single" w:color="000000" w:sz="4"/>
-              <w:left w:val="single" w:color="000000" w:sz="4"/>
-              <w:bottom w:val="single" w:color="000000" w:sz="4"/>
-              <w:right w:val="single" w:color="000000" w:sz="4"/>
-            </w:tcBorders>
-            <w:tcMar>
-              <w:top w:type="dxa" w:w="30"/>
-              <w:left w:type="dxa" w:w="70"/>
-              <w:bottom w:type="dxa" w:w="30"/>
-              <w:right w:type="dxa" w:w="70"/>
-            </w:tcMar>
-            <w:vAlign w:val="center"/>
-          </w:tcPr>
-          <w:p>
-            <w:pPr>
-              <w:keepNext/>
-              <w:spacing w:after="0" w:before="0" w:line="240" w:lineRule="auto"/>
-              <w:jc w:val="left"/>
-            </w:pPr>
-            <w:r>
-              <w:rPr>
-                <w:rFonts w:ascii="Times New Roman" w:cs="Times New Roman" w:eastAsia="Times New Roman" w:hAnsi="Times New Roman"/>
-                <w:b w:val="false"/>
-                <w:bCs w:val="false"/>
-                <w:i w:val="false"/>
-                <w:iCs w:val="false"/>
-                <w:sz w:val="20"/>
-                <w:szCs w:val="20"/>
-              </w:rPr>
-              <w:t xml:space="preserve">Thu hồi quyền truy cập, xoay vòng khóa mã hóa, khóa bản sao lưu; xác định template có bị giải mã được không</w:t>
-            </w:r>
-          </w:p>
-        </w:tc>
-        <w:tc>
-          <w:tcPr>
-            <w:tcW w:type="dxa" w:w="1420"/>
-            <w:tcBorders>
-              <w:top w:val="single" w:color="000000" w:sz="4"/>
-              <w:left w:val="single" w:color="000000" w:sz="4"/>
-              <w:bottom w:val="single" w:color="000000" w:sz="4"/>
-              <w:right w:val="single" w:color="000000" w:sz="4"/>
-            </w:tcBorders>
-            <w:tcMar>
-              <w:top w:type="dxa" w:w="30"/>
-              <w:left w:type="dxa" w:w="70"/>
-              <w:bottom w:type="dxa" w:w="30"/>
-              <w:right w:type="dxa" w:w="70"/>
-            </w:tcMar>
-            <w:vAlign w:val="center"/>
-          </w:tcPr>
-          <w:p>
-            <w:pPr>
-              <w:keepNext/>
-              <w:spacing w:after="0" w:before="0" w:line="240" w:lineRule="auto"/>
-              <w:jc w:val="left"/>
-            </w:pPr>
-            <w:r>
-              <w:rPr>
-                <w:rFonts w:ascii="Times New Roman" w:cs="Times New Roman" w:eastAsia="Times New Roman" w:hAnsi="Times New Roman"/>
-                <w:b w:val="false"/>
-                <w:bCs w:val="false"/>
-                <w:i w:val="false"/>
-                <w:iCs w:val="false"/>
-                <w:sz w:val="20"/>
-                <w:szCs w:val="20"/>
-              </w:rPr>
-              <w:t xml:space="preserve">Bên xử lý (M3); bên kiểm soát với dữ liệu nhân viên</w:t>
-            </w:r>
-          </w:p>
-        </w:tc>
-        <w:tc>
-          <w:tcPr>
-            <w:tcW w:type="dxa" w:w="1153"/>
-            <w:tcBorders>
-              <w:top w:val="single" w:color="000000" w:sz="4"/>
-              <w:left w:val="single" w:color="000000" w:sz="4"/>
-              <w:bottom w:val="single" w:color="000000" w:sz="4"/>
-              <w:right w:val="single" w:color="000000" w:sz="4"/>
-            </w:tcBorders>
-            <w:tcMar>
-              <w:top w:type="dxa" w:w="30"/>
-              <w:left w:type="dxa" w:w="70"/>
-              <w:bottom w:type="dxa" w:w="30"/>
-              <w:right w:type="dxa" w:w="70"/>
-            </w:tcMar>
-            <w:vAlign w:val="center"/>
-          </w:tcPr>
-          <w:p>
-            <w:pPr>
-              <w:keepNext/>
-              <w:spacing w:after="0" w:before="0" w:line="240" w:lineRule="auto"/>
-              <w:jc w:val="left"/>
-            </w:pPr>
-            <w:r>
-              <w:rPr>
-                <w:rFonts w:ascii="Times New Roman" w:cs="Times New Roman" w:eastAsia="Times New Roman" w:hAnsi="Times New Roman"/>
-                <w:b w:val="false"/>
-                <w:bCs w:val="false"/>
-                <w:i w:val="false"/>
-                <w:iCs w:val="false"/>
-                <w:sz w:val="20"/>
-                <w:szCs w:val="20"/>
-              </w:rPr>
-              <w:t xml:space="preserve">A + C</w:t>
-            </w:r>
-          </w:p>
-        </w:tc>
-        <w:tc>
-          <w:tcPr>
-            <w:tcW w:type="dxa" w:w="1642"/>
-            <w:tcBorders>
-              <w:top w:val="single" w:color="000000" w:sz="4"/>
-              <w:left w:val="single" w:color="000000" w:sz="4"/>
-              <w:bottom w:val="single" w:color="000000" w:sz="4"/>
-              <w:right w:val="single" w:color="000000" w:sz="4"/>
-            </w:tcBorders>
-            <w:tcMar>
-              <w:top w:type="dxa" w:w="30"/>
-              <w:left w:type="dxa" w:w="70"/>
-              <w:bottom w:type="dxa" w:w="30"/>
-              <w:right w:type="dxa" w:w="70"/>
-            </w:tcMar>
-            <w:vAlign w:val="center"/>
-          </w:tcPr>
-          <w:p>
-            <w:pPr>
-              <w:keepNext/>
-              <w:spacing w:after="0" w:before="0" w:line="240" w:lineRule="auto"/>
-              <w:jc w:val="left"/>
-            </w:pPr>
-            <w:r>
-              <w:rPr>
-                <w:rFonts w:ascii="Times New Roman" w:cs="Times New Roman" w:eastAsia="Times New Roman" w:hAnsi="Times New Roman"/>
-                <w:b w:val="false"/>
-                <w:bCs w:val="false"/>
-                <w:i w:val="false"/>
-                <w:iCs w:val="false"/>
-                <w:sz w:val="20"/>
-                <w:szCs w:val="20"/>
-              </w:rPr>
-              <w:t xml:space="preserve">Khuôn mặt không thay được như mật khẩu. Template mã hóa, khóa không bị lộ: vẫn ghi nhận, đánh giá, nhưng mức tác động thấp hơn — ghi rõ lập luận trong biên bản</w:t>
+            <w:tcW w:type="dxa" w:w="830"/>
+            <w:tcBorders>
+              <w:top w:val="single" w:color="000000" w:sz="4"/>
+              <w:left w:val="single" w:color="000000" w:sz="4"/>
+              <w:bottom w:val="single" w:color="000000" w:sz="4"/>
+              <w:right w:val="single" w:color="000000" w:sz="4"/>
+            </w:tcBorders>
+            <w:tcMar>
+              <w:top w:type="dxa" w:w="30"/>
+              <w:left w:type="dxa" w:w="70"/>
+              <w:bottom w:type="dxa" w:w="30"/>
+              <w:right w:type="dxa" w:w="70"/>
+            </w:tcMar>
+            <w:vAlign w:val="center"/>
+          </w:tcPr>
+          <w:p>
+            <w:pPr>
+              <w:keepNext w:val="false"/>
+              <w:spacing w:after="0" w:before="0" w:line="240" w:lineRule="auto"/>
+              <w:jc w:val="left"/>
+            </w:pPr>
+            <w:r>
+              <w:rPr>
+                <w:rFonts w:ascii="Times New Roman" w:cs="Times New Roman" w:eastAsia="Times New Roman" w:hAnsi="Times New Roman"/>
+                <w:b w:val="false"/>
+                <w:bCs w:val="false"/>
+                <w:i w:val="false"/>
+                <w:iCs w:val="false"/>
+                <w:sz w:val="22"/>
+                <w:szCs w:val="22"/>
+              </w:rPr>
+              <w:t xml:space="preserve">D1</w:t>
+            </w:r>
+          </w:p>
+        </w:tc>
+        <w:tc>
+          <w:tcPr>
+            <w:tcW w:type="dxa" w:w="3110"/>
+            <w:tcBorders>
+              <w:top w:val="single" w:color="000000" w:sz="4"/>
+              <w:left w:val="single" w:color="000000" w:sz="4"/>
+              <w:bottom w:val="single" w:color="000000" w:sz="4"/>
+              <w:right w:val="single" w:color="000000" w:sz="4"/>
+            </w:tcBorders>
+            <w:tcMar>
+              <w:top w:type="dxa" w:w="30"/>
+              <w:left w:type="dxa" w:w="70"/>
+              <w:bottom w:type="dxa" w:w="30"/>
+              <w:right w:type="dxa" w:w="70"/>
+            </w:tcMar>
+            <w:vAlign w:val="center"/>
+          </w:tcPr>
+          <w:p>
+            <w:pPr>
+              <w:keepNext w:val="false"/>
+              <w:spacing w:after="0" w:before="0" w:line="240" w:lineRule="auto"/>
+              <w:jc w:val="left"/>
+            </w:pPr>
+            <w:r>
+              <w:rPr>
+                <w:rFonts w:ascii="Times New Roman" w:cs="Times New Roman" w:eastAsia="Times New Roman" w:hAnsi="Times New Roman"/>
+                <w:b w:val="false"/>
+                <w:bCs w:val="false"/>
+                <w:i w:val="false"/>
+                <w:iCs w:val="false"/>
+                <w:sz w:val="22"/>
+                <w:szCs w:val="22"/>
+              </w:rPr>
+              <w:t xml:space="preserve">Đánh giá sự kiện có gây một trong các hậu quả tại khoản 1 Điều 19 Nghị định số 142/2026/NĐ-CP không; nếu có, xác định là loại khẩn cấp (điểm a, điểm d, hoặc điểm c không thể kiểm soát) hay loại còn lại</w:t>
+            </w:r>
+          </w:p>
+        </w:tc>
+        <w:tc>
+          <w:tcPr>
+            <w:tcW w:type="dxa" w:w="1852"/>
+            <w:tcBorders>
+              <w:top w:val="single" w:color="000000" w:sz="4"/>
+              <w:left w:val="single" w:color="000000" w:sz="4"/>
+              <w:bottom w:val="single" w:color="000000" w:sz="4"/>
+              <w:right w:val="single" w:color="000000" w:sz="4"/>
+            </w:tcBorders>
+            <w:tcMar>
+              <w:top w:type="dxa" w:w="30"/>
+              <w:left w:type="dxa" w:w="70"/>
+              <w:bottom w:type="dxa" w:w="30"/>
+              <w:right w:type="dxa" w:w="70"/>
+            </w:tcMar>
+            <w:vAlign w:val="center"/>
+          </w:tcPr>
+          <w:p>
+            <w:pPr>
+              <w:keepNext w:val="false"/>
+              <w:spacing w:after="0" w:before="0" w:line="240" w:lineRule="auto"/>
+              <w:jc w:val="left"/>
+            </w:pPr>
+            <w:r>
+              <w:rPr>
+                <w:rFonts w:ascii="Times New Roman" w:cs="Times New Roman" w:eastAsia="Times New Roman" w:hAnsi="Times New Roman"/>
+                <w:b w:val="false"/>
+                <w:bCs w:val="false"/>
+                <w:i w:val="false"/>
+                <w:iCs w:val="false"/>
+                <w:sz w:val="22"/>
+                <w:szCs w:val="22"/>
+              </w:rPr>
+              <w:t xml:space="preserve">≤ T0 + </w:t>
+            </w:r>
+            <w:r>
+              <w:rPr>
+                <w:rFonts w:ascii="Times New Roman" w:cs="Times New Roman" w:eastAsia="Times New Roman" w:hAnsi="Times New Roman"/>
+                <w:b w:val="false"/>
+                <w:bCs w:val="false"/>
+                <w:i w:val="false"/>
+                <w:iCs w:val="false"/>
+                <w:sz w:val="22"/>
+                <w:szCs w:val="22"/>
+                <w:highlight w:val="yellow"/>
+              </w:rPr>
+              <w:t xml:space="preserve">24</w:t>
+            </w:r>
+            <w:r>
+              <w:rPr>
+                <w:rFonts w:ascii="Times New Roman" w:cs="Times New Roman" w:eastAsia="Times New Roman" w:hAnsi="Times New Roman"/>
+                <w:b w:val="false"/>
+                <w:bCs w:val="false"/>
+                <w:i w:val="false"/>
+                <w:iCs w:val="false"/>
+                <w:sz w:val="22"/>
+                <w:szCs w:val="22"/>
+              </w:rPr>
+              <w:t xml:space="preserve"> giờ</w:t>
+            </w:r>
+          </w:p>
+        </w:tc>
+        <w:tc>
+          <w:tcPr>
+            <w:tcW w:type="dxa" w:w="3233"/>
+            <w:tcBorders>
+              <w:top w:val="single" w:color="000000" w:sz="4"/>
+              <w:left w:val="single" w:color="000000" w:sz="4"/>
+              <w:bottom w:val="single" w:color="000000" w:sz="4"/>
+              <w:right w:val="single" w:color="000000" w:sz="4"/>
+            </w:tcBorders>
+            <w:tcMar>
+              <w:top w:type="dxa" w:w="30"/>
+              <w:left w:type="dxa" w:w="70"/>
+              <w:bottom w:type="dxa" w:w="30"/>
+              <w:right w:type="dxa" w:w="70"/>
+            </w:tcMar>
+            <w:vAlign w:val="center"/>
+          </w:tcPr>
+          <w:p>
+            <w:pPr>
+              <w:keepNext w:val="false"/>
+              <w:spacing w:after="0" w:before="0" w:line="240" w:lineRule="auto"/>
+              <w:jc w:val="left"/>
+            </w:pPr>
+            <w:r>
+              <w:rPr>
+                <w:rFonts w:ascii="Times New Roman" w:cs="Times New Roman" w:eastAsia="Times New Roman" w:hAnsi="Times New Roman"/>
+                <w:b w:val="false"/>
+                <w:bCs w:val="false"/>
+                <w:i w:val="false"/>
+                <w:iCs w:val="false"/>
+                <w:sz w:val="22"/>
+                <w:szCs w:val="22"/>
+              </w:rPr>
+              <w:t xml:space="preserve">Biên bản đánh giá</w:t>
             </w:r>
           </w:p>
         </w:tc>
@@ -7492,27 +7532,76 @@
         </w:trPr>
         <w:tc>
           <w:tcPr>
-            <w:tcW w:type="dxa" w:w="1640"/>
-            <w:tcBorders>
-              <w:top w:val="single" w:color="000000" w:sz="4"/>
-              <w:left w:val="single" w:color="000000" w:sz="4"/>
-              <w:bottom w:val="single" w:color="000000" w:sz="4"/>
-              <w:right w:val="single" w:color="000000" w:sz="4"/>
-            </w:tcBorders>
-            <w:tcMar>
-              <w:top w:type="dxa" w:w="30"/>
-              <w:left w:type="dxa" w:w="70"/>
-              <w:bottom w:type="dxa" w:w="30"/>
-              <w:right w:type="dxa" w:w="70"/>
-            </w:tcMar>
-            <w:vAlign w:val="center"/>
-          </w:tcPr>
-          <w:p>
-            <w:pPr>
-              <w:keepNext/>
-              <w:spacing w:after="0" w:before="0" w:line="240" w:lineRule="auto"/>
-              <w:jc w:val="left"/>
-            </w:pPr>
+            <w:tcW w:type="dxa" w:w="830"/>
+            <w:tcBorders>
+              <w:top w:val="single" w:color="000000" w:sz="4"/>
+              <w:left w:val="single" w:color="000000" w:sz="4"/>
+              <w:bottom w:val="single" w:color="000000" w:sz="4"/>
+              <w:right w:val="single" w:color="000000" w:sz="4"/>
+            </w:tcBorders>
+            <w:tcMar>
+              <w:top w:type="dxa" w:w="30"/>
+              <w:left w:type="dxa" w:w="70"/>
+              <w:bottom w:type="dxa" w:w="30"/>
+              <w:right w:type="dxa" w:w="70"/>
+            </w:tcMar>
+            <w:vAlign w:val="center"/>
+          </w:tcPr>
+          <w:p>
+            <w:pPr>
+              <w:keepNext w:val="false"/>
+              <w:spacing w:after="0" w:before="0" w:line="240" w:lineRule="auto"/>
+              <w:jc w:val="left"/>
+            </w:pPr>
+            <w:r>
+              <w:rPr>
+                <w:rFonts w:ascii="Times New Roman" w:cs="Times New Roman" w:eastAsia="Times New Roman" w:hAnsi="Times New Roman"/>
+                <w:b w:val="false"/>
+                <w:bCs w:val="false"/>
+                <w:i w:val="false"/>
+                <w:iCs w:val="false"/>
+                <w:sz w:val="22"/>
+                <w:szCs w:val="22"/>
+              </w:rPr>
+              <w:t xml:space="preserve">D2</w:t>
+            </w:r>
+          </w:p>
+        </w:tc>
+        <w:tc>
+          <w:tcPr>
+            <w:tcW w:type="dxa" w:w="3110"/>
+            <w:tcBorders>
+              <w:top w:val="single" w:color="000000" w:sz="4"/>
+              <w:left w:val="single" w:color="000000" w:sz="4"/>
+              <w:bottom w:val="single" w:color="000000" w:sz="4"/>
+              <w:right w:val="single" w:color="000000" w:sz="4"/>
+            </w:tcBorders>
+            <w:tcMar>
+              <w:top w:type="dxa" w:w="30"/>
+              <w:left w:type="dxa" w:w="70"/>
+              <w:bottom w:type="dxa" w:w="30"/>
+              <w:right w:type="dxa" w:w="70"/>
+            </w:tcMar>
+            <w:vAlign w:val="center"/>
+          </w:tcPr>
+          <w:p>
+            <w:pPr>
+              <w:keepNext w:val="false"/>
+              <w:spacing w:after="0" w:before="0" w:line="240" w:lineRule="auto"/>
+              <w:jc w:val="left"/>
+            </w:pPr>
+            <w:r>
+              <w:rPr>
+                <w:rFonts w:ascii="Times New Roman" w:cs="Times New Roman" w:eastAsia="Times New Roman" w:hAnsi="Times New Roman"/>
+                <w:b w:val="false"/>
+                <w:bCs w:val="false"/>
+                <w:i w:val="false"/>
+                <w:iCs w:val="false"/>
+                <w:sz w:val="22"/>
+                <w:szCs w:val="22"/>
+              </w:rPr>
+              <w:t xml:space="preserve">Xác định và ghi </w:t>
+            </w:r>
             <w:r>
               <w:rPr>
                 <w:rFonts w:ascii="Times New Roman" w:cs="Times New Roman" w:eastAsia="Times New Roman" w:hAnsi="Times New Roman"/>
@@ -7520,207 +7609,96 @@
                 <w:bCs/>
                 <w:i w:val="false"/>
                 <w:iCs w:val="false"/>
-                <w:sz w:val="20"/>
-                <w:szCs w:val="20"/>
-              </w:rPr>
-              <w:t xml:space="preserve">Lộ video</w:t>
-            </w:r>
-            <w:r>
-              <w:rPr>
-                <w:rFonts w:ascii="Times New Roman" w:cs="Times New Roman" w:eastAsia="Times New Roman" w:hAnsi="Times New Roman"/>
-                <w:b w:val="false"/>
-                <w:bCs w:val="false"/>
-                <w:i w:val="false"/>
-                <w:iCs w:val="false"/>
-                <w:sz w:val="20"/>
-                <w:szCs w:val="20"/>
-              </w:rPr>
-              <w:t xml:space="preserve"> (liên kết chia sẻ không hết hạn, kho lưu trữ đặt công khai, video bị đăng lên mạng)</w:t>
-            </w:r>
-          </w:p>
-        </w:tc>
-        <w:tc>
-          <w:tcPr>
-            <w:tcW w:type="dxa" w:w="1530"/>
-            <w:tcBorders>
-              <w:top w:val="single" w:color="000000" w:sz="4"/>
-              <w:left w:val="single" w:color="000000" w:sz="4"/>
-              <w:bottom w:val="single" w:color="000000" w:sz="4"/>
-              <w:right w:val="single" w:color="000000" w:sz="4"/>
-            </w:tcBorders>
-            <w:tcMar>
-              <w:top w:type="dxa" w:w="30"/>
-              <w:left w:type="dxa" w:w="70"/>
-              <w:bottom w:type="dxa" w:w="30"/>
-              <w:right w:type="dxa" w:w="70"/>
-            </w:tcMar>
-            <w:vAlign w:val="center"/>
-          </w:tcPr>
-          <w:p>
-            <w:pPr>
-              <w:keepNext/>
-              <w:spacing w:after="0" w:before="0" w:line="240" w:lineRule="auto"/>
-              <w:jc w:val="left"/>
-            </w:pPr>
-            <w:r>
-              <w:rPr>
-                <w:rFonts w:ascii="Times New Roman" w:cs="Times New Roman" w:eastAsia="Times New Roman" w:hAnsi="Times New Roman"/>
-                <w:b w:val="false"/>
-                <w:bCs w:val="false"/>
-                <w:i w:val="false"/>
-                <w:iCs w:val="false"/>
-                <w:sz w:val="20"/>
-                <w:szCs w:val="20"/>
-              </w:rPr>
-              <w:t xml:space="preserve">Truy cập từ địa chỉ lạ; khách hàng hoặc người dân phản ánh</w:t>
-            </w:r>
-          </w:p>
-        </w:tc>
-        <w:tc>
-          <w:tcPr>
-            <w:tcW w:type="dxa" w:w="1640"/>
-            <w:tcBorders>
-              <w:top w:val="single" w:color="000000" w:sz="4"/>
-              <w:left w:val="single" w:color="000000" w:sz="4"/>
-              <w:bottom w:val="single" w:color="000000" w:sz="4"/>
-              <w:right w:val="single" w:color="000000" w:sz="4"/>
-            </w:tcBorders>
-            <w:tcMar>
-              <w:top w:type="dxa" w:w="30"/>
-              <w:left w:type="dxa" w:w="70"/>
-              <w:bottom w:type="dxa" w:w="30"/>
-              <w:right w:type="dxa" w:w="70"/>
-            </w:tcMar>
-            <w:vAlign w:val="center"/>
-          </w:tcPr>
-          <w:p>
-            <w:pPr>
-              <w:keepNext/>
-              <w:spacing w:after="0" w:before="0" w:line="240" w:lineRule="auto"/>
-              <w:jc w:val="left"/>
-            </w:pPr>
-            <w:r>
-              <w:rPr>
-                <w:rFonts w:ascii="Times New Roman" w:cs="Times New Roman" w:eastAsia="Times New Roman" w:hAnsi="Times New Roman"/>
-                <w:b w:val="false"/>
-                <w:bCs w:val="false"/>
-                <w:i w:val="false"/>
-                <w:iCs w:val="false"/>
-                <w:sz w:val="20"/>
-                <w:szCs w:val="20"/>
-              </w:rPr>
-              <w:t xml:space="preserve">Thu hồi liên kết; đóng quyền công khai; yêu cầu gỡ nội dung</w:t>
-            </w:r>
-          </w:p>
-        </w:tc>
-        <w:tc>
-          <w:tcPr>
-            <w:tcW w:type="dxa" w:w="1420"/>
-            <w:tcBorders>
-              <w:top w:val="single" w:color="000000" w:sz="4"/>
-              <w:left w:val="single" w:color="000000" w:sz="4"/>
-              <w:bottom w:val="single" w:color="000000" w:sz="4"/>
-              <w:right w:val="single" w:color="000000" w:sz="4"/>
-            </w:tcBorders>
-            <w:tcMar>
-              <w:top w:type="dxa" w:w="30"/>
-              <w:left w:type="dxa" w:w="70"/>
-              <w:bottom w:type="dxa" w:w="30"/>
-              <w:right w:type="dxa" w:w="70"/>
-            </w:tcMar>
-            <w:vAlign w:val="center"/>
-          </w:tcPr>
-          <w:p>
-            <w:pPr>
-              <w:keepNext/>
-              <w:spacing w:after="0" w:before="0" w:line="240" w:lineRule="auto"/>
-              <w:jc w:val="left"/>
-            </w:pPr>
-            <w:r>
-              <w:rPr>
-                <w:rFonts w:ascii="Times New Roman" w:cs="Times New Roman" w:eastAsia="Times New Roman" w:hAnsi="Times New Roman"/>
-                <w:b w:val="false"/>
-                <w:bCs w:val="false"/>
-                <w:i w:val="false"/>
-                <w:iCs w:val="false"/>
-                <w:sz w:val="20"/>
-                <w:szCs w:val="20"/>
-              </w:rPr>
-              <w:t xml:space="preserve">Bên xử lý</w:t>
-            </w:r>
-          </w:p>
-        </w:tc>
-        <w:tc>
-          <w:tcPr>
-            <w:tcW w:type="dxa" w:w="1153"/>
-            <w:tcBorders>
-              <w:top w:val="single" w:color="000000" w:sz="4"/>
-              <w:left w:val="single" w:color="000000" w:sz="4"/>
-              <w:bottom w:val="single" w:color="000000" w:sz="4"/>
-              <w:right w:val="single" w:color="000000" w:sz="4"/>
-            </w:tcBorders>
-            <w:tcMar>
-              <w:top w:type="dxa" w:w="30"/>
-              <w:left w:type="dxa" w:w="70"/>
-              <w:bottom w:type="dxa" w:w="30"/>
-              <w:right w:type="dxa" w:w="70"/>
-            </w:tcMar>
-            <w:vAlign w:val="center"/>
-          </w:tcPr>
-          <w:p>
-            <w:pPr>
-              <w:keepNext/>
-              <w:spacing w:after="0" w:before="0" w:line="240" w:lineRule="auto"/>
-              <w:jc w:val="left"/>
-            </w:pPr>
-            <w:r>
-              <w:rPr>
-                <w:rFonts w:ascii="Times New Roman" w:cs="Times New Roman" w:eastAsia="Times New Roman" w:hAnsi="Times New Roman"/>
-                <w:b w:val="false"/>
-                <w:bCs w:val="false"/>
-                <w:i w:val="false"/>
-                <w:iCs w:val="false"/>
-                <w:sz w:val="20"/>
-                <w:szCs w:val="20"/>
-              </w:rPr>
-              <w:t xml:space="preserve">A</w:t>
-            </w:r>
-          </w:p>
-        </w:tc>
-        <w:tc>
-          <w:tcPr>
-            <w:tcW w:type="dxa" w:w="1642"/>
-            <w:tcBorders>
-              <w:top w:val="single" w:color="000000" w:sz="4"/>
-              <w:left w:val="single" w:color="000000" w:sz="4"/>
-              <w:bottom w:val="single" w:color="000000" w:sz="4"/>
-              <w:right w:val="single" w:color="000000" w:sz="4"/>
-            </w:tcBorders>
-            <w:tcMar>
-              <w:top w:type="dxa" w:w="30"/>
-              <w:left w:type="dxa" w:w="70"/>
-              <w:bottom w:type="dxa" w:w="30"/>
-              <w:right w:type="dxa" w:w="70"/>
-            </w:tcMar>
-            <w:vAlign w:val="center"/>
-          </w:tcPr>
-          <w:p>
-            <w:pPr>
-              <w:keepNext/>
-              <w:spacing w:after="0" w:before="0" w:line="240" w:lineRule="auto"/>
-              <w:jc w:val="left"/>
-            </w:pPr>
-            <w:r>
-              <w:rPr>
-                <w:rFonts w:ascii="Times New Roman" w:cs="Times New Roman" w:eastAsia="Times New Roman" w:hAnsi="Times New Roman"/>
-                <w:b w:val="false"/>
-                <w:bCs w:val="false"/>
-                <w:i w:val="false"/>
-                <w:iCs w:val="false"/>
-                <w:sz w:val="20"/>
-                <w:szCs w:val="20"/>
-              </w:rPr>
-              <w:t xml:space="preserve">Video có khuôn mặt nhưng chưa trích xuất đặc trưng là dữ liệu cơ bản (vùng xám V1); nếu có kết quả nhận diện kèm theo thì xem như sinh trắc học</w:t>
+                <w:sz w:val="22"/>
+                <w:szCs w:val="22"/>
+              </w:rPr>
+              <w:t xml:space="preserve">T1</w:t>
+            </w:r>
+            <w:r>
+              <w:rPr>
+                <w:rFonts w:ascii="Times New Roman" w:cs="Times New Roman" w:eastAsia="Times New Roman" w:hAnsi="Times New Roman"/>
+                <w:b w:val="false"/>
+                <w:bCs w:val="false"/>
+                <w:i w:val="false"/>
+                <w:iCs w:val="false"/>
+                <w:sz w:val="22"/>
+                <w:szCs w:val="22"/>
+              </w:rPr>
+              <w:t xml:space="preserve"> — thời điểm xác nhận sự cố; không chờ điều tra toàn diện nguyên nhân kỹ thuật</w:t>
+            </w:r>
+          </w:p>
+        </w:tc>
+        <w:tc>
+          <w:tcPr>
+            <w:tcW w:type="dxa" w:w="1852"/>
+            <w:tcBorders>
+              <w:top w:val="single" w:color="000000" w:sz="4"/>
+              <w:left w:val="single" w:color="000000" w:sz="4"/>
+              <w:bottom w:val="single" w:color="000000" w:sz="4"/>
+              <w:right w:val="single" w:color="000000" w:sz="4"/>
+            </w:tcBorders>
+            <w:tcMar>
+              <w:top w:type="dxa" w:w="30"/>
+              <w:left w:type="dxa" w:w="70"/>
+              <w:bottom w:type="dxa" w:w="30"/>
+              <w:right w:type="dxa" w:w="70"/>
+            </w:tcMar>
+            <w:vAlign w:val="center"/>
+          </w:tcPr>
+          <w:p>
+            <w:pPr>
+              <w:keepNext w:val="false"/>
+              <w:spacing w:after="0" w:before="0" w:line="240" w:lineRule="auto"/>
+              <w:jc w:val="left"/>
+            </w:pPr>
+            <w:r>
+              <w:rPr>
+                <w:rFonts w:ascii="Times New Roman" w:cs="Times New Roman" w:eastAsia="Times New Roman" w:hAnsi="Times New Roman"/>
+                <w:b w:val="false"/>
+                <w:bCs w:val="false"/>
+                <w:i w:val="false"/>
+                <w:iCs w:val="false"/>
+                <w:sz w:val="22"/>
+                <w:szCs w:val="22"/>
+              </w:rPr>
+              <w:t xml:space="preserve">Cùng D1</w:t>
+            </w:r>
+          </w:p>
+        </w:tc>
+        <w:tc>
+          <w:tcPr>
+            <w:tcW w:type="dxa" w:w="3233"/>
+            <w:tcBorders>
+              <w:top w:val="single" w:color="000000" w:sz="4"/>
+              <w:left w:val="single" w:color="000000" w:sz="4"/>
+              <w:bottom w:val="single" w:color="000000" w:sz="4"/>
+              <w:right w:val="single" w:color="000000" w:sz="4"/>
+            </w:tcBorders>
+            <w:tcMar>
+              <w:top w:type="dxa" w:w="30"/>
+              <w:left w:type="dxa" w:w="70"/>
+              <w:bottom w:type="dxa" w:w="30"/>
+              <w:right w:type="dxa" w:w="70"/>
+            </w:tcMar>
+            <w:vAlign w:val="center"/>
+          </w:tcPr>
+          <w:p>
+            <w:pPr>
+              <w:keepNext w:val="false"/>
+              <w:spacing w:after="0" w:before="0" w:line="240" w:lineRule="auto"/>
+              <w:jc w:val="left"/>
+            </w:pPr>
+            <w:r>
+              <w:rPr>
+                <w:rFonts w:ascii="Times New Roman" w:cs="Times New Roman" w:eastAsia="Times New Roman" w:hAnsi="Times New Roman"/>
+                <w:b w:val="false"/>
+                <w:bCs w:val="false"/>
+                <w:i w:val="false"/>
+                <w:iCs w:val="false"/>
+                <w:sz w:val="22"/>
+                <w:szCs w:val="22"/>
+              </w:rPr>
+              <w:t xml:space="preserve">Điểm c khoản 3 Điều 19 Nghị định số 142/2026/NĐ-CP; biên bản</w:t>
             </w:r>
           </w:p>
         </w:tc>
@@ -7732,27 +7710,76 @@
         </w:trPr>
         <w:tc>
           <w:tcPr>
-            <w:tcW w:type="dxa" w:w="1640"/>
-            <w:tcBorders>
-              <w:top w:val="single" w:color="000000" w:sz="4"/>
-              <w:left w:val="single" w:color="000000" w:sz="4"/>
-              <w:bottom w:val="single" w:color="000000" w:sz="4"/>
-              <w:right w:val="single" w:color="000000" w:sz="4"/>
-            </w:tcBorders>
-            <w:tcMar>
-              <w:top w:type="dxa" w:w="30"/>
-              <w:left w:type="dxa" w:w="70"/>
-              <w:bottom w:type="dxa" w:w="30"/>
-              <w:right w:type="dxa" w:w="70"/>
-            </w:tcMar>
-            <w:vAlign w:val="center"/>
-          </w:tcPr>
-          <w:p>
-            <w:pPr>
-              <w:keepNext/>
-              <w:spacing w:after="0" w:before="0" w:line="240" w:lineRule="auto"/>
-              <w:jc w:val="left"/>
-            </w:pPr>
+            <w:tcW w:type="dxa" w:w="830"/>
+            <w:tcBorders>
+              <w:top w:val="single" w:color="000000" w:sz="4"/>
+              <w:left w:val="single" w:color="000000" w:sz="4"/>
+              <w:bottom w:val="single" w:color="000000" w:sz="4"/>
+              <w:right w:val="single" w:color="000000" w:sz="4"/>
+            </w:tcBorders>
+            <w:tcMar>
+              <w:top w:type="dxa" w:w="30"/>
+              <w:left w:type="dxa" w:w="70"/>
+              <w:bottom w:type="dxa" w:w="30"/>
+              <w:right w:type="dxa" w:w="70"/>
+            </w:tcMar>
+            <w:vAlign w:val="center"/>
+          </w:tcPr>
+          <w:p>
+            <w:pPr>
+              <w:keepNext w:val="false"/>
+              <w:spacing w:after="0" w:before="0" w:line="240" w:lineRule="auto"/>
+              <w:jc w:val="left"/>
+            </w:pPr>
+            <w:r>
+              <w:rPr>
+                <w:rFonts w:ascii="Times New Roman" w:cs="Times New Roman" w:eastAsia="Times New Roman" w:hAnsi="Times New Roman"/>
+                <w:b w:val="false"/>
+                <w:bCs w:val="false"/>
+                <w:i w:val="false"/>
+                <w:iCs w:val="false"/>
+                <w:sz w:val="22"/>
+                <w:szCs w:val="22"/>
+              </w:rPr>
+              <w:t xml:space="preserve">D3</w:t>
+            </w:r>
+          </w:p>
+        </w:tc>
+        <w:tc>
+          <w:tcPr>
+            <w:tcW w:type="dxa" w:w="3110"/>
+            <w:tcBorders>
+              <w:top w:val="single" w:color="000000" w:sz="4"/>
+              <w:left w:val="single" w:color="000000" w:sz="4"/>
+              <w:bottom w:val="single" w:color="000000" w:sz="4"/>
+              <w:right w:val="single" w:color="000000" w:sz="4"/>
+            </w:tcBorders>
+            <w:tcMar>
+              <w:top w:type="dxa" w:w="30"/>
+              <w:left w:type="dxa" w:w="70"/>
+              <w:bottom w:type="dxa" w:w="30"/>
+              <w:right w:type="dxa" w:w="70"/>
+            </w:tcMar>
+            <w:vAlign w:val="center"/>
+          </w:tcPr>
+          <w:p>
+            <w:pPr>
+              <w:keepNext w:val="false"/>
+              <w:spacing w:after="0" w:before="0" w:line="240" w:lineRule="auto"/>
+              <w:jc w:val="left"/>
+            </w:pPr>
+            <w:r>
+              <w:rPr>
+                <w:rFonts w:ascii="Times New Roman" w:cs="Times New Roman" w:eastAsia="Times New Roman" w:hAnsi="Times New Roman"/>
+                <w:b w:val="false"/>
+                <w:bCs w:val="false"/>
+                <w:i w:val="false"/>
+                <w:iCs w:val="false"/>
+                <w:sz w:val="22"/>
+                <w:szCs w:val="22"/>
+              </w:rPr>
+              <w:t xml:space="preserve">Khẩn trương áp dụng biện pháp kỹ thuật để khắc phục, </w:t>
+            </w:r>
             <w:r>
               <w:rPr>
                 <w:rFonts w:ascii="Times New Roman" w:cs="Times New Roman" w:eastAsia="Times New Roman" w:hAnsi="Times New Roman"/>
@@ -7760,207 +7787,96 @@
                 <w:bCs/>
                 <w:i w:val="false"/>
                 <w:iCs w:val="false"/>
-                <w:sz w:val="20"/>
-                <w:szCs w:val="20"/>
-              </w:rPr>
-              <w:t xml:space="preserve">Truy cập trái phép VMS</w:t>
-            </w:r>
-            <w:r>
-              <w:rPr>
-                <w:rFonts w:ascii="Times New Roman" w:cs="Times New Roman" w:eastAsia="Times New Roman" w:hAnsi="Times New Roman"/>
-                <w:b w:val="false"/>
-                <w:bCs w:val="false"/>
-                <w:i w:val="false"/>
-                <w:iCs w:val="false"/>
-                <w:sz w:val="20"/>
-                <w:szCs w:val="20"/>
-              </w:rPr>
-              <w:t xml:space="preserve"> (tài khoản quản trị của khách bị lộ mật khẩu, dò mật khẩu, lỗ hổng giao diện web)</w:t>
-            </w:r>
-          </w:p>
-        </w:tc>
-        <w:tc>
-          <w:tcPr>
-            <w:tcW w:type="dxa" w:w="1530"/>
-            <w:tcBorders>
-              <w:top w:val="single" w:color="000000" w:sz="4"/>
-              <w:left w:val="single" w:color="000000" w:sz="4"/>
-              <w:bottom w:val="single" w:color="000000" w:sz="4"/>
-              <w:right w:val="single" w:color="000000" w:sz="4"/>
-            </w:tcBorders>
-            <w:tcMar>
-              <w:top w:type="dxa" w:w="30"/>
-              <w:left w:type="dxa" w:w="70"/>
-              <w:bottom w:type="dxa" w:w="30"/>
-              <w:right w:type="dxa" w:w="70"/>
-            </w:tcMar>
-            <w:vAlign w:val="center"/>
-          </w:tcPr>
-          <w:p>
-            <w:pPr>
-              <w:keepNext/>
-              <w:spacing w:after="0" w:before="0" w:line="240" w:lineRule="auto"/>
-              <w:jc w:val="left"/>
-            </w:pPr>
-            <w:r>
-              <w:rPr>
-                <w:rFonts w:ascii="Times New Roman" w:cs="Times New Roman" w:eastAsia="Times New Roman" w:hAnsi="Times New Roman"/>
-                <w:b w:val="false"/>
-                <w:bCs w:val="false"/>
-                <w:i w:val="false"/>
-                <w:iCs w:val="false"/>
-                <w:sz w:val="20"/>
-                <w:szCs w:val="20"/>
-              </w:rPr>
-              <w:t xml:space="preserve">Đăng nhập bất thường; xuất video hàng loạt; thay đổi cấu hình lưu</w:t>
-            </w:r>
-          </w:p>
-        </w:tc>
-        <w:tc>
-          <w:tcPr>
-            <w:tcW w:type="dxa" w:w="1640"/>
-            <w:tcBorders>
-              <w:top w:val="single" w:color="000000" w:sz="4"/>
-              <w:left w:val="single" w:color="000000" w:sz="4"/>
-              <w:bottom w:val="single" w:color="000000" w:sz="4"/>
-              <w:right w:val="single" w:color="000000" w:sz="4"/>
-            </w:tcBorders>
-            <w:tcMar>
-              <w:top w:type="dxa" w:w="30"/>
-              <w:left w:type="dxa" w:w="70"/>
-              <w:bottom w:type="dxa" w:w="30"/>
-              <w:right w:type="dxa" w:w="70"/>
-            </w:tcMar>
-            <w:vAlign w:val="center"/>
-          </w:tcPr>
-          <w:p>
-            <w:pPr>
-              <w:keepNext/>
-              <w:spacing w:after="0" w:before="0" w:line="240" w:lineRule="auto"/>
-              <w:jc w:val="left"/>
-            </w:pPr>
-            <w:r>
-              <w:rPr>
-                <w:rFonts w:ascii="Times New Roman" w:cs="Times New Roman" w:eastAsia="Times New Roman" w:hAnsi="Times New Roman"/>
-                <w:b w:val="false"/>
-                <w:bCs w:val="false"/>
-                <w:i w:val="false"/>
-                <w:iCs w:val="false"/>
-                <w:sz w:val="20"/>
-                <w:szCs w:val="20"/>
-              </w:rPr>
-              <w:t xml:space="preserve">Khóa tài khoản; bắt buộc xác thực đa yếu tố; chặn địa chỉ nguồn; vá lỗ hổng</w:t>
-            </w:r>
-          </w:p>
-        </w:tc>
-        <w:tc>
-          <w:tcPr>
-            <w:tcW w:type="dxa" w:w="1420"/>
-            <w:tcBorders>
-              <w:top w:val="single" w:color="000000" w:sz="4"/>
-              <w:left w:val="single" w:color="000000" w:sz="4"/>
-              <w:bottom w:val="single" w:color="000000" w:sz="4"/>
-              <w:right w:val="single" w:color="000000" w:sz="4"/>
-            </w:tcBorders>
-            <w:tcMar>
-              <w:top w:type="dxa" w:w="30"/>
-              <w:left w:type="dxa" w:w="70"/>
-              <w:bottom w:type="dxa" w:w="30"/>
-              <w:right w:type="dxa" w:w="70"/>
-            </w:tcMar>
-            <w:vAlign w:val="center"/>
-          </w:tcPr>
-          <w:p>
-            <w:pPr>
-              <w:keepNext/>
-              <w:spacing w:after="0" w:before="0" w:line="240" w:lineRule="auto"/>
-              <w:jc w:val="left"/>
-            </w:pPr>
-            <w:r>
-              <w:rPr>
-                <w:rFonts w:ascii="Times New Roman" w:cs="Times New Roman" w:eastAsia="Times New Roman" w:hAnsi="Times New Roman"/>
-                <w:b w:val="false"/>
-                <w:bCs w:val="false"/>
-                <w:i w:val="false"/>
-                <w:iCs w:val="false"/>
-                <w:sz w:val="20"/>
-                <w:szCs w:val="20"/>
-              </w:rPr>
-              <w:t xml:space="preserve">Bên xử lý (dữ liệu); bên kiểm soát (tài khoản)</w:t>
-            </w:r>
-          </w:p>
-        </w:tc>
-        <w:tc>
-          <w:tcPr>
-            <w:tcW w:type="dxa" w:w="1153"/>
-            <w:tcBorders>
-              <w:top w:val="single" w:color="000000" w:sz="4"/>
-              <w:left w:val="single" w:color="000000" w:sz="4"/>
-              <w:bottom w:val="single" w:color="000000" w:sz="4"/>
-              <w:right w:val="single" w:color="000000" w:sz="4"/>
-            </w:tcBorders>
-            <w:tcMar>
-              <w:top w:type="dxa" w:w="30"/>
-              <w:left w:type="dxa" w:w="70"/>
-              <w:bottom w:type="dxa" w:w="30"/>
-              <w:right w:type="dxa" w:w="70"/>
-            </w:tcMar>
-            <w:vAlign w:val="center"/>
-          </w:tcPr>
-          <w:p>
-            <w:pPr>
-              <w:keepNext/>
-              <w:spacing w:after="0" w:before="0" w:line="240" w:lineRule="auto"/>
-              <w:jc w:val="left"/>
-            </w:pPr>
-            <w:r>
-              <w:rPr>
-                <w:rFonts w:ascii="Times New Roman" w:cs="Times New Roman" w:eastAsia="Times New Roman" w:hAnsi="Times New Roman"/>
-                <w:b w:val="false"/>
-                <w:bCs w:val="false"/>
-                <w:i w:val="false"/>
-                <w:iCs w:val="false"/>
-                <w:sz w:val="20"/>
-                <w:szCs w:val="20"/>
-              </w:rPr>
-              <w:t xml:space="preserve">A + B</w:t>
-            </w:r>
-          </w:p>
-        </w:tc>
-        <w:tc>
-          <w:tcPr>
-            <w:tcW w:type="dxa" w:w="1642"/>
-            <w:tcBorders>
-              <w:top w:val="single" w:color="000000" w:sz="4"/>
-              <w:left w:val="single" w:color="000000" w:sz="4"/>
-              <w:bottom w:val="single" w:color="000000" w:sz="4"/>
-              <w:right w:val="single" w:color="000000" w:sz="4"/>
-            </w:tcBorders>
-            <w:tcMar>
-              <w:top w:type="dxa" w:w="30"/>
-              <w:left w:type="dxa" w:w="70"/>
-              <w:bottom w:type="dxa" w:w="30"/>
-              <w:right w:type="dxa" w:w="70"/>
-            </w:tcMar>
-            <w:vAlign w:val="center"/>
-          </w:tcPr>
-          <w:p>
-            <w:pPr>
-              <w:keepNext/>
-              <w:spacing w:after="0" w:before="0" w:line="240" w:lineRule="auto"/>
-              <w:jc w:val="left"/>
-            </w:pPr>
-            <w:r>
-              <w:rPr>
-                <w:rFonts w:ascii="Times New Roman" w:cs="Times New Roman" w:eastAsia="Times New Roman" w:hAnsi="Times New Roman"/>
-                <w:b w:val="false"/>
-                <w:bCs w:val="false"/>
-                <w:i w:val="false"/>
-                <w:iCs w:val="false"/>
-                <w:sz w:val="20"/>
-                <w:szCs w:val="20"/>
-              </w:rPr>
-              <w:t xml:space="preserve">Nếu do khách hàng tự để lộ mật khẩu: vẫn báo khách hàng; ghi nguyên nhân để phân định trách nhiệm</w:t>
+                <w:sz w:val="22"/>
+                <w:szCs w:val="22"/>
+              </w:rPr>
+              <w:t xml:space="preserve">tạm dừng hoặc thu hồi</w:t>
+            </w:r>
+            <w:r>
+              <w:rPr>
+                <w:rFonts w:ascii="Times New Roman" w:cs="Times New Roman" w:eastAsia="Times New Roman" w:hAnsi="Times New Roman"/>
+                <w:b w:val="false"/>
+                <w:bCs w:val="false"/>
+                <w:i w:val="false"/>
+                <w:iCs w:val="false"/>
+                <w:sz w:val="22"/>
+                <w:szCs w:val="22"/>
+              </w:rPr>
+              <w:t xml:space="preserve"> hệ thống: quay lại phiên bản mô hình, ngưỡng trước đó; bật chế độ "xác minh trước khi thực thi"; chuyển sang phương thức thay thế</w:t>
+            </w:r>
+          </w:p>
+        </w:tc>
+        <w:tc>
+          <w:tcPr>
+            <w:tcW w:type="dxa" w:w="1852"/>
+            <w:tcBorders>
+              <w:top w:val="single" w:color="000000" w:sz="4"/>
+              <w:left w:val="single" w:color="000000" w:sz="4"/>
+              <w:bottom w:val="single" w:color="000000" w:sz="4"/>
+              <w:right w:val="single" w:color="000000" w:sz="4"/>
+            </w:tcBorders>
+            <w:tcMar>
+              <w:top w:type="dxa" w:w="30"/>
+              <w:left w:type="dxa" w:w="70"/>
+              <w:bottom w:type="dxa" w:w="30"/>
+              <w:right w:type="dxa" w:w="70"/>
+            </w:tcMar>
+            <w:vAlign w:val="center"/>
+          </w:tcPr>
+          <w:p>
+            <w:pPr>
+              <w:keepNext w:val="false"/>
+              <w:spacing w:after="0" w:before="0" w:line="240" w:lineRule="auto"/>
+              <w:jc w:val="left"/>
+            </w:pPr>
+            <w:r>
+              <w:rPr>
+                <w:rFonts w:ascii="Times New Roman" w:cs="Times New Roman" w:eastAsia="Times New Roman" w:hAnsi="Times New Roman"/>
+                <w:b w:val="false"/>
+                <w:bCs w:val="false"/>
+                <w:i w:val="false"/>
+                <w:iCs w:val="false"/>
+                <w:sz w:val="22"/>
+                <w:szCs w:val="22"/>
+              </w:rPr>
+              <w:t xml:space="preserve">Ngay</w:t>
+            </w:r>
+          </w:p>
+        </w:tc>
+        <w:tc>
+          <w:tcPr>
+            <w:tcW w:type="dxa" w:w="3233"/>
+            <w:tcBorders>
+              <w:top w:val="single" w:color="000000" w:sz="4"/>
+              <w:left w:val="single" w:color="000000" w:sz="4"/>
+              <w:bottom w:val="single" w:color="000000" w:sz="4"/>
+              <w:right w:val="single" w:color="000000" w:sz="4"/>
+            </w:tcBorders>
+            <w:tcMar>
+              <w:top w:type="dxa" w:w="30"/>
+              <w:left w:type="dxa" w:w="70"/>
+              <w:bottom w:type="dxa" w:w="30"/>
+              <w:right w:type="dxa" w:w="70"/>
+            </w:tcMar>
+            <w:vAlign w:val="center"/>
+          </w:tcPr>
+          <w:p>
+            <w:pPr>
+              <w:keepNext w:val="false"/>
+              <w:spacing w:after="0" w:before="0" w:line="240" w:lineRule="auto"/>
+              <w:jc w:val="left"/>
+            </w:pPr>
+            <w:r>
+              <w:rPr>
+                <w:rFonts w:ascii="Times New Roman" w:cs="Times New Roman" w:eastAsia="Times New Roman" w:hAnsi="Times New Roman"/>
+                <w:b w:val="false"/>
+                <w:bCs w:val="false"/>
+                <w:i w:val="false"/>
+                <w:iCs w:val="false"/>
+                <w:sz w:val="22"/>
+                <w:szCs w:val="22"/>
+              </w:rPr>
+              <w:t xml:space="preserve">Điểm a khoản 2 Điều 12 Luật Trí tuệ nhân tạo số 134/2025/QH15; điểm b khoản 2 Điều 19 Nghị định số 142/2026/NĐ-CP</w:t>
             </w:r>
           </w:p>
         </w:tc>
@@ -7972,235 +7888,174 @@
         </w:trPr>
         <w:tc>
           <w:tcPr>
-            <w:tcW w:type="dxa" w:w="1640"/>
-            <w:tcBorders>
-              <w:top w:val="single" w:color="000000" w:sz="4"/>
-              <w:left w:val="single" w:color="000000" w:sz="4"/>
-              <w:bottom w:val="single" w:color="000000" w:sz="4"/>
-              <w:right w:val="single" w:color="000000" w:sz="4"/>
-            </w:tcBorders>
-            <w:tcMar>
-              <w:top w:type="dxa" w:w="30"/>
-              <w:left w:type="dxa" w:w="70"/>
-              <w:bottom w:type="dxa" w:w="30"/>
-              <w:right w:type="dxa" w:w="70"/>
-            </w:tcMar>
-            <w:vAlign w:val="center"/>
-          </w:tcPr>
-          <w:p>
-            <w:pPr>
-              <w:keepNext/>
-              <w:spacing w:after="0" w:before="0" w:line="240" w:lineRule="auto"/>
-              <w:jc w:val="left"/>
-            </w:pPr>
-            <w:r>
-              <w:rPr>
-                <w:rFonts w:ascii="Times New Roman" w:cs="Times New Roman" w:eastAsia="Times New Roman" w:hAnsi="Times New Roman"/>
-                <w:b/>
-                <w:bCs/>
-                <w:i w:val="false"/>
-                <w:iCs w:val="false"/>
-                <w:sz w:val="20"/>
-                <w:szCs w:val="20"/>
-              </w:rPr>
-              <w:t xml:space="preserve">Firmware camera, thiết bị biên bị chiếm quyền</w:t>
-            </w:r>
-            <w:r>
-              <w:rPr>
-                <w:rFonts w:ascii="Times New Roman" w:cs="Times New Roman" w:eastAsia="Times New Roman" w:hAnsi="Times New Roman"/>
-                <w:b w:val="false"/>
-                <w:bCs w:val="false"/>
-                <w:i w:val="false"/>
-                <w:iCs w:val="false"/>
-                <w:sz w:val="20"/>
-                <w:szCs w:val="20"/>
-              </w:rPr>
-              <w:t xml:space="preserve"> (mã độc, botnet, cập nhật giả mạo)</w:t>
-            </w:r>
-          </w:p>
-        </w:tc>
-        <w:tc>
-          <w:tcPr>
-            <w:tcW w:type="dxa" w:w="1530"/>
-            <w:tcBorders>
-              <w:top w:val="single" w:color="000000" w:sz="4"/>
-              <w:left w:val="single" w:color="000000" w:sz="4"/>
-              <w:bottom w:val="single" w:color="000000" w:sz="4"/>
-              <w:right w:val="single" w:color="000000" w:sz="4"/>
-            </w:tcBorders>
-            <w:tcMar>
-              <w:top w:type="dxa" w:w="30"/>
-              <w:left w:type="dxa" w:w="70"/>
-              <w:bottom w:type="dxa" w:w="30"/>
-              <w:right w:type="dxa" w:w="70"/>
-            </w:tcMar>
-            <w:vAlign w:val="center"/>
-          </w:tcPr>
-          <w:p>
-            <w:pPr>
-              <w:keepNext/>
-              <w:spacing w:after="0" w:before="0" w:line="240" w:lineRule="auto"/>
-              <w:jc w:val="left"/>
-            </w:pPr>
-            <w:r>
-              <w:rPr>
-                <w:rFonts w:ascii="Times New Roman" w:cs="Times New Roman" w:eastAsia="Times New Roman" w:hAnsi="Times New Roman"/>
-                <w:b w:val="false"/>
-                <w:bCs w:val="false"/>
-                <w:i w:val="false"/>
-                <w:iCs w:val="false"/>
-                <w:sz w:val="20"/>
-                <w:szCs w:val="20"/>
-              </w:rPr>
-              <w:t xml:space="preserve">Lưu lượng bất thường từ camera; thiết bị kết nối máy chủ lạ; cảnh báo của hãng, cộng đồng</w:t>
-            </w:r>
-          </w:p>
-        </w:tc>
-        <w:tc>
-          <w:tcPr>
-            <w:tcW w:type="dxa" w:w="1640"/>
-            <w:tcBorders>
-              <w:top w:val="single" w:color="000000" w:sz="4"/>
-              <w:left w:val="single" w:color="000000" w:sz="4"/>
-              <w:bottom w:val="single" w:color="000000" w:sz="4"/>
-              <w:right w:val="single" w:color="000000" w:sz="4"/>
-            </w:tcBorders>
-            <w:tcMar>
-              <w:top w:type="dxa" w:w="30"/>
-              <w:left w:type="dxa" w:w="70"/>
-              <w:bottom w:type="dxa" w:w="30"/>
-              <w:right w:type="dxa" w:w="70"/>
-            </w:tcMar>
-            <w:vAlign w:val="center"/>
-          </w:tcPr>
-          <w:p>
-            <w:pPr>
-              <w:keepNext/>
-              <w:spacing w:after="0" w:before="0" w:line="240" w:lineRule="auto"/>
-              <w:jc w:val="left"/>
-            </w:pPr>
-            <w:r>
-              <w:rPr>
-                <w:rFonts w:ascii="Times New Roman" w:cs="Times New Roman" w:eastAsia="Times New Roman" w:hAnsi="Times New Roman"/>
-                <w:b w:val="false"/>
-                <w:bCs w:val="false"/>
-                <w:i w:val="false"/>
-                <w:iCs w:val="false"/>
-                <w:sz w:val="20"/>
-                <w:szCs w:val="20"/>
-              </w:rPr>
-              <w:t xml:space="preserve">Cách ly thiết bị; chặn kết nối ra ngoài; phát hành bản vá ký số; cảnh báo cho mọi khách hàng dùng dòng thiết bị</w:t>
-            </w:r>
-          </w:p>
-        </w:tc>
-        <w:tc>
-          <w:tcPr>
-            <w:tcW w:type="dxa" w:w="1420"/>
-            <w:tcBorders>
-              <w:top w:val="single" w:color="000000" w:sz="4"/>
-              <w:left w:val="single" w:color="000000" w:sz="4"/>
-              <w:bottom w:val="single" w:color="000000" w:sz="4"/>
-              <w:right w:val="single" w:color="000000" w:sz="4"/>
-            </w:tcBorders>
-            <w:tcMar>
-              <w:top w:type="dxa" w:w="30"/>
-              <w:left w:type="dxa" w:w="70"/>
-              <w:bottom w:type="dxa" w:w="30"/>
-              <w:right w:type="dxa" w:w="70"/>
-            </w:tcMar>
-            <w:vAlign w:val="center"/>
-          </w:tcPr>
-          <w:p>
-            <w:pPr>
-              <w:keepNext/>
-              <w:spacing w:after="0" w:before="0" w:line="240" w:lineRule="auto"/>
-              <w:jc w:val="left"/>
-            </w:pPr>
-            <w:r>
-              <w:rPr>
-                <w:rFonts w:ascii="Times New Roman" w:cs="Times New Roman" w:eastAsia="Times New Roman" w:hAnsi="Times New Roman"/>
-                <w:b w:val="false"/>
-                <w:bCs w:val="false"/>
-                <w:i w:val="false"/>
-                <w:iCs w:val="false"/>
-                <w:sz w:val="20"/>
-                <w:szCs w:val="20"/>
-              </w:rPr>
-              <w:t xml:space="preserve">M1: không xử lý dữ liệu. M2–M4: bên xử lý</w:t>
-            </w:r>
-          </w:p>
-        </w:tc>
-        <w:tc>
-          <w:tcPr>
-            <w:tcW w:type="dxa" w:w="1153"/>
-            <w:tcBorders>
-              <w:top w:val="single" w:color="000000" w:sz="4"/>
-              <w:left w:val="single" w:color="000000" w:sz="4"/>
-              <w:bottom w:val="single" w:color="000000" w:sz="4"/>
-              <w:right w:val="single" w:color="000000" w:sz="4"/>
-            </w:tcBorders>
-            <w:tcMar>
-              <w:top w:type="dxa" w:w="30"/>
-              <w:left w:type="dxa" w:w="70"/>
-              <w:bottom w:type="dxa" w:w="30"/>
-              <w:right w:type="dxa" w:w="70"/>
-            </w:tcMar>
-            <w:vAlign w:val="center"/>
-          </w:tcPr>
-          <w:p>
-            <w:pPr>
-              <w:keepNext/>
-              <w:spacing w:after="0" w:before="0" w:line="240" w:lineRule="auto"/>
-              <w:jc w:val="left"/>
-            </w:pPr>
-            <w:r>
-              <w:rPr>
-                <w:rFonts w:ascii="Times New Roman" w:cs="Times New Roman" w:eastAsia="Times New Roman" w:hAnsi="Times New Roman"/>
-                <w:b w:val="false"/>
-                <w:bCs w:val="false"/>
-                <w:i w:val="false"/>
-                <w:iCs w:val="false"/>
-                <w:sz w:val="20"/>
-                <w:szCs w:val="20"/>
-              </w:rPr>
-              <w:t xml:space="preserve">A (M2–M4)</w:t>
-            </w:r>
-          </w:p>
-        </w:tc>
-        <w:tc>
-          <w:tcPr>
-            <w:tcW w:type="dxa" w:w="1642"/>
-            <w:tcBorders>
-              <w:top w:val="single" w:color="000000" w:sz="4"/>
-              <w:left w:val="single" w:color="000000" w:sz="4"/>
-              <w:bottom w:val="single" w:color="000000" w:sz="4"/>
-              <w:right w:val="single" w:color="000000" w:sz="4"/>
-            </w:tcBorders>
-            <w:tcMar>
-              <w:top w:type="dxa" w:w="30"/>
-              <w:left w:type="dxa" w:w="70"/>
-              <w:bottom w:type="dxa" w:w="30"/>
-              <w:right w:type="dxa" w:w="70"/>
-            </w:tcMar>
-            <w:vAlign w:val="center"/>
-          </w:tcPr>
-          <w:p>
-            <w:pPr>
-              <w:keepNext/>
-              <w:spacing w:after="0" w:before="0" w:line="240" w:lineRule="auto"/>
-              <w:jc w:val="left"/>
-            </w:pPr>
-            <w:r>
-              <w:rPr>
-                <w:rFonts w:ascii="Times New Roman" w:cs="Times New Roman" w:eastAsia="Times New Roman" w:hAnsi="Times New Roman"/>
-                <w:b w:val="false"/>
-                <w:bCs w:val="false"/>
-                <w:i w:val="false"/>
-                <w:iCs w:val="false"/>
-                <w:sz w:val="20"/>
-                <w:szCs w:val="20"/>
-              </w:rPr>
-              <w:t xml:space="preserve">Đánh giá có luồng video, ảnh khuôn mặt bị gửi ra ngoài không. Nếu gửi ra máy chủ ở nước ngoài: ghi rõ trong thông báo</w:t>
+            <w:tcW w:type="dxa" w:w="830"/>
+            <w:tcBorders>
+              <w:top w:val="single" w:color="000000" w:sz="4"/>
+              <w:left w:val="single" w:color="000000" w:sz="4"/>
+              <w:bottom w:val="single" w:color="000000" w:sz="4"/>
+              <w:right w:val="single" w:color="000000" w:sz="4"/>
+            </w:tcBorders>
+            <w:tcMar>
+              <w:top w:type="dxa" w:w="30"/>
+              <w:left w:type="dxa" w:w="70"/>
+              <w:bottom w:type="dxa" w:w="30"/>
+              <w:right w:type="dxa" w:w="70"/>
+            </w:tcMar>
+            <w:vAlign w:val="center"/>
+          </w:tcPr>
+          <w:p>
+            <w:pPr>
+              <w:keepNext w:val="false"/>
+              <w:spacing w:after="0" w:before="0" w:line="240" w:lineRule="auto"/>
+              <w:jc w:val="left"/>
+            </w:pPr>
+            <w:r>
+              <w:rPr>
+                <w:rFonts w:ascii="Times New Roman" w:cs="Times New Roman" w:eastAsia="Times New Roman" w:hAnsi="Times New Roman"/>
+                <w:b w:val="false"/>
+                <w:bCs w:val="false"/>
+                <w:i w:val="false"/>
+                <w:iCs w:val="false"/>
+                <w:sz w:val="22"/>
+                <w:szCs w:val="22"/>
+              </w:rPr>
+              <w:t xml:space="preserve">D4</w:t>
+            </w:r>
+          </w:p>
+        </w:tc>
+        <w:tc>
+          <w:tcPr>
+            <w:tcW w:type="dxa" w:w="3110"/>
+            <w:tcBorders>
+              <w:top w:val="single" w:color="000000" w:sz="4"/>
+              <w:left w:val="single" w:color="000000" w:sz="4"/>
+              <w:bottom w:val="single" w:color="000000" w:sz="4"/>
+              <w:right w:val="single" w:color="000000" w:sz="4"/>
+            </w:tcBorders>
+            <w:tcMar>
+              <w:top w:type="dxa" w:w="30"/>
+              <w:left w:type="dxa" w:w="70"/>
+              <w:bottom w:type="dxa" w:w="30"/>
+              <w:right w:type="dxa" w:w="70"/>
+            </w:tcMar>
+            <w:vAlign w:val="center"/>
+          </w:tcPr>
+          <w:p>
+            <w:pPr>
+              <w:keepNext w:val="false"/>
+              <w:spacing w:after="0" w:before="0" w:line="240" w:lineRule="auto"/>
+              <w:jc w:val="left"/>
+            </w:pPr>
+            <w:r>
+              <w:rPr>
+                <w:rFonts w:ascii="Times New Roman" w:cs="Times New Roman" w:eastAsia="Times New Roman" w:hAnsi="Times New Roman"/>
+                <w:b w:val="false"/>
+                <w:bCs w:val="false"/>
+                <w:i w:val="false"/>
+                <w:iCs w:val="false"/>
+                <w:sz w:val="22"/>
+                <w:szCs w:val="22"/>
+              </w:rPr>
+              <w:t xml:space="preserve">Thông báo cho từng khách hàng (bên triển khai) bị ảnh hưởng; thống nhất bên nộp báo cáo và thông tin cần cung cấp. Khách hàng không liên lạc được </w:t>
+            </w:r>
+            <w:r>
+              <w:rPr>
+                <w:rFonts w:ascii="Times New Roman" w:cs="Times New Roman" w:eastAsia="Times New Roman" w:hAnsi="Times New Roman"/>
+                <w:b w:val="false"/>
+                <w:bCs w:val="false"/>
+                <w:i w:val="false"/>
+                <w:iCs w:val="false"/>
+                <w:sz w:val="22"/>
+                <w:szCs w:val="22"/>
+                <w:highlight w:val="yellow"/>
+              </w:rPr>
+              <w:t xml:space="preserve">TURBO</w:t>
+            </w:r>
+            <w:r>
+              <w:rPr>
+                <w:rFonts w:ascii="Times New Roman" w:cs="Times New Roman" w:eastAsia="Times New Roman" w:hAnsi="Times New Roman"/>
+                <w:b w:val="false"/>
+                <w:bCs w:val="false"/>
+                <w:i w:val="false"/>
+                <w:iCs w:val="false"/>
+                <w:sz w:val="22"/>
+                <w:szCs w:val="22"/>
+              </w:rPr>
+              <w:t xml:space="preserve"> thì khách hàng tự báo cáo</w:t>
+            </w:r>
+          </w:p>
+        </w:tc>
+        <w:tc>
+          <w:tcPr>
+            <w:tcW w:type="dxa" w:w="1852"/>
+            <w:tcBorders>
+              <w:top w:val="single" w:color="000000" w:sz="4"/>
+              <w:left w:val="single" w:color="000000" w:sz="4"/>
+              <w:bottom w:val="single" w:color="000000" w:sz="4"/>
+              <w:right w:val="single" w:color="000000" w:sz="4"/>
+            </w:tcBorders>
+            <w:tcMar>
+              <w:top w:type="dxa" w:w="30"/>
+              <w:left w:type="dxa" w:w="70"/>
+              <w:bottom w:type="dxa" w:w="30"/>
+              <w:right w:type="dxa" w:w="70"/>
+            </w:tcMar>
+            <w:vAlign w:val="center"/>
+          </w:tcPr>
+          <w:p>
+            <w:pPr>
+              <w:keepNext w:val="false"/>
+              <w:spacing w:after="0" w:before="0" w:line="240" w:lineRule="auto"/>
+              <w:jc w:val="left"/>
+            </w:pPr>
+            <w:r>
+              <w:rPr>
+                <w:rFonts w:ascii="Times New Roman" w:cs="Times New Roman" w:eastAsia="Times New Roman" w:hAnsi="Times New Roman"/>
+                <w:b w:val="false"/>
+                <w:bCs w:val="false"/>
+                <w:i w:val="false"/>
+                <w:iCs w:val="false"/>
+                <w:sz w:val="22"/>
+                <w:szCs w:val="22"/>
+              </w:rPr>
+              <w:t xml:space="preserve">Cùng lúc với nhánh A, nếu có</w:t>
+            </w:r>
+          </w:p>
+        </w:tc>
+        <w:tc>
+          <w:tcPr>
+            <w:tcW w:type="dxa" w:w="3233"/>
+            <w:tcBorders>
+              <w:top w:val="single" w:color="000000" w:sz="4"/>
+              <w:left w:val="single" w:color="000000" w:sz="4"/>
+              <w:bottom w:val="single" w:color="000000" w:sz="4"/>
+              <w:right w:val="single" w:color="000000" w:sz="4"/>
+            </w:tcBorders>
+            <w:tcMar>
+              <w:top w:type="dxa" w:w="30"/>
+              <w:left w:type="dxa" w:w="70"/>
+              <w:bottom w:type="dxa" w:w="30"/>
+              <w:right w:type="dxa" w:w="70"/>
+            </w:tcMar>
+            <w:vAlign w:val="center"/>
+          </w:tcPr>
+          <w:p>
+            <w:pPr>
+              <w:keepNext w:val="false"/>
+              <w:spacing w:after="0" w:before="0" w:line="240" w:lineRule="auto"/>
+              <w:jc w:val="left"/>
+            </w:pPr>
+            <w:r>
+              <w:rPr>
+                <w:rFonts w:ascii="Times New Roman" w:cs="Times New Roman" w:eastAsia="Times New Roman" w:hAnsi="Times New Roman"/>
+                <w:b w:val="false"/>
+                <w:bCs w:val="false"/>
+                <w:i w:val="false"/>
+                <w:iCs w:val="false"/>
+                <w:sz w:val="22"/>
+                <w:szCs w:val="22"/>
+              </w:rPr>
+              <w:t xml:space="preserve">Khoản 3 Điều 19 Nghị định số 142/2026/NĐ-CP; BM-DLCN-01</w:t>
             </w:r>
           </w:p>
         </w:tc>
@@ -8212,24 +8067,61 @@
         </w:trPr>
         <w:tc>
           <w:tcPr>
-            <w:tcW w:type="dxa" w:w="1640"/>
-            <w:tcBorders>
-              <w:top w:val="single" w:color="000000" w:sz="4"/>
-              <w:left w:val="single" w:color="000000" w:sz="4"/>
-              <w:bottom w:val="single" w:color="000000" w:sz="4"/>
-              <w:right w:val="single" w:color="000000" w:sz="4"/>
-            </w:tcBorders>
-            <w:tcMar>
-              <w:top w:type="dxa" w:w="30"/>
-              <w:left w:type="dxa" w:w="70"/>
-              <w:bottom w:type="dxa" w:w="30"/>
-              <w:right w:type="dxa" w:w="70"/>
-            </w:tcMar>
-            <w:vAlign w:val="center"/>
-          </w:tcPr>
-          <w:p>
-            <w:pPr>
-              <w:keepNext/>
+            <w:tcW w:type="dxa" w:w="830"/>
+            <w:tcBorders>
+              <w:top w:val="single" w:color="000000" w:sz="4"/>
+              <w:left w:val="single" w:color="000000" w:sz="4"/>
+              <w:bottom w:val="single" w:color="000000" w:sz="4"/>
+              <w:right w:val="single" w:color="000000" w:sz="4"/>
+            </w:tcBorders>
+            <w:tcMar>
+              <w:top w:type="dxa" w:w="30"/>
+              <w:left w:type="dxa" w:w="70"/>
+              <w:bottom w:type="dxa" w:w="30"/>
+              <w:right w:type="dxa" w:w="70"/>
+            </w:tcMar>
+            <w:vAlign w:val="center"/>
+          </w:tcPr>
+          <w:p>
+            <w:pPr>
+              <w:keepNext w:val="false"/>
+              <w:spacing w:after="0" w:before="0" w:line="240" w:lineRule="auto"/>
+              <w:jc w:val="left"/>
+            </w:pPr>
+            <w:r>
+              <w:rPr>
+                <w:rFonts w:ascii="Times New Roman" w:cs="Times New Roman" w:eastAsia="Times New Roman" w:hAnsi="Times New Roman"/>
+                <w:b w:val="false"/>
+                <w:bCs w:val="false"/>
+                <w:i w:val="false"/>
+                <w:iCs w:val="false"/>
+                <w:sz w:val="22"/>
+                <w:szCs w:val="22"/>
+              </w:rPr>
+              <w:t xml:space="preserve">D5</w:t>
+            </w:r>
+          </w:p>
+        </w:tc>
+        <w:tc>
+          <w:tcPr>
+            <w:tcW w:type="dxa" w:w="3110"/>
+            <w:tcBorders>
+              <w:top w:val="single" w:color="000000" w:sz="4"/>
+              <w:left w:val="single" w:color="000000" w:sz="4"/>
+              <w:bottom w:val="single" w:color="000000" w:sz="4"/>
+              <w:right w:val="single" w:color="000000" w:sz="4"/>
+            </w:tcBorders>
+            <w:tcMar>
+              <w:top w:type="dxa" w:w="30"/>
+              <w:left w:type="dxa" w:w="70"/>
+              <w:bottom w:type="dxa" w:w="30"/>
+              <w:right w:type="dxa" w:w="70"/>
+            </w:tcMar>
+            <w:vAlign w:val="center"/>
+          </w:tcPr>
+          <w:p>
+            <w:pPr>
+              <w:keepNext w:val="false"/>
               <w:spacing w:after="0" w:before="0" w:line="240" w:lineRule="auto"/>
               <w:jc w:val="left"/>
             </w:pPr>
@@ -8240,207 +8132,132 @@
                 <w:bCs/>
                 <w:i w:val="false"/>
                 <w:iCs w:val="false"/>
-                <w:sz w:val="20"/>
-                <w:szCs w:val="20"/>
-              </w:rPr>
-              <w:t xml:space="preserve">Kỹ thuật viên, đại lý sao chép dữ liệu</w:t>
-            </w:r>
-            <w:r>
-              <w:rPr>
-                <w:rFonts w:ascii="Times New Roman" w:cs="Times New Roman" w:eastAsia="Times New Roman" w:hAnsi="Times New Roman"/>
-                <w:b w:val="false"/>
-                <w:bCs w:val="false"/>
-                <w:i w:val="false"/>
-                <w:iCs w:val="false"/>
-                <w:sz w:val="20"/>
-                <w:szCs w:val="20"/>
-              </w:rPr>
-              <w:t xml:space="preserve"> (khi lắp đặt, đăng ký khuôn mặt hộ, hỗ trợ từ xa)</w:t>
-            </w:r>
-          </w:p>
-        </w:tc>
-        <w:tc>
-          <w:tcPr>
-            <w:tcW w:type="dxa" w:w="1530"/>
-            <w:tcBorders>
-              <w:top w:val="single" w:color="000000" w:sz="4"/>
-              <w:left w:val="single" w:color="000000" w:sz="4"/>
-              <w:bottom w:val="single" w:color="000000" w:sz="4"/>
-              <w:right w:val="single" w:color="000000" w:sz="4"/>
-            </w:tcBorders>
-            <w:tcMar>
-              <w:top w:type="dxa" w:w="30"/>
-              <w:left w:type="dxa" w:w="70"/>
-              <w:bottom w:type="dxa" w:w="30"/>
-              <w:right w:type="dxa" w:w="70"/>
-            </w:tcMar>
-            <w:vAlign w:val="center"/>
-          </w:tcPr>
-          <w:p>
-            <w:pPr>
-              <w:keepNext/>
-              <w:spacing w:after="0" w:before="0" w:line="240" w:lineRule="auto"/>
-              <w:jc w:val="left"/>
-            </w:pPr>
-            <w:r>
-              <w:rPr>
-                <w:rFonts w:ascii="Times New Roman" w:cs="Times New Roman" w:eastAsia="Times New Roman" w:hAnsi="Times New Roman"/>
-                <w:b w:val="false"/>
-                <w:bCs w:val="false"/>
-                <w:i w:val="false"/>
-                <w:iCs w:val="false"/>
-                <w:sz w:val="20"/>
-                <w:szCs w:val="20"/>
-              </w:rPr>
-              <w:t xml:space="preserve">Nhật ký phiên hỗ trợ; báo cáo của khách hàng; thiết bị lưu trữ cá nhân</w:t>
-            </w:r>
-          </w:p>
-        </w:tc>
-        <w:tc>
-          <w:tcPr>
-            <w:tcW w:type="dxa" w:w="1640"/>
-            <w:tcBorders>
-              <w:top w:val="single" w:color="000000" w:sz="4"/>
-              <w:left w:val="single" w:color="000000" w:sz="4"/>
-              <w:bottom w:val="single" w:color="000000" w:sz="4"/>
-              <w:right w:val="single" w:color="000000" w:sz="4"/>
-            </w:tcBorders>
-            <w:tcMar>
-              <w:top w:type="dxa" w:w="30"/>
-              <w:left w:type="dxa" w:w="70"/>
-              <w:bottom w:type="dxa" w:w="30"/>
-              <w:right w:type="dxa" w:w="70"/>
-            </w:tcMar>
-            <w:vAlign w:val="center"/>
-          </w:tcPr>
-          <w:p>
-            <w:pPr>
-              <w:keepNext/>
-              <w:spacing w:after="0" w:before="0" w:line="240" w:lineRule="auto"/>
-              <w:jc w:val="left"/>
-            </w:pPr>
-            <w:r>
-              <w:rPr>
-                <w:rFonts w:ascii="Times New Roman" w:cs="Times New Roman" w:eastAsia="Times New Roman" w:hAnsi="Times New Roman"/>
-                <w:b w:val="false"/>
-                <w:bCs w:val="false"/>
-                <w:i w:val="false"/>
-                <w:iCs w:val="false"/>
-                <w:sz w:val="20"/>
-                <w:szCs w:val="20"/>
-              </w:rPr>
-              <w:t xml:space="preserve">Thu hồi quyền; thu giữ thiết bị theo quy định nội bộ và hợp đồng; yêu cầu xóa, ký xác nhận</w:t>
-            </w:r>
-          </w:p>
-        </w:tc>
-        <w:tc>
-          <w:tcPr>
-            <w:tcW w:type="dxa" w:w="1420"/>
-            <w:tcBorders>
-              <w:top w:val="single" w:color="000000" w:sz="4"/>
-              <w:left w:val="single" w:color="000000" w:sz="4"/>
-              <w:bottom w:val="single" w:color="000000" w:sz="4"/>
-              <w:right w:val="single" w:color="000000" w:sz="4"/>
-            </w:tcBorders>
-            <w:tcMar>
-              <w:top w:type="dxa" w:w="30"/>
-              <w:left w:type="dxa" w:w="70"/>
-              <w:bottom w:type="dxa" w:w="30"/>
-              <w:right w:type="dxa" w:w="70"/>
-            </w:tcMar>
-            <w:vAlign w:val="center"/>
-          </w:tcPr>
-          <w:p>
-            <w:pPr>
-              <w:keepNext/>
-              <w:spacing w:after="0" w:before="0" w:line="240" w:lineRule="auto"/>
-              <w:jc w:val="left"/>
-            </w:pPr>
-            <w:r>
-              <w:rPr>
-                <w:rFonts w:ascii="Times New Roman" w:cs="Times New Roman" w:eastAsia="Times New Roman" w:hAnsi="Times New Roman"/>
-                <w:b w:val="false"/>
-                <w:bCs w:val="false"/>
-                <w:i w:val="false"/>
-                <w:iCs w:val="false"/>
-                <w:sz w:val="20"/>
-                <w:szCs w:val="20"/>
-              </w:rPr>
-              <w:t xml:space="preserve">Bên xử lý (M2)</w:t>
-            </w:r>
-          </w:p>
-        </w:tc>
-        <w:tc>
-          <w:tcPr>
-            <w:tcW w:type="dxa" w:w="1153"/>
-            <w:tcBorders>
-              <w:top w:val="single" w:color="000000" w:sz="4"/>
-              <w:left w:val="single" w:color="000000" w:sz="4"/>
-              <w:bottom w:val="single" w:color="000000" w:sz="4"/>
-              <w:right w:val="single" w:color="000000" w:sz="4"/>
-            </w:tcBorders>
-            <w:tcMar>
-              <w:top w:type="dxa" w:w="30"/>
-              <w:left w:type="dxa" w:w="70"/>
-              <w:bottom w:type="dxa" w:w="30"/>
-              <w:right w:type="dxa" w:w="70"/>
-            </w:tcMar>
-            <w:vAlign w:val="center"/>
-          </w:tcPr>
-          <w:p>
-            <w:pPr>
-              <w:keepNext/>
-              <w:spacing w:after="0" w:before="0" w:line="240" w:lineRule="auto"/>
-              <w:jc w:val="left"/>
-            </w:pPr>
-            <w:r>
-              <w:rPr>
-                <w:rFonts w:ascii="Times New Roman" w:cs="Times New Roman" w:eastAsia="Times New Roman" w:hAnsi="Times New Roman"/>
-                <w:b w:val="false"/>
-                <w:bCs w:val="false"/>
-                <w:i w:val="false"/>
-                <w:iCs w:val="false"/>
-                <w:sz w:val="20"/>
-                <w:szCs w:val="20"/>
-              </w:rPr>
-              <w:t xml:space="preserve">A</w:t>
-            </w:r>
-          </w:p>
-        </w:tc>
-        <w:tc>
-          <w:tcPr>
-            <w:tcW w:type="dxa" w:w="1642"/>
-            <w:tcBorders>
-              <w:top w:val="single" w:color="000000" w:sz="4"/>
-              <w:left w:val="single" w:color="000000" w:sz="4"/>
-              <w:bottom w:val="single" w:color="000000" w:sz="4"/>
-              <w:right w:val="single" w:color="000000" w:sz="4"/>
-            </w:tcBorders>
-            <w:tcMar>
-              <w:top w:type="dxa" w:w="30"/>
-              <w:left w:type="dxa" w:w="70"/>
-              <w:bottom w:type="dxa" w:w="30"/>
-              <w:right w:type="dxa" w:w="70"/>
-            </w:tcMar>
-            <w:vAlign w:val="center"/>
-          </w:tcPr>
-          <w:p>
-            <w:pPr>
-              <w:keepNext/>
-              <w:spacing w:after="0" w:before="0" w:line="240" w:lineRule="auto"/>
-              <w:jc w:val="left"/>
-            </w:pPr>
-            <w:r>
-              <w:rPr>
-                <w:rFonts w:ascii="Times New Roman" w:cs="Times New Roman" w:eastAsia="Times New Roman" w:hAnsi="Times New Roman"/>
-                <w:b w:val="false"/>
-                <w:bCs w:val="false"/>
-                <w:i w:val="false"/>
-                <w:iCs w:val="false"/>
-                <w:sz w:val="20"/>
-                <w:szCs w:val="20"/>
-              </w:rPr>
-              <w:t xml:space="preserve">Lập biên bản với người vi phạm; xử lý theo cam kết bảo mật (C4) và hợp đồng đại lý (C5); cân nhắc trình báo cơ quan có thẩm quyền</w:t>
+                <w:sz w:val="22"/>
+                <w:szCs w:val="22"/>
+              </w:rPr>
+              <w:t xml:space="preserve">Báo cáo sơ bộ theo Mẫu AI01a</w:t>
+            </w:r>
+            <w:r>
+              <w:rPr>
+                <w:rFonts w:ascii="Times New Roman" w:cs="Times New Roman" w:eastAsia="Times New Roman" w:hAnsi="Times New Roman"/>
+                <w:b w:val="false"/>
+                <w:bCs w:val="false"/>
+                <w:i w:val="false"/>
+                <w:iCs w:val="false"/>
+                <w:sz w:val="22"/>
+                <w:szCs w:val="22"/>
+              </w:rPr>
+              <w:t xml:space="preserve"> qua Cổng thông tin điện tử một cửa về trí tuệ nhân tạo. Việc nộp báo cáo sơ bộ đúng hạn không bị coi là thừa nhận lỗi kỹ thuật hoặc trách nhiệm pháp lý</w:t>
+            </w:r>
+          </w:p>
+        </w:tc>
+        <w:tc>
+          <w:tcPr>
+            <w:tcW w:type="dxa" w:w="1852"/>
+            <w:tcBorders>
+              <w:top w:val="single" w:color="000000" w:sz="4"/>
+              <w:left w:val="single" w:color="000000" w:sz="4"/>
+              <w:bottom w:val="single" w:color="000000" w:sz="4"/>
+              <w:right w:val="single" w:color="000000" w:sz="4"/>
+            </w:tcBorders>
+            <w:tcMar>
+              <w:top w:type="dxa" w:w="30"/>
+              <w:left w:type="dxa" w:w="70"/>
+              <w:bottom w:type="dxa" w:w="30"/>
+              <w:right w:type="dxa" w:w="70"/>
+            </w:tcMar>
+            <w:vAlign w:val="center"/>
+          </w:tcPr>
+          <w:p>
+            <w:pPr>
+              <w:keepNext w:val="false"/>
+              <w:spacing w:after="0" w:before="0" w:line="240" w:lineRule="auto"/>
+              <w:jc w:val="left"/>
+            </w:pPr>
+            <w:r>
+              <w:rPr>
+                <w:rFonts w:ascii="Times New Roman" w:cs="Times New Roman" w:eastAsia="Times New Roman" w:hAnsi="Times New Roman"/>
+                <w:b w:val="false"/>
+                <w:bCs w:val="false"/>
+                <w:i w:val="false"/>
+                <w:iCs w:val="false"/>
+                <w:sz w:val="22"/>
+                <w:szCs w:val="22"/>
+              </w:rPr>
+              <w:t xml:space="preserve">Loại khẩn cấp: </w:t>
+            </w:r>
+            <w:r>
+              <w:rPr>
+                <w:rFonts w:ascii="Times New Roman" w:cs="Times New Roman" w:eastAsia="Times New Roman" w:hAnsi="Times New Roman"/>
+                <w:b/>
+                <w:bCs/>
+                <w:i w:val="false"/>
+                <w:iCs w:val="false"/>
+                <w:sz w:val="22"/>
+                <w:szCs w:val="22"/>
+              </w:rPr>
+              <w:t xml:space="preserve">≤ T1 + 72 giờ</w:t>
+            </w:r>
+            <w:r>
+              <w:rPr>
+                <w:rFonts w:ascii="Times New Roman" w:cs="Times New Roman" w:eastAsia="Times New Roman" w:hAnsi="Times New Roman"/>
+                <w:b w:val="false"/>
+                <w:bCs w:val="false"/>
+                <w:i w:val="false"/>
+                <w:iCs w:val="false"/>
+                <w:sz w:val="22"/>
+                <w:szCs w:val="22"/>
+              </w:rPr>
+              <w:t xml:space="preserve">; loại còn lại: </w:t>
+            </w:r>
+            <w:r>
+              <w:rPr>
+                <w:rFonts w:ascii="Times New Roman" w:cs="Times New Roman" w:eastAsia="Times New Roman" w:hAnsi="Times New Roman"/>
+                <w:b/>
+                <w:bCs/>
+                <w:i w:val="false"/>
+                <w:iCs w:val="false"/>
+                <w:sz w:val="22"/>
+                <w:szCs w:val="22"/>
+              </w:rPr>
+              <w:t xml:space="preserve">≤ T1 + 05 ngày làm việc</w:t>
+            </w:r>
+          </w:p>
+        </w:tc>
+        <w:tc>
+          <w:tcPr>
+            <w:tcW w:type="dxa" w:w="3233"/>
+            <w:tcBorders>
+              <w:top w:val="single" w:color="000000" w:sz="4"/>
+              <w:left w:val="single" w:color="000000" w:sz="4"/>
+              <w:bottom w:val="single" w:color="000000" w:sz="4"/>
+              <w:right w:val="single" w:color="000000" w:sz="4"/>
+            </w:tcBorders>
+            <w:tcMar>
+              <w:top w:type="dxa" w:w="30"/>
+              <w:left w:type="dxa" w:w="70"/>
+              <w:bottom w:type="dxa" w:w="30"/>
+              <w:right w:type="dxa" w:w="70"/>
+            </w:tcMar>
+            <w:vAlign w:val="center"/>
+          </w:tcPr>
+          <w:p>
+            <w:pPr>
+              <w:keepNext w:val="false"/>
+              <w:spacing w:after="0" w:before="0" w:line="240" w:lineRule="auto"/>
+              <w:jc w:val="left"/>
+            </w:pPr>
+            <w:r>
+              <w:rPr>
+                <w:rFonts w:ascii="Times New Roman" w:cs="Times New Roman" w:eastAsia="Times New Roman" w:hAnsi="Times New Roman"/>
+                <w:b w:val="false"/>
+                <w:bCs w:val="false"/>
+                <w:i w:val="false"/>
+                <w:iCs w:val="false"/>
+                <w:sz w:val="22"/>
+                <w:szCs w:val="22"/>
+              </w:rPr>
+              <w:t xml:space="preserve">Khoản 3 Điều 19 Nghị định số 142/2026/NĐ-CP; BM-AI-01</w:t>
             </w:r>
           </w:p>
         </w:tc>
@@ -8452,235 +8269,149 @@
         </w:trPr>
         <w:tc>
           <w:tcPr>
-            <w:tcW w:type="dxa" w:w="1640"/>
-            <w:tcBorders>
-              <w:top w:val="single" w:color="000000" w:sz="4"/>
-              <w:left w:val="single" w:color="000000" w:sz="4"/>
-              <w:bottom w:val="single" w:color="000000" w:sz="4"/>
-              <w:right w:val="single" w:color="000000" w:sz="4"/>
-            </w:tcBorders>
-            <w:tcMar>
-              <w:top w:type="dxa" w:w="30"/>
-              <w:left w:type="dxa" w:w="70"/>
-              <w:bottom w:type="dxa" w:w="30"/>
-              <w:right w:type="dxa" w:w="70"/>
-            </w:tcMar>
-            <w:vAlign w:val="center"/>
-          </w:tcPr>
-          <w:p>
-            <w:pPr>
-              <w:keepNext/>
-              <w:spacing w:after="0" w:before="0" w:line="240" w:lineRule="auto"/>
-              <w:jc w:val="left"/>
-            </w:pPr>
-            <w:r>
-              <w:rPr>
-                <w:rFonts w:ascii="Times New Roman" w:cs="Times New Roman" w:eastAsia="Times New Roman" w:hAnsi="Times New Roman"/>
-                <w:b/>
-                <w:bCs/>
-                <w:i w:val="false"/>
-                <w:iCs w:val="false"/>
-                <w:sz w:val="20"/>
-                <w:szCs w:val="20"/>
-              </w:rPr>
-              <w:t xml:space="preserve">Nhận diện nhầm hàng loạt</w:t>
-            </w:r>
-            <w:r>
-              <w:rPr>
-                <w:rFonts w:ascii="Times New Roman" w:cs="Times New Roman" w:eastAsia="Times New Roman" w:hAnsi="Times New Roman"/>
-                <w:b w:val="false"/>
-                <w:bCs w:val="false"/>
-                <w:i w:val="false"/>
-                <w:iCs w:val="false"/>
-                <w:sz w:val="20"/>
-                <w:szCs w:val="20"/>
-              </w:rPr>
-              <w:t xml:space="preserve"> (cập nhật mô hình, đổi ngưỡng, lỗi đồng bộ danh sách)</w:t>
-            </w:r>
-          </w:p>
-        </w:tc>
-        <w:tc>
-          <w:tcPr>
-            <w:tcW w:type="dxa" w:w="1530"/>
-            <w:tcBorders>
-              <w:top w:val="single" w:color="000000" w:sz="4"/>
-              <w:left w:val="single" w:color="000000" w:sz="4"/>
-              <w:bottom w:val="single" w:color="000000" w:sz="4"/>
-              <w:right w:val="single" w:color="000000" w:sz="4"/>
-            </w:tcBorders>
-            <w:tcMar>
-              <w:top w:type="dxa" w:w="30"/>
-              <w:left w:type="dxa" w:w="70"/>
-              <w:bottom w:type="dxa" w:w="30"/>
-              <w:right w:type="dxa" w:w="70"/>
-            </w:tcMar>
-            <w:vAlign w:val="center"/>
-          </w:tcPr>
-          <w:p>
-            <w:pPr>
-              <w:keepNext/>
-              <w:spacing w:after="0" w:before="0" w:line="240" w:lineRule="auto"/>
-              <w:jc w:val="left"/>
-            </w:pPr>
-            <w:r>
-              <w:rPr>
-                <w:rFonts w:ascii="Times New Roman" w:cs="Times New Roman" w:eastAsia="Times New Roman" w:hAnsi="Times New Roman"/>
-                <w:b w:val="false"/>
-                <w:bCs w:val="false"/>
-                <w:i w:val="false"/>
-                <w:iCs w:val="false"/>
-                <w:sz w:val="20"/>
-                <w:szCs w:val="20"/>
-              </w:rPr>
-              <w:t xml:space="preserve">Số lượt từ chối, nhận nhầm tăng đột biến; khiếu nại hàng loạt</w:t>
-            </w:r>
-          </w:p>
-        </w:tc>
-        <w:tc>
-          <w:tcPr>
-            <w:tcW w:type="dxa" w:w="1640"/>
-            <w:tcBorders>
-              <w:top w:val="single" w:color="000000" w:sz="4"/>
-              <w:left w:val="single" w:color="000000" w:sz="4"/>
-              <w:bottom w:val="single" w:color="000000" w:sz="4"/>
-              <w:right w:val="single" w:color="000000" w:sz="4"/>
-            </w:tcBorders>
-            <w:tcMar>
-              <w:top w:type="dxa" w:w="30"/>
-              <w:left w:type="dxa" w:w="70"/>
-              <w:bottom w:type="dxa" w:w="30"/>
-              <w:right w:type="dxa" w:w="70"/>
-            </w:tcMar>
-            <w:vAlign w:val="center"/>
-          </w:tcPr>
-          <w:p>
-            <w:pPr>
-              <w:keepNext/>
-              <w:spacing w:after="0" w:before="0" w:line="240" w:lineRule="auto"/>
-              <w:jc w:val="left"/>
-            </w:pPr>
-            <w:r>
-              <w:rPr>
-                <w:rFonts w:ascii="Times New Roman" w:cs="Times New Roman" w:eastAsia="Times New Roman" w:hAnsi="Times New Roman"/>
-                <w:b w:val="false"/>
-                <w:bCs w:val="false"/>
-                <w:i w:val="false"/>
-                <w:iCs w:val="false"/>
-                <w:sz w:val="20"/>
-                <w:szCs w:val="20"/>
-              </w:rPr>
-              <w:t xml:space="preserve">Quay lại phiên bản mô hình, ngưỡng trước đó; bật phương thức thay thế; gắn nhãn "cần xác minh" cho kết quả trong khoảng thời gian lỗi</w:t>
-            </w:r>
-          </w:p>
-        </w:tc>
-        <w:tc>
-          <w:tcPr>
-            <w:tcW w:type="dxa" w:w="1420"/>
-            <w:tcBorders>
-              <w:top w:val="single" w:color="000000" w:sz="4"/>
-              <w:left w:val="single" w:color="000000" w:sz="4"/>
-              <w:bottom w:val="single" w:color="000000" w:sz="4"/>
-              <w:right w:val="single" w:color="000000" w:sz="4"/>
-            </w:tcBorders>
-            <w:tcMar>
-              <w:top w:type="dxa" w:w="30"/>
-              <w:left w:type="dxa" w:w="70"/>
-              <w:bottom w:type="dxa" w:w="30"/>
-              <w:right w:type="dxa" w:w="70"/>
-            </w:tcMar>
-            <w:vAlign w:val="center"/>
-          </w:tcPr>
-          <w:p>
-            <w:pPr>
-              <w:keepNext/>
-              <w:spacing w:after="0" w:before="0" w:line="240" w:lineRule="auto"/>
-              <w:jc w:val="left"/>
-            </w:pPr>
-            <w:r>
-              <w:rPr>
-                <w:rFonts w:ascii="Times New Roman" w:cs="Times New Roman" w:eastAsia="Times New Roman" w:hAnsi="Times New Roman"/>
-                <w:b w:val="false"/>
-                <w:bCs w:val="false"/>
-                <w:i w:val="false"/>
-                <w:iCs w:val="false"/>
-                <w:sz w:val="20"/>
-                <w:szCs w:val="20"/>
-              </w:rPr>
-              <w:t xml:space="preserve">Bên xử lý</w:t>
-            </w:r>
-          </w:p>
-        </w:tc>
-        <w:tc>
-          <w:tcPr>
-            <w:tcW w:type="dxa" w:w="1153"/>
-            <w:tcBorders>
-              <w:top w:val="single" w:color="000000" w:sz="4"/>
-              <w:left w:val="single" w:color="000000" w:sz="4"/>
-              <w:bottom w:val="single" w:color="000000" w:sz="4"/>
-              <w:right w:val="single" w:color="000000" w:sz="4"/>
-            </w:tcBorders>
-            <w:tcMar>
-              <w:top w:type="dxa" w:w="30"/>
-              <w:left w:type="dxa" w:w="70"/>
-              <w:bottom w:type="dxa" w:w="30"/>
-              <w:right w:type="dxa" w:w="70"/>
-            </w:tcMar>
-            <w:vAlign w:val="center"/>
-          </w:tcPr>
-          <w:p>
-            <w:pPr>
-              <w:keepNext/>
-              <w:spacing w:after="0" w:before="0" w:line="240" w:lineRule="auto"/>
-              <w:jc w:val="left"/>
-            </w:pPr>
-            <w:r>
-              <w:rPr>
-                <w:rFonts w:ascii="Times New Roman" w:cs="Times New Roman" w:eastAsia="Times New Roman" w:hAnsi="Times New Roman"/>
-                <w:b w:val="false"/>
-                <w:bCs w:val="false"/>
-                <w:i w:val="false"/>
-                <w:iCs w:val="false"/>
-                <w:sz w:val="20"/>
-                <w:szCs w:val="20"/>
-              </w:rPr>
-              <w:t xml:space="preserve">A</w:t>
-            </w:r>
-          </w:p>
-        </w:tc>
-        <w:tc>
-          <w:tcPr>
-            <w:tcW w:type="dxa" w:w="1642"/>
-            <w:tcBorders>
-              <w:top w:val="single" w:color="000000" w:sz="4"/>
-              <w:left w:val="single" w:color="000000" w:sz="4"/>
-              <w:bottom w:val="single" w:color="000000" w:sz="4"/>
-              <w:right w:val="single" w:color="000000" w:sz="4"/>
-            </w:tcBorders>
-            <w:tcMar>
-              <w:top w:type="dxa" w:w="30"/>
-              <w:left w:type="dxa" w:w="70"/>
-              <w:bottom w:type="dxa" w:w="30"/>
-              <w:right w:type="dxa" w:w="70"/>
-            </w:tcMar>
-            <w:vAlign w:val="center"/>
-          </w:tcPr>
-          <w:p>
-            <w:pPr>
-              <w:keepNext/>
-              <w:spacing w:after="0" w:before="0" w:line="240" w:lineRule="auto"/>
-              <w:jc w:val="left"/>
-            </w:pPr>
-            <w:r>
-              <w:rPr>
-                <w:rFonts w:ascii="Times New Roman" w:cs="Times New Roman" w:eastAsia="Times New Roman" w:hAnsi="Times New Roman"/>
-                <w:b w:val="false"/>
-                <w:bCs w:val="false"/>
-                <w:i w:val="false"/>
-                <w:iCs w:val="false"/>
-                <w:sz w:val="20"/>
-                <w:szCs w:val="20"/>
-              </w:rPr>
-              <w:t xml:space="preserve">Có thể vi phạm nguyên tắc chính xác (khoản 3 Điều 3 Luật Bảo vệ dữ liệu cá nhân). Hỗ trợ khách hàng rà soát lại kết quả bất lợi (chấm công, từ chối ra vào) bằng con người</w:t>
+            <w:tcW w:type="dxa" w:w="830"/>
+            <w:tcBorders>
+              <w:top w:val="single" w:color="000000" w:sz="4"/>
+              <w:left w:val="single" w:color="000000" w:sz="4"/>
+              <w:bottom w:val="single" w:color="000000" w:sz="4"/>
+              <w:right w:val="single" w:color="000000" w:sz="4"/>
+            </w:tcBorders>
+            <w:tcMar>
+              <w:top w:type="dxa" w:w="30"/>
+              <w:left w:type="dxa" w:w="70"/>
+              <w:bottom w:type="dxa" w:w="30"/>
+              <w:right w:type="dxa" w:w="70"/>
+            </w:tcMar>
+            <w:vAlign w:val="center"/>
+          </w:tcPr>
+          <w:p>
+            <w:pPr>
+              <w:keepNext w:val="false"/>
+              <w:spacing w:after="0" w:before="0" w:line="240" w:lineRule="auto"/>
+              <w:jc w:val="left"/>
+            </w:pPr>
+            <w:r>
+              <w:rPr>
+                <w:rFonts w:ascii="Times New Roman" w:cs="Times New Roman" w:eastAsia="Times New Roman" w:hAnsi="Times New Roman"/>
+                <w:b w:val="false"/>
+                <w:bCs w:val="false"/>
+                <w:i w:val="false"/>
+                <w:iCs w:val="false"/>
+                <w:sz w:val="22"/>
+                <w:szCs w:val="22"/>
+              </w:rPr>
+              <w:t xml:space="preserve">D6</w:t>
+            </w:r>
+          </w:p>
+        </w:tc>
+        <w:tc>
+          <w:tcPr>
+            <w:tcW w:type="dxa" w:w="3110"/>
+            <w:tcBorders>
+              <w:top w:val="single" w:color="000000" w:sz="4"/>
+              <w:left w:val="single" w:color="000000" w:sz="4"/>
+              <w:bottom w:val="single" w:color="000000" w:sz="4"/>
+              <w:right w:val="single" w:color="000000" w:sz="4"/>
+            </w:tcBorders>
+            <w:tcMar>
+              <w:top w:type="dxa" w:w="30"/>
+              <w:left w:type="dxa" w:w="70"/>
+              <w:bottom w:type="dxa" w:w="30"/>
+              <w:right w:type="dxa" w:w="70"/>
+            </w:tcMar>
+            <w:vAlign w:val="center"/>
+          </w:tcPr>
+          <w:p>
+            <w:pPr>
+              <w:keepNext w:val="false"/>
+              <w:spacing w:after="0" w:before="0" w:line="240" w:lineRule="auto"/>
+              <w:jc w:val="left"/>
+            </w:pPr>
+            <w:r>
+              <w:rPr>
+                <w:rFonts w:ascii="Times New Roman" w:cs="Times New Roman" w:eastAsia="Times New Roman" w:hAnsi="Times New Roman"/>
+                <w:b w:val="false"/>
+                <w:bCs w:val="false"/>
+                <w:i w:val="false"/>
+                <w:iCs w:val="false"/>
+                <w:sz w:val="22"/>
+                <w:szCs w:val="22"/>
+              </w:rPr>
+              <w:t xml:space="preserve">Duy trì, lưu giữ nhật ký hệ thống, dữ liệu, thông tin liên quan đến sự cố (nhật ký hoạt động AI, phiên bản mô hình, ngưỡng, quyết định can thiệp)</w:t>
+            </w:r>
+          </w:p>
+        </w:tc>
+        <w:tc>
+          <w:tcPr>
+            <w:tcW w:type="dxa" w:w="1852"/>
+            <w:tcBorders>
+              <w:top w:val="single" w:color="000000" w:sz="4"/>
+              <w:left w:val="single" w:color="000000" w:sz="4"/>
+              <w:bottom w:val="single" w:color="000000" w:sz="4"/>
+              <w:right w:val="single" w:color="000000" w:sz="4"/>
+            </w:tcBorders>
+            <w:tcMar>
+              <w:top w:type="dxa" w:w="30"/>
+              <w:left w:type="dxa" w:w="70"/>
+              <w:bottom w:type="dxa" w:w="30"/>
+              <w:right w:type="dxa" w:w="70"/>
+            </w:tcMar>
+            <w:vAlign w:val="center"/>
+          </w:tcPr>
+          <w:p>
+            <w:pPr>
+              <w:keepNext w:val="false"/>
+              <w:spacing w:after="0" w:before="0" w:line="240" w:lineRule="auto"/>
+              <w:jc w:val="left"/>
+            </w:pPr>
+            <w:r>
+              <w:rPr>
+                <w:rFonts w:ascii="Times New Roman" w:cs="Times New Roman" w:eastAsia="Times New Roman" w:hAnsi="Times New Roman"/>
+                <w:b w:val="false"/>
+                <w:bCs w:val="false"/>
+                <w:i w:val="false"/>
+                <w:iCs w:val="false"/>
+                <w:sz w:val="22"/>
+                <w:szCs w:val="22"/>
+              </w:rPr>
+              <w:t xml:space="preserve">Suốt quá trình xác minh, khắc phục</w:t>
+            </w:r>
+          </w:p>
+        </w:tc>
+        <w:tc>
+          <w:tcPr>
+            <w:tcW w:type="dxa" w:w="3233"/>
+            <w:tcBorders>
+              <w:top w:val="single" w:color="000000" w:sz="4"/>
+              <w:left w:val="single" w:color="000000" w:sz="4"/>
+              <w:bottom w:val="single" w:color="000000" w:sz="4"/>
+              <w:right w:val="single" w:color="000000" w:sz="4"/>
+            </w:tcBorders>
+            <w:tcMar>
+              <w:top w:type="dxa" w:w="30"/>
+              <w:left w:type="dxa" w:w="70"/>
+              <w:bottom w:type="dxa" w:w="30"/>
+              <w:right w:type="dxa" w:w="70"/>
+            </w:tcMar>
+            <w:vAlign w:val="center"/>
+          </w:tcPr>
+          <w:p>
+            <w:pPr>
+              <w:keepNext w:val="false"/>
+              <w:spacing w:after="0" w:before="0" w:line="240" w:lineRule="auto"/>
+              <w:jc w:val="left"/>
+            </w:pPr>
+            <w:r>
+              <w:rPr>
+                <w:rFonts w:ascii="Times New Roman" w:cs="Times New Roman" w:eastAsia="Times New Roman" w:hAnsi="Times New Roman"/>
+                <w:b w:val="false"/>
+                <w:bCs w:val="false"/>
+                <w:i w:val="false"/>
+                <w:iCs w:val="false"/>
+                <w:sz w:val="22"/>
+                <w:szCs w:val="22"/>
+              </w:rPr>
+              <w:t xml:space="preserve">Khoản 4 Điều 19 Nghị định số 142/2026/NĐ-CP</w:t>
             </w:r>
           </w:p>
         </w:tc>
@@ -8692,27 +8423,76 @@
         </w:trPr>
         <w:tc>
           <w:tcPr>
-            <w:tcW w:type="dxa" w:w="1640"/>
-            <w:tcBorders>
-              <w:top w:val="single" w:color="000000" w:sz="4"/>
-              <w:left w:val="single" w:color="000000" w:sz="4"/>
-              <w:bottom w:val="single" w:color="000000" w:sz="4"/>
-              <w:right w:val="single" w:color="000000" w:sz="4"/>
-            </w:tcBorders>
-            <w:tcMar>
-              <w:top w:type="dxa" w:w="30"/>
-              <w:left w:type="dxa" w:w="70"/>
-              <w:bottom w:type="dxa" w:w="30"/>
-              <w:right w:type="dxa" w:w="70"/>
-            </w:tcMar>
-            <w:vAlign w:val="center"/>
-          </w:tcPr>
-          <w:p>
-            <w:pPr>
-              <w:keepNext w:val="false"/>
-              <w:spacing w:after="0" w:before="0" w:line="240" w:lineRule="auto"/>
-              <w:jc w:val="left"/>
-            </w:pPr>
+            <w:tcW w:type="dxa" w:w="830"/>
+            <w:tcBorders>
+              <w:top w:val="single" w:color="000000" w:sz="4"/>
+              <w:left w:val="single" w:color="000000" w:sz="4"/>
+              <w:bottom w:val="single" w:color="000000" w:sz="4"/>
+              <w:right w:val="single" w:color="000000" w:sz="4"/>
+            </w:tcBorders>
+            <w:tcMar>
+              <w:top w:type="dxa" w:w="30"/>
+              <w:left w:type="dxa" w:w="70"/>
+              <w:bottom w:type="dxa" w:w="30"/>
+              <w:right w:type="dxa" w:w="70"/>
+            </w:tcMar>
+            <w:vAlign w:val="center"/>
+          </w:tcPr>
+          <w:p>
+            <w:pPr>
+              <w:keepNext w:val="false"/>
+              <w:spacing w:after="0" w:before="0" w:line="240" w:lineRule="auto"/>
+              <w:jc w:val="left"/>
+            </w:pPr>
+            <w:r>
+              <w:rPr>
+                <w:rFonts w:ascii="Times New Roman" w:cs="Times New Roman" w:eastAsia="Times New Roman" w:hAnsi="Times New Roman"/>
+                <w:b w:val="false"/>
+                <w:bCs w:val="false"/>
+                <w:i w:val="false"/>
+                <w:iCs w:val="false"/>
+                <w:sz w:val="22"/>
+                <w:szCs w:val="22"/>
+              </w:rPr>
+              <w:t xml:space="preserve">D7</w:t>
+            </w:r>
+          </w:p>
+        </w:tc>
+        <w:tc>
+          <w:tcPr>
+            <w:tcW w:type="dxa" w:w="3110"/>
+            <w:tcBorders>
+              <w:top w:val="single" w:color="000000" w:sz="4"/>
+              <w:left w:val="single" w:color="000000" w:sz="4"/>
+              <w:bottom w:val="single" w:color="000000" w:sz="4"/>
+              <w:right w:val="single" w:color="000000" w:sz="4"/>
+            </w:tcBorders>
+            <w:tcMar>
+              <w:top w:type="dxa" w:w="30"/>
+              <w:left w:type="dxa" w:w="70"/>
+              <w:bottom w:type="dxa" w:w="30"/>
+              <w:right w:type="dxa" w:w="70"/>
+            </w:tcMar>
+            <w:vAlign w:val="center"/>
+          </w:tcPr>
+          <w:p>
+            <w:pPr>
+              <w:keepNext w:val="false"/>
+              <w:spacing w:after="0" w:before="0" w:line="240" w:lineRule="auto"/>
+              <w:jc w:val="left"/>
+            </w:pPr>
+            <w:r>
+              <w:rPr>
+                <w:rFonts w:ascii="Times New Roman" w:cs="Times New Roman" w:eastAsia="Times New Roman" w:hAnsi="Times New Roman"/>
+                <w:b w:val="false"/>
+                <w:bCs w:val="false"/>
+                <w:i w:val="false"/>
+                <w:iCs w:val="false"/>
+                <w:sz w:val="22"/>
+                <w:szCs w:val="22"/>
+              </w:rPr>
+              <w:t xml:space="preserve">Gửi </w:t>
+            </w:r>
             <w:r>
               <w:rPr>
                 <w:rFonts w:ascii="Times New Roman" w:cs="Times New Roman" w:eastAsia="Times New Roman" w:hAnsi="Times New Roman"/>
@@ -8720,176 +8500,2391 @@
                 <w:bCs/>
                 <w:i w:val="false"/>
                 <w:iCs w:val="false"/>
+                <w:sz w:val="22"/>
+                <w:szCs w:val="22"/>
+              </w:rPr>
+              <w:t xml:space="preserve">báo cáo chính thức</w:t>
+            </w:r>
+            <w:r>
+              <w:rPr>
+                <w:rFonts w:ascii="Times New Roman" w:cs="Times New Roman" w:eastAsia="Times New Roman" w:hAnsi="Times New Roman"/>
+                <w:b w:val="false"/>
+                <w:bCs w:val="false"/>
+                <w:i w:val="false"/>
+                <w:iCs w:val="false"/>
+                <w:sz w:val="22"/>
+                <w:szCs w:val="22"/>
+              </w:rPr>
+              <w:t xml:space="preserve"> về kết quả khắc phục sự cố</w:t>
+            </w:r>
+          </w:p>
+        </w:tc>
+        <w:tc>
+          <w:tcPr>
+            <w:tcW w:type="dxa" w:w="1852"/>
+            <w:tcBorders>
+              <w:top w:val="single" w:color="000000" w:sz="4"/>
+              <w:left w:val="single" w:color="000000" w:sz="4"/>
+              <w:bottom w:val="single" w:color="000000" w:sz="4"/>
+              <w:right w:val="single" w:color="000000" w:sz="4"/>
+            </w:tcBorders>
+            <w:tcMar>
+              <w:top w:type="dxa" w:w="30"/>
+              <w:left w:type="dxa" w:w="70"/>
+              <w:bottom w:type="dxa" w:w="30"/>
+              <w:right w:type="dxa" w:w="70"/>
+            </w:tcMar>
+            <w:vAlign w:val="center"/>
+          </w:tcPr>
+          <w:p>
+            <w:pPr>
+              <w:keepNext w:val="false"/>
+              <w:spacing w:after="0" w:before="0" w:line="240" w:lineRule="auto"/>
+              <w:jc w:val="left"/>
+            </w:pPr>
+            <w:r>
+              <w:rPr>
+                <w:rFonts w:ascii="Times New Roman" w:cs="Times New Roman" w:eastAsia="Times New Roman" w:hAnsi="Times New Roman"/>
+                <w:b/>
+                <w:bCs/>
+                <w:i w:val="false"/>
+                <w:iCs w:val="false"/>
+                <w:sz w:val="22"/>
+                <w:szCs w:val="22"/>
+              </w:rPr>
+              <w:t xml:space="preserve">≤ 15 ngày</w:t>
+            </w:r>
+            <w:r>
+              <w:rPr>
+                <w:rFonts w:ascii="Times New Roman" w:cs="Times New Roman" w:eastAsia="Times New Roman" w:hAnsi="Times New Roman"/>
+                <w:b w:val="false"/>
+                <w:bCs w:val="false"/>
+                <w:i w:val="false"/>
+                <w:iCs w:val="false"/>
+                <w:sz w:val="22"/>
+                <w:szCs w:val="22"/>
+              </w:rPr>
+              <w:t xml:space="preserve"> kể từ ngày nộp báo cáo sơ bộ</w:t>
+            </w:r>
+          </w:p>
+        </w:tc>
+        <w:tc>
+          <w:tcPr>
+            <w:tcW w:type="dxa" w:w="3233"/>
+            <w:tcBorders>
+              <w:top w:val="single" w:color="000000" w:sz="4"/>
+              <w:left w:val="single" w:color="000000" w:sz="4"/>
+              <w:bottom w:val="single" w:color="000000" w:sz="4"/>
+              <w:right w:val="single" w:color="000000" w:sz="4"/>
+            </w:tcBorders>
+            <w:tcMar>
+              <w:top w:type="dxa" w:w="30"/>
+              <w:left w:type="dxa" w:w="70"/>
+              <w:bottom w:type="dxa" w:w="30"/>
+              <w:right w:type="dxa" w:w="70"/>
+            </w:tcMar>
+            <w:vAlign w:val="center"/>
+          </w:tcPr>
+          <w:p>
+            <w:pPr>
+              <w:keepNext w:val="false"/>
+              <w:spacing w:after="0" w:before="0" w:line="240" w:lineRule="auto"/>
+              <w:jc w:val="left"/>
+            </w:pPr>
+            <w:r>
+              <w:rPr>
+                <w:rFonts w:ascii="Times New Roman" w:cs="Times New Roman" w:eastAsia="Times New Roman" w:hAnsi="Times New Roman"/>
+                <w:b w:val="false"/>
+                <w:bCs w:val="false"/>
+                <w:i w:val="false"/>
+                <w:iCs w:val="false"/>
+                <w:sz w:val="22"/>
+                <w:szCs w:val="22"/>
+              </w:rPr>
+              <w:t xml:space="preserve">Khoản 4 Điều 19 Nghị định số 142/2026/NĐ-CP</w:t>
+            </w:r>
+          </w:p>
+        </w:tc>
+      </w:tr>
+      <w:tr>
+        <w:trPr>
+          <w:cantSplit/>
+          <w:tblHeader w:val="false"/>
+        </w:trPr>
+        <w:tc>
+          <w:tcPr>
+            <w:tcW w:type="dxa" w:w="830"/>
+            <w:tcBorders>
+              <w:top w:val="single" w:color="000000" w:sz="4"/>
+              <w:left w:val="single" w:color="000000" w:sz="4"/>
+              <w:bottom w:val="single" w:color="000000" w:sz="4"/>
+              <w:right w:val="single" w:color="000000" w:sz="4"/>
+            </w:tcBorders>
+            <w:tcMar>
+              <w:top w:type="dxa" w:w="30"/>
+              <w:left w:type="dxa" w:w="70"/>
+              <w:bottom w:type="dxa" w:w="30"/>
+              <w:right w:type="dxa" w:w="70"/>
+            </w:tcMar>
+            <w:vAlign w:val="center"/>
+          </w:tcPr>
+          <w:p>
+            <w:pPr>
+              <w:keepNext w:val="false"/>
+              <w:spacing w:after="0" w:before="0" w:line="240" w:lineRule="auto"/>
+              <w:jc w:val="left"/>
+            </w:pPr>
+            <w:r>
+              <w:rPr>
+                <w:rFonts w:ascii="Times New Roman" w:cs="Times New Roman" w:eastAsia="Times New Roman" w:hAnsi="Times New Roman"/>
+                <w:b w:val="false"/>
+                <w:bCs w:val="false"/>
+                <w:i w:val="false"/>
+                <w:iCs w:val="false"/>
+                <w:sz w:val="22"/>
+                <w:szCs w:val="22"/>
+              </w:rPr>
+              <w:t xml:space="preserve">D8</w:t>
+            </w:r>
+          </w:p>
+        </w:tc>
+        <w:tc>
+          <w:tcPr>
+            <w:tcW w:type="dxa" w:w="3110"/>
+            <w:tcBorders>
+              <w:top w:val="single" w:color="000000" w:sz="4"/>
+              <w:left w:val="single" w:color="000000" w:sz="4"/>
+              <w:bottom w:val="single" w:color="000000" w:sz="4"/>
+              <w:right w:val="single" w:color="000000" w:sz="4"/>
+            </w:tcBorders>
+            <w:tcMar>
+              <w:top w:type="dxa" w:w="30"/>
+              <w:left w:type="dxa" w:w="70"/>
+              <w:bottom w:type="dxa" w:w="30"/>
+              <w:right w:type="dxa" w:w="70"/>
+            </w:tcMar>
+            <w:vAlign w:val="center"/>
+          </w:tcPr>
+          <w:p>
+            <w:pPr>
+              <w:keepNext w:val="false"/>
+              <w:spacing w:after="0" w:before="0" w:line="240" w:lineRule="auto"/>
+              <w:jc w:val="left"/>
+            </w:pPr>
+            <w:r>
+              <w:rPr>
+                <w:rFonts w:ascii="Times New Roman" w:cs="Times New Roman" w:eastAsia="Times New Roman" w:hAnsi="Times New Roman"/>
+                <w:b w:val="false"/>
+                <w:bCs w:val="false"/>
+                <w:i w:val="false"/>
+                <w:iCs w:val="false"/>
+                <w:sz w:val="22"/>
+                <w:szCs w:val="22"/>
+              </w:rPr>
+              <w:t xml:space="preserve">Nếu sự cố đồng thời phải báo cáo theo pháp luật về bảo vệ dữ liệu cá nhân (nhánh B, C) hoặc an ninh mạng (QT-SC): thực hiện các nhánh đó; </w:t>
+            </w:r>
+            <w:r>
+              <w:rPr>
+                <w:rFonts w:ascii="Times New Roman" w:cs="Times New Roman" w:eastAsia="Times New Roman" w:hAnsi="Times New Roman"/>
+                <w:b w:val="false"/>
+                <w:bCs w:val="false"/>
+                <w:i w:val="false"/>
+                <w:iCs w:val="false"/>
+                <w:sz w:val="22"/>
+                <w:szCs w:val="22"/>
+                <w:highlight w:val="yellow"/>
+              </w:rPr>
+              <w:t xml:space="preserve">TURBO</w:t>
+            </w:r>
+            <w:r>
+              <w:rPr>
+                <w:rFonts w:ascii="Times New Roman" w:cs="Times New Roman" w:eastAsia="Times New Roman" w:hAnsi="Times New Roman"/>
+                <w:b w:val="false"/>
+                <w:bCs w:val="false"/>
+                <w:i w:val="false"/>
+                <w:iCs w:val="false"/>
+                <w:sz w:val="22"/>
+                <w:szCs w:val="22"/>
+              </w:rPr>
+              <w:t xml:space="preserve"> vẫn gửi Mẫu AI01a qua Cổng một cửa (xem ghi chú vùng xám)</w:t>
+            </w:r>
+          </w:p>
+        </w:tc>
+        <w:tc>
+          <w:tcPr>
+            <w:tcW w:type="dxa" w:w="1852"/>
+            <w:tcBorders>
+              <w:top w:val="single" w:color="000000" w:sz="4"/>
+              <w:left w:val="single" w:color="000000" w:sz="4"/>
+              <w:bottom w:val="single" w:color="000000" w:sz="4"/>
+              <w:right w:val="single" w:color="000000" w:sz="4"/>
+            </w:tcBorders>
+            <w:tcMar>
+              <w:top w:type="dxa" w:w="30"/>
+              <w:left w:type="dxa" w:w="70"/>
+              <w:bottom w:type="dxa" w:w="30"/>
+              <w:right w:type="dxa" w:w="70"/>
+            </w:tcMar>
+            <w:vAlign w:val="center"/>
+          </w:tcPr>
+          <w:p>
+            <w:pPr>
+              <w:keepNext w:val="false"/>
+              <w:spacing w:after="0" w:before="0" w:line="240" w:lineRule="auto"/>
+              <w:jc w:val="left"/>
+            </w:pPr>
+            <w:r>
+              <w:rPr>
+                <w:rFonts w:ascii="Times New Roman" w:cs="Times New Roman" w:eastAsia="Times New Roman" w:hAnsi="Times New Roman"/>
+                <w:b w:val="false"/>
+                <w:bCs w:val="false"/>
+                <w:i w:val="false"/>
+                <w:iCs w:val="false"/>
+                <w:sz w:val="22"/>
+                <w:szCs w:val="22"/>
+              </w:rPr>
+              <w:t xml:space="preserve">Theo từng nhánh</w:t>
+            </w:r>
+          </w:p>
+        </w:tc>
+        <w:tc>
+          <w:tcPr>
+            <w:tcW w:type="dxa" w:w="3233"/>
+            <w:tcBorders>
+              <w:top w:val="single" w:color="000000" w:sz="4"/>
+              <w:left w:val="single" w:color="000000" w:sz="4"/>
+              <w:bottom w:val="single" w:color="000000" w:sz="4"/>
+              <w:right w:val="single" w:color="000000" w:sz="4"/>
+            </w:tcBorders>
+            <w:tcMar>
+              <w:top w:type="dxa" w:w="30"/>
+              <w:left w:type="dxa" w:w="70"/>
+              <w:bottom w:type="dxa" w:w="30"/>
+              <w:right w:type="dxa" w:w="70"/>
+            </w:tcMar>
+            <w:vAlign w:val="center"/>
+          </w:tcPr>
+          <w:p>
+            <w:pPr>
+              <w:keepNext w:val="false"/>
+              <w:spacing w:after="0" w:before="0" w:line="240" w:lineRule="auto"/>
+              <w:jc w:val="left"/>
+            </w:pPr>
+            <w:r>
+              <w:rPr>
+                <w:rFonts w:ascii="Times New Roman" w:cs="Times New Roman" w:eastAsia="Times New Roman" w:hAnsi="Times New Roman"/>
+                <w:b w:val="false"/>
+                <w:bCs w:val="false"/>
+                <w:i w:val="false"/>
+                <w:iCs w:val="false"/>
+                <w:sz w:val="22"/>
+                <w:szCs w:val="22"/>
+              </w:rPr>
+              <w:t xml:space="preserve">Khoản 5 Điều 19 Nghị định số 142/2026/NĐ-CP</w:t>
+            </w:r>
+          </w:p>
+        </w:tc>
+      </w:tr>
+      <w:tr>
+        <w:trPr>
+          <w:cantSplit/>
+          <w:tblHeader w:val="false"/>
+        </w:trPr>
+        <w:tc>
+          <w:tcPr>
+            <w:tcW w:type="dxa" w:w="830"/>
+            <w:tcBorders>
+              <w:top w:val="single" w:color="000000" w:sz="4"/>
+              <w:left w:val="single" w:color="000000" w:sz="4"/>
+              <w:bottom w:val="single" w:color="000000" w:sz="4"/>
+              <w:right w:val="single" w:color="000000" w:sz="4"/>
+            </w:tcBorders>
+            <w:tcMar>
+              <w:top w:type="dxa" w:w="30"/>
+              <w:left w:type="dxa" w:w="70"/>
+              <w:bottom w:type="dxa" w:w="30"/>
+              <w:right w:type="dxa" w:w="70"/>
+            </w:tcMar>
+            <w:vAlign w:val="center"/>
+          </w:tcPr>
+          <w:p>
+            <w:pPr>
+              <w:keepNext w:val="false"/>
+              <w:spacing w:after="0" w:before="0" w:line="240" w:lineRule="auto"/>
+              <w:jc w:val="left"/>
+            </w:pPr>
+            <w:r>
+              <w:rPr>
+                <w:rFonts w:ascii="Times New Roman" w:cs="Times New Roman" w:eastAsia="Times New Roman" w:hAnsi="Times New Roman"/>
+                <w:b w:val="false"/>
+                <w:bCs w:val="false"/>
+                <w:i w:val="false"/>
+                <w:iCs w:val="false"/>
+                <w:sz w:val="22"/>
+                <w:szCs w:val="22"/>
+              </w:rPr>
+              <w:t xml:space="preserve">D9</w:t>
+            </w:r>
+          </w:p>
+        </w:tc>
+        <w:tc>
+          <w:tcPr>
+            <w:tcW w:type="dxa" w:w="3110"/>
+            <w:tcBorders>
+              <w:top w:val="single" w:color="000000" w:sz="4"/>
+              <w:left w:val="single" w:color="000000" w:sz="4"/>
+              <w:bottom w:val="single" w:color="000000" w:sz="4"/>
+              <w:right w:val="single" w:color="000000" w:sz="4"/>
+            </w:tcBorders>
+            <w:tcMar>
+              <w:top w:type="dxa" w:w="30"/>
+              <w:left w:type="dxa" w:w="70"/>
+              <w:bottom w:type="dxa" w:w="30"/>
+              <w:right w:type="dxa" w:w="70"/>
+            </w:tcMar>
+            <w:vAlign w:val="center"/>
+          </w:tcPr>
+          <w:p>
+            <w:pPr>
+              <w:keepNext w:val="false"/>
+              <w:spacing w:after="0" w:before="0" w:line="240" w:lineRule="auto"/>
+              <w:jc w:val="left"/>
+            </w:pPr>
+            <w:r>
+              <w:rPr>
+                <w:rFonts w:ascii="Times New Roman" w:cs="Times New Roman" w:eastAsia="Times New Roman" w:hAnsi="Times New Roman"/>
+                <w:b w:val="false"/>
+                <w:bCs w:val="false"/>
+                <w:i w:val="false"/>
+                <w:iCs w:val="false"/>
+                <w:sz w:val="22"/>
+                <w:szCs w:val="22"/>
+              </w:rPr>
+              <w:t xml:space="preserve">Sau khi khắc phục: rà soát, phân loại lại mức độ rủi ro nếu sự cố chứng minh rủi ro thực tế cao hơn mức đã phân loại (B2 mục 5.1)</w:t>
+            </w:r>
+          </w:p>
+        </w:tc>
+        <w:tc>
+          <w:tcPr>
+            <w:tcW w:type="dxa" w:w="1852"/>
+            <w:tcBorders>
+              <w:top w:val="single" w:color="000000" w:sz="4"/>
+              <w:left w:val="single" w:color="000000" w:sz="4"/>
+              <w:bottom w:val="single" w:color="000000" w:sz="4"/>
+              <w:right w:val="single" w:color="000000" w:sz="4"/>
+            </w:tcBorders>
+            <w:tcMar>
+              <w:top w:type="dxa" w:w="30"/>
+              <w:left w:type="dxa" w:w="70"/>
+              <w:bottom w:type="dxa" w:w="30"/>
+              <w:right w:type="dxa" w:w="70"/>
+            </w:tcMar>
+            <w:vAlign w:val="center"/>
+          </w:tcPr>
+          <w:p>
+            <w:pPr>
+              <w:keepNext w:val="false"/>
+              <w:spacing w:after="0" w:before="0" w:line="240" w:lineRule="auto"/>
+              <w:jc w:val="left"/>
+            </w:pPr>
+            <w:r>
+              <w:rPr>
+                <w:rFonts w:ascii="Times New Roman" w:cs="Times New Roman" w:eastAsia="Times New Roman" w:hAnsi="Times New Roman"/>
+                <w:b w:val="false"/>
+                <w:bCs w:val="false"/>
+                <w:i w:val="false"/>
+                <w:iCs w:val="false"/>
+                <w:sz w:val="22"/>
+                <w:szCs w:val="22"/>
+              </w:rPr>
+              <w:t xml:space="preserve">Trong đánh giá sau sự cố</w:t>
+            </w:r>
+          </w:p>
+        </w:tc>
+        <w:tc>
+          <w:tcPr>
+            <w:tcW w:type="dxa" w:w="3233"/>
+            <w:tcBorders>
+              <w:top w:val="single" w:color="000000" w:sz="4"/>
+              <w:left w:val="single" w:color="000000" w:sz="4"/>
+              <w:bottom w:val="single" w:color="000000" w:sz="4"/>
+              <w:right w:val="single" w:color="000000" w:sz="4"/>
+            </w:tcBorders>
+            <w:tcMar>
+              <w:top w:type="dxa" w:w="30"/>
+              <w:left w:type="dxa" w:w="70"/>
+              <w:bottom w:type="dxa" w:w="30"/>
+              <w:right w:type="dxa" w:w="70"/>
+            </w:tcMar>
+            <w:vAlign w:val="center"/>
+          </w:tcPr>
+          <w:p>
+            <w:pPr>
+              <w:keepNext w:val="false"/>
+              <w:spacing w:after="0" w:before="0" w:line="240" w:lineRule="auto"/>
+              <w:jc w:val="left"/>
+            </w:pPr>
+            <w:r>
+              <w:rPr>
+                <w:rFonts w:ascii="Times New Roman" w:cs="Times New Roman" w:eastAsia="Times New Roman" w:hAnsi="Times New Roman"/>
+                <w:b w:val="false"/>
+                <w:bCs w:val="false"/>
+                <w:i w:val="false"/>
+                <w:iCs w:val="false"/>
+                <w:sz w:val="22"/>
+                <w:szCs w:val="22"/>
+              </w:rPr>
+              <w:t xml:space="preserve">Điểm b khoản 1 Điều 11 Nghị định số 142/2026/NĐ-CP</w:t>
+            </w:r>
+          </w:p>
+        </w:tc>
+      </w:tr>
+    </w:tbl>
+    <w:p>
+      <w:pPr>
+        <w:spacing w:after="60" w:before="0" w:line="276" w:lineRule="auto"/>
+        <w:jc w:val="both"/>
+      </w:pPr>
+    </w:p>
+    <w:p>
+      <w:pPr>
+        <w:spacing w:after="120" w:before="0" w:line="276" w:lineRule="auto"/>
+        <w:ind w:firstLine="566"/>
+        <w:jc w:val="both"/>
+      </w:pPr>
+      <w:r>
+        <w:rPr>
+          <w:rFonts w:ascii="Times New Roman" w:cs="Times New Roman" w:eastAsia="Times New Roman" w:hAnsi="Times New Roman"/>
+          <w:b w:val="false"/>
+          <w:bCs w:val="false"/>
+          <w:i w:val="false"/>
+          <w:iCs w:val="false"/>
+          <w:sz w:val="26"/>
+          <w:szCs w:val="26"/>
+        </w:rPr>
+        <w:t xml:space="preserve">Khi Cổng một cửa chưa vận hành chính thức, báo cáo qua phương thức do Bộ Khoa học và Công nghệ công bố (khoản 1 Điều 46 Nghị định số 142/2026/NĐ-CP). Cơ quan có thẩm quyền có thể yêu cầu tạm dừng, thu hồi hoặc đánh giá lại hệ thống (khoản 3 Điều 12 Luật Trí tuệ nhân tạo số 134/2025/QH15).</w:t>
+      </w:r>
+    </w:p>
+    <w:p>
+      <w:pPr>
+        <w:keepNext/>
+        <w:spacing w:after="120" w:before="180" w:line="240" w:lineRule="auto"/>
+        <w:jc w:val="left"/>
+      </w:pPr>
+      <w:r>
+        <w:rPr>
+          <w:rFonts w:ascii="Times New Roman" w:cs="Times New Roman" w:eastAsia="Times New Roman" w:hAnsi="Times New Roman"/>
+          <w:b/>
+          <w:bCs/>
+          <w:i w:val="false"/>
+          <w:iCs w:val="false"/>
+          <w:caps w:val="false"/>
+          <w:sz w:val="26"/>
+          <w:szCs w:val="26"/>
+        </w:rPr>
+        <w:t xml:space="preserve">9. Tình huống đặc thù AI vision</w:t>
+      </w:r>
+    </w:p>
+    <w:tbl>
+      <w:tblPr>
+        <w:tblW w:type="pct" w:w="100%"/>
+        <w:tblBorders>
+          <w:top w:val="single" w:color="auto" w:sz="4"/>
+          <w:left w:val="single" w:color="auto" w:sz="4"/>
+          <w:bottom w:val="single" w:color="auto" w:sz="4"/>
+          <w:right w:val="single" w:color="auto" w:sz="4"/>
+          <w:insideH w:val="single" w:color="auto" w:sz="4"/>
+          <w:insideV w:val="single" w:color="auto" w:sz="4"/>
+        </w:tblBorders>
+        <w:tblLayout w:type="autofit"/>
+      </w:tblPr>
+      <w:tblGrid>
+        <w:gridCol w:w="1446"/>
+        <w:gridCol w:w="1336"/>
+        <w:gridCol w:w="1446"/>
+        <w:gridCol w:w="1295"/>
+        <w:gridCol w:w="2052"/>
+        <w:gridCol w:w="1450"/>
+      </w:tblGrid>
+      <w:tr>
+        <w:trPr>
+          <w:cantSplit/>
+          <w:tblHeader/>
+        </w:trPr>
+        <w:tc>
+          <w:tcPr>
+            <w:tcW w:type="dxa" w:w="1446"/>
+            <w:tcBorders>
+              <w:top w:val="single" w:color="000000" w:sz="4"/>
+              <w:left w:val="single" w:color="000000" w:sz="4"/>
+              <w:bottom w:val="single" w:color="000000" w:sz="4"/>
+              <w:right w:val="single" w:color="000000" w:sz="4"/>
+            </w:tcBorders>
+            <w:shd w:fill="F2F2F2" w:color="auto" w:val="clear"/>
+            <w:tcMar>
+              <w:top w:type="dxa" w:w="30"/>
+              <w:left w:type="dxa" w:w="70"/>
+              <w:bottom w:type="dxa" w:w="30"/>
+              <w:right w:type="dxa" w:w="70"/>
+            </w:tcMar>
+            <w:vAlign w:val="center"/>
+          </w:tcPr>
+          <w:p>
+            <w:pPr>
+              <w:keepNext/>
+              <w:spacing w:after="0" w:before="0" w:line="240" w:lineRule="auto"/>
+              <w:jc w:val="center"/>
+            </w:pPr>
+            <w:r>
+              <w:rPr>
+                <w:rFonts w:ascii="Times New Roman" w:cs="Times New Roman" w:eastAsia="Times New Roman" w:hAnsi="Times New Roman"/>
+                <w:b/>
+                <w:bCs/>
+                <w:i w:val="false"/>
+                <w:iCs w:val="false"/>
                 <w:sz w:val="20"/>
                 <w:szCs w:val="20"/>
               </w:rPr>
-              <w:t xml:space="preserve">Lẫn dữ liệu giữa khách hàng</w:t>
-            </w:r>
-            <w:r>
-              <w:rPr>
-                <w:rFonts w:ascii="Times New Roman" w:cs="Times New Roman" w:eastAsia="Times New Roman" w:hAnsi="Times New Roman"/>
-                <w:b w:val="false"/>
-                <w:bCs w:val="false"/>
+              <w:t xml:space="preserve">Tình huống</w:t>
+            </w:r>
+          </w:p>
+        </w:tc>
+        <w:tc>
+          <w:tcPr>
+            <w:tcW w:type="dxa" w:w="1336"/>
+            <w:tcBorders>
+              <w:top w:val="single" w:color="000000" w:sz="4"/>
+              <w:left w:val="single" w:color="000000" w:sz="4"/>
+              <w:bottom w:val="single" w:color="000000" w:sz="4"/>
+              <w:right w:val="single" w:color="000000" w:sz="4"/>
+            </w:tcBorders>
+            <w:shd w:fill="F2F2F2" w:color="auto" w:val="clear"/>
+            <w:tcMar>
+              <w:top w:type="dxa" w:w="30"/>
+              <w:left w:type="dxa" w:w="70"/>
+              <w:bottom w:type="dxa" w:w="30"/>
+              <w:right w:type="dxa" w:w="70"/>
+            </w:tcMar>
+            <w:vAlign w:val="center"/>
+          </w:tcPr>
+          <w:p>
+            <w:pPr>
+              <w:keepNext/>
+              <w:spacing w:after="0" w:before="0" w:line="240" w:lineRule="auto"/>
+              <w:jc w:val="center"/>
+            </w:pPr>
+            <w:r>
+              <w:rPr>
+                <w:rFonts w:ascii="Times New Roman" w:cs="Times New Roman" w:eastAsia="Times New Roman" w:hAnsi="Times New Roman"/>
+                <w:b/>
+                <w:bCs/>
                 <w:i w:val="false"/>
                 <w:iCs w:val="false"/>
                 <w:sz w:val="20"/>
                 <w:szCs w:val="20"/>
               </w:rPr>
-              <w:t xml:space="preserve"> trên nền tảng dùng chung</w:t>
-            </w:r>
-          </w:p>
-        </w:tc>
-        <w:tc>
-          <w:tcPr>
-            <w:tcW w:type="dxa" w:w="1530"/>
-            <w:tcBorders>
-              <w:top w:val="single" w:color="000000" w:sz="4"/>
-              <w:left w:val="single" w:color="000000" w:sz="4"/>
-              <w:bottom w:val="single" w:color="000000" w:sz="4"/>
-              <w:right w:val="single" w:color="000000" w:sz="4"/>
-            </w:tcBorders>
-            <w:tcMar>
-              <w:top w:type="dxa" w:w="30"/>
-              <w:left w:type="dxa" w:w="70"/>
-              <w:bottom w:type="dxa" w:w="30"/>
-              <w:right w:type="dxa" w:w="70"/>
-            </w:tcMar>
-            <w:vAlign w:val="center"/>
-          </w:tcPr>
-          <w:p>
-            <w:pPr>
-              <w:keepNext w:val="false"/>
-              <w:spacing w:after="0" w:before="0" w:line="240" w:lineRule="auto"/>
-              <w:jc w:val="left"/>
-            </w:pPr>
-            <w:r>
-              <w:rPr>
-                <w:rFonts w:ascii="Times New Roman" w:cs="Times New Roman" w:eastAsia="Times New Roman" w:hAnsi="Times New Roman"/>
-                <w:b w:val="false"/>
-                <w:bCs w:val="false"/>
+              <w:t xml:space="preserve">Dấu hiệu phát hiện</w:t>
+            </w:r>
+          </w:p>
+        </w:tc>
+        <w:tc>
+          <w:tcPr>
+            <w:tcW w:type="dxa" w:w="1446"/>
+            <w:tcBorders>
+              <w:top w:val="single" w:color="000000" w:sz="4"/>
+              <w:left w:val="single" w:color="000000" w:sz="4"/>
+              <w:bottom w:val="single" w:color="000000" w:sz="4"/>
+              <w:right w:val="single" w:color="000000" w:sz="4"/>
+            </w:tcBorders>
+            <w:shd w:fill="F2F2F2" w:color="auto" w:val="clear"/>
+            <w:tcMar>
+              <w:top w:type="dxa" w:w="30"/>
+              <w:left w:type="dxa" w:w="70"/>
+              <w:bottom w:type="dxa" w:w="30"/>
+              <w:right w:type="dxa" w:w="70"/>
+            </w:tcMar>
+            <w:vAlign w:val="center"/>
+          </w:tcPr>
+          <w:p>
+            <w:pPr>
+              <w:keepNext/>
+              <w:spacing w:after="0" w:before="0" w:line="240" w:lineRule="auto"/>
+              <w:jc w:val="center"/>
+            </w:pPr>
+            <w:r>
+              <w:rPr>
+                <w:rFonts w:ascii="Times New Roman" w:cs="Times New Roman" w:eastAsia="Times New Roman" w:hAnsi="Times New Roman"/>
+                <w:b/>
+                <w:bCs/>
                 <w:i w:val="false"/>
                 <w:iCs w:val="false"/>
                 <w:sz w:val="20"/>
                 <w:szCs w:val="20"/>
               </w:rPr>
-              <w:t xml:space="preserve">Khách hàng thấy danh sách, video của đơn vị khác</w:t>
-            </w:r>
-          </w:p>
-        </w:tc>
-        <w:tc>
-          <w:tcPr>
-            <w:tcW w:type="dxa" w:w="1640"/>
-            <w:tcBorders>
-              <w:top w:val="single" w:color="000000" w:sz="4"/>
-              <w:left w:val="single" w:color="000000" w:sz="4"/>
-              <w:bottom w:val="single" w:color="000000" w:sz="4"/>
-              <w:right w:val="single" w:color="000000" w:sz="4"/>
-            </w:tcBorders>
-            <w:tcMar>
-              <w:top w:type="dxa" w:w="30"/>
-              <w:left w:type="dxa" w:w="70"/>
-              <w:bottom w:type="dxa" w:w="30"/>
-              <w:right w:type="dxa" w:w="70"/>
-            </w:tcMar>
-            <w:vAlign w:val="center"/>
-          </w:tcPr>
-          <w:p>
-            <w:pPr>
-              <w:keepNext w:val="false"/>
-              <w:spacing w:after="0" w:before="0" w:line="240" w:lineRule="auto"/>
-              <w:jc w:val="left"/>
-            </w:pPr>
-            <w:r>
-              <w:rPr>
-                <w:rFonts w:ascii="Times New Roman" w:cs="Times New Roman" w:eastAsia="Times New Roman" w:hAnsi="Times New Roman"/>
-                <w:b w:val="false"/>
-                <w:bCs w:val="false"/>
+              <w:t xml:space="preserve">Ngăn chặn ngay</w:t>
+            </w:r>
+          </w:p>
+        </w:tc>
+        <w:tc>
+          <w:tcPr>
+            <w:tcW w:type="dxa" w:w="1295"/>
+            <w:tcBorders>
+              <w:top w:val="single" w:color="000000" w:sz="4"/>
+              <w:left w:val="single" w:color="000000" w:sz="4"/>
+              <w:bottom w:val="single" w:color="000000" w:sz="4"/>
+              <w:right w:val="single" w:color="000000" w:sz="4"/>
+            </w:tcBorders>
+            <w:shd w:fill="F2F2F2" w:color="auto" w:val="clear"/>
+            <w:tcMar>
+              <w:top w:type="dxa" w:w="30"/>
+              <w:left w:type="dxa" w:w="70"/>
+              <w:bottom w:type="dxa" w:w="30"/>
+              <w:right w:type="dxa" w:w="70"/>
+            </w:tcMar>
+            <w:vAlign w:val="center"/>
+          </w:tcPr>
+          <w:p>
+            <w:pPr>
+              <w:keepNext/>
+              <w:spacing w:after="0" w:before="0" w:line="240" w:lineRule="auto"/>
+              <w:jc w:val="center"/>
+            </w:pPr>
+            <w:r>
+              <w:rPr>
+                <w:rFonts w:ascii="Times New Roman" w:cs="Times New Roman" w:eastAsia="Times New Roman" w:hAnsi="Times New Roman"/>
+                <w:b/>
+                <w:bCs/>
                 <w:i w:val="false"/>
                 <w:iCs w:val="false"/>
                 <w:sz w:val="20"/>
                 <w:szCs w:val="20"/>
               </w:rPr>
-              <w:t xml:space="preserve">Tắt tính năng lỗi; thu hồi phiên</w:t>
-            </w:r>
-          </w:p>
-        </w:tc>
-        <w:tc>
-          <w:tcPr>
-            <w:tcW w:type="dxa" w:w="1420"/>
-            <w:tcBorders>
-              <w:top w:val="single" w:color="000000" w:sz="4"/>
-              <w:left w:val="single" w:color="000000" w:sz="4"/>
-              <w:bottom w:val="single" w:color="000000" w:sz="4"/>
-              <w:right w:val="single" w:color="000000" w:sz="4"/>
-            </w:tcBorders>
-            <w:tcMar>
-              <w:top w:type="dxa" w:w="30"/>
-              <w:left w:type="dxa" w:w="70"/>
-              <w:bottom w:type="dxa" w:w="30"/>
-              <w:right w:type="dxa" w:w="70"/>
-            </w:tcMar>
-            <w:vAlign w:val="center"/>
-          </w:tcPr>
-          <w:p>
-            <w:pPr>
-              <w:keepNext w:val="false"/>
-              <w:spacing w:after="0" w:before="0" w:line="240" w:lineRule="auto"/>
-              <w:jc w:val="left"/>
-            </w:pPr>
-            <w:r>
-              <w:rPr>
-                <w:rFonts w:ascii="Times New Roman" w:cs="Times New Roman" w:eastAsia="Times New Roman" w:hAnsi="Times New Roman"/>
-                <w:b w:val="false"/>
-                <w:bCs w:val="false"/>
+              <w:t xml:space="preserve">Vai trò thường gặp</w:t>
+            </w:r>
+          </w:p>
+        </w:tc>
+        <w:tc>
+          <w:tcPr>
+            <w:tcW w:type="dxa" w:w="2052"/>
+            <w:tcBorders>
+              <w:top w:val="single" w:color="000000" w:sz="4"/>
+              <w:left w:val="single" w:color="000000" w:sz="4"/>
+              <w:bottom w:val="single" w:color="000000" w:sz="4"/>
+              <w:right w:val="single" w:color="000000" w:sz="4"/>
+            </w:tcBorders>
+            <w:shd w:fill="F2F2F2" w:color="auto" w:val="clear"/>
+            <w:tcMar>
+              <w:top w:type="dxa" w:w="30"/>
+              <w:left w:type="dxa" w:w="70"/>
+              <w:bottom w:type="dxa" w:w="30"/>
+              <w:right w:type="dxa" w:w="70"/>
+            </w:tcMar>
+            <w:vAlign w:val="center"/>
+          </w:tcPr>
+          <w:p>
+            <w:pPr>
+              <w:keepNext/>
+              <w:spacing w:after="0" w:before="0" w:line="240" w:lineRule="auto"/>
+              <w:jc w:val="center"/>
+            </w:pPr>
+            <w:r>
+              <w:rPr>
+                <w:rFonts w:ascii="Times New Roman" w:cs="Times New Roman" w:eastAsia="Times New Roman" w:hAnsi="Times New Roman"/>
+                <w:b/>
+                <w:bCs/>
                 <w:i w:val="false"/>
                 <w:iCs w:val="false"/>
                 <w:sz w:val="20"/>
                 <w:szCs w:val="20"/>
               </w:rPr>
-              <w:t xml:space="preserve">Bên xử lý</w:t>
-            </w:r>
-          </w:p>
-        </w:tc>
-        <w:tc>
-          <w:tcPr>
-            <w:tcW w:type="dxa" w:w="1153"/>
-            <w:tcBorders>
-              <w:top w:val="single" w:color="000000" w:sz="4"/>
-              <w:left w:val="single" w:color="000000" w:sz="4"/>
-              <w:bottom w:val="single" w:color="000000" w:sz="4"/>
-              <w:right w:val="single" w:color="000000" w:sz="4"/>
-            </w:tcBorders>
-            <w:tcMar>
-              <w:top w:type="dxa" w:w="30"/>
-              <w:left w:type="dxa" w:w="70"/>
-              <w:bottom w:type="dxa" w:w="30"/>
-              <w:right w:type="dxa" w:w="70"/>
-            </w:tcMar>
-            <w:vAlign w:val="center"/>
-          </w:tcPr>
-          <w:p>
-            <w:pPr>
-              <w:keepNext w:val="false"/>
-              <w:spacing w:after="0" w:before="0" w:line="240" w:lineRule="auto"/>
-              <w:jc w:val="left"/>
-            </w:pPr>
-            <w:r>
-              <w:rPr>
-                <w:rFonts w:ascii="Times New Roman" w:cs="Times New Roman" w:eastAsia="Times New Roman" w:hAnsi="Times New Roman"/>
-                <w:b w:val="false"/>
-                <w:bCs w:val="false"/>
+              <w:t xml:space="preserve">Nhánh</w:t>
+            </w:r>
+          </w:p>
+        </w:tc>
+        <w:tc>
+          <w:tcPr>
+            <w:tcW w:type="dxa" w:w="1450"/>
+            <w:tcBorders>
+              <w:top w:val="single" w:color="000000" w:sz="4"/>
+              <w:left w:val="single" w:color="000000" w:sz="4"/>
+              <w:bottom w:val="single" w:color="000000" w:sz="4"/>
+              <w:right w:val="single" w:color="000000" w:sz="4"/>
+            </w:tcBorders>
+            <w:shd w:fill="F2F2F2" w:color="auto" w:val="clear"/>
+            <w:tcMar>
+              <w:top w:type="dxa" w:w="30"/>
+              <w:left w:type="dxa" w:w="70"/>
+              <w:bottom w:type="dxa" w:w="30"/>
+              <w:right w:type="dxa" w:w="70"/>
+            </w:tcMar>
+            <w:vAlign w:val="center"/>
+          </w:tcPr>
+          <w:p>
+            <w:pPr>
+              <w:keepNext/>
+              <w:spacing w:after="0" w:before="0" w:line="240" w:lineRule="auto"/>
+              <w:jc w:val="center"/>
+            </w:pPr>
+            <w:r>
+              <w:rPr>
+                <w:rFonts w:ascii="Times New Roman" w:cs="Times New Roman" w:eastAsia="Times New Roman" w:hAnsi="Times New Roman"/>
+                <w:b/>
+                <w:bCs/>
                 <w:i w:val="false"/>
                 <w:iCs w:val="false"/>
                 <w:sz w:val="20"/>
                 <w:szCs w:val="20"/>
               </w:rPr>
+              <w:t xml:space="preserve">Lưu ý</w:t>
+            </w:r>
+          </w:p>
+        </w:tc>
+      </w:tr>
+      <w:tr>
+        <w:trPr>
+          <w:cantSplit/>
+          <w:tblHeader w:val="false"/>
+        </w:trPr>
+        <w:tc>
+          <w:tcPr>
+            <w:tcW w:type="dxa" w:w="1446"/>
+            <w:tcBorders>
+              <w:top w:val="single" w:color="000000" w:sz="4"/>
+              <w:left w:val="single" w:color="000000" w:sz="4"/>
+              <w:bottom w:val="single" w:color="000000" w:sz="4"/>
+              <w:right w:val="single" w:color="000000" w:sz="4"/>
+            </w:tcBorders>
+            <w:tcMar>
+              <w:top w:type="dxa" w:w="30"/>
+              <w:left w:type="dxa" w:w="70"/>
+              <w:bottom w:type="dxa" w:w="30"/>
+              <w:right w:type="dxa" w:w="70"/>
+            </w:tcMar>
+            <w:vAlign w:val="center"/>
+          </w:tcPr>
+          <w:p>
+            <w:pPr>
+              <w:keepNext/>
+              <w:spacing w:after="0" w:before="0" w:line="240" w:lineRule="auto"/>
+              <w:jc w:val="left"/>
+            </w:pPr>
+            <w:r>
+              <w:rPr>
+                <w:rFonts w:ascii="Times New Roman" w:cs="Times New Roman" w:eastAsia="Times New Roman" w:hAnsi="Times New Roman"/>
+                <w:b/>
+                <w:bCs/>
+                <w:i w:val="false"/>
+                <w:iCs w:val="false"/>
+                <w:sz w:val="20"/>
+                <w:szCs w:val="20"/>
+              </w:rPr>
+              <w:t xml:space="preserve">Lộ cơ sở dữ liệu template khuôn mặt</w:t>
+            </w:r>
+            <w:r>
+              <w:rPr>
+                <w:rFonts w:ascii="Times New Roman" w:cs="Times New Roman" w:eastAsia="Times New Roman" w:hAnsi="Times New Roman"/>
+                <w:b w:val="false"/>
+                <w:bCs w:val="false"/>
+                <w:i w:val="false"/>
+                <w:iCs w:val="false"/>
+                <w:sz w:val="20"/>
+                <w:szCs w:val="20"/>
+              </w:rPr>
+              <w:t xml:space="preserve"> (sao lưu để công khai, truy vấn hàng loạt, rò khóa mã hóa)</w:t>
+            </w:r>
+          </w:p>
+        </w:tc>
+        <w:tc>
+          <w:tcPr>
+            <w:tcW w:type="dxa" w:w="1336"/>
+            <w:tcBorders>
+              <w:top w:val="single" w:color="000000" w:sz="4"/>
+              <w:left w:val="single" w:color="000000" w:sz="4"/>
+              <w:bottom w:val="single" w:color="000000" w:sz="4"/>
+              <w:right w:val="single" w:color="000000" w:sz="4"/>
+            </w:tcBorders>
+            <w:tcMar>
+              <w:top w:type="dxa" w:w="30"/>
+              <w:left w:type="dxa" w:w="70"/>
+              <w:bottom w:type="dxa" w:w="30"/>
+              <w:right w:type="dxa" w:w="70"/>
+            </w:tcMar>
+            <w:vAlign w:val="center"/>
+          </w:tcPr>
+          <w:p>
+            <w:pPr>
+              <w:keepNext/>
+              <w:spacing w:after="0" w:before="0" w:line="240" w:lineRule="auto"/>
+              <w:jc w:val="left"/>
+            </w:pPr>
+            <w:r>
+              <w:rPr>
+                <w:rFonts w:ascii="Times New Roman" w:cs="Times New Roman" w:eastAsia="Times New Roman" w:hAnsi="Times New Roman"/>
+                <w:b w:val="false"/>
+                <w:bCs w:val="false"/>
+                <w:i w:val="false"/>
+                <w:iCs w:val="false"/>
+                <w:sz w:val="20"/>
+                <w:szCs w:val="20"/>
+              </w:rPr>
+              <w:t xml:space="preserve">Cảnh báo truy xuất hàng loạt; phát hiện bản sao lưu công khai; thông tin từ bên ngoài</w:t>
+            </w:r>
+          </w:p>
+        </w:tc>
+        <w:tc>
+          <w:tcPr>
+            <w:tcW w:type="dxa" w:w="1446"/>
+            <w:tcBorders>
+              <w:top w:val="single" w:color="000000" w:sz="4"/>
+              <w:left w:val="single" w:color="000000" w:sz="4"/>
+              <w:bottom w:val="single" w:color="000000" w:sz="4"/>
+              <w:right w:val="single" w:color="000000" w:sz="4"/>
+            </w:tcBorders>
+            <w:tcMar>
+              <w:top w:type="dxa" w:w="30"/>
+              <w:left w:type="dxa" w:w="70"/>
+              <w:bottom w:type="dxa" w:w="30"/>
+              <w:right w:type="dxa" w:w="70"/>
+            </w:tcMar>
+            <w:vAlign w:val="center"/>
+          </w:tcPr>
+          <w:p>
+            <w:pPr>
+              <w:keepNext/>
+              <w:spacing w:after="0" w:before="0" w:line="240" w:lineRule="auto"/>
+              <w:jc w:val="left"/>
+            </w:pPr>
+            <w:r>
+              <w:rPr>
+                <w:rFonts w:ascii="Times New Roman" w:cs="Times New Roman" w:eastAsia="Times New Roman" w:hAnsi="Times New Roman"/>
+                <w:b w:val="false"/>
+                <w:bCs w:val="false"/>
+                <w:i w:val="false"/>
+                <w:iCs w:val="false"/>
+                <w:sz w:val="20"/>
+                <w:szCs w:val="20"/>
+              </w:rPr>
+              <w:t xml:space="preserve">Thu hồi quyền truy cập, xoay vòng khóa mã hóa, khóa bản sao lưu; xác định template có bị giải mã được không</w:t>
+            </w:r>
+          </w:p>
+        </w:tc>
+        <w:tc>
+          <w:tcPr>
+            <w:tcW w:type="dxa" w:w="1295"/>
+            <w:tcBorders>
+              <w:top w:val="single" w:color="000000" w:sz="4"/>
+              <w:left w:val="single" w:color="000000" w:sz="4"/>
+              <w:bottom w:val="single" w:color="000000" w:sz="4"/>
+              <w:right w:val="single" w:color="000000" w:sz="4"/>
+            </w:tcBorders>
+            <w:tcMar>
+              <w:top w:type="dxa" w:w="30"/>
+              <w:left w:type="dxa" w:w="70"/>
+              <w:bottom w:type="dxa" w:w="30"/>
+              <w:right w:type="dxa" w:w="70"/>
+            </w:tcMar>
+            <w:vAlign w:val="center"/>
+          </w:tcPr>
+          <w:p>
+            <w:pPr>
+              <w:keepNext/>
+              <w:spacing w:after="0" w:before="0" w:line="240" w:lineRule="auto"/>
+              <w:jc w:val="left"/>
+            </w:pPr>
+            <w:r>
+              <w:rPr>
+                <w:rFonts w:ascii="Times New Roman" w:cs="Times New Roman" w:eastAsia="Times New Roman" w:hAnsi="Times New Roman"/>
+                <w:b w:val="false"/>
+                <w:bCs w:val="false"/>
+                <w:i w:val="false"/>
+                <w:iCs w:val="false"/>
+                <w:sz w:val="20"/>
+                <w:szCs w:val="20"/>
+              </w:rPr>
+              <w:t xml:space="preserve">Bên xử lý (M3); bên kiểm soát với dữ liệu nhân viên</w:t>
+            </w:r>
+          </w:p>
+        </w:tc>
+        <w:tc>
+          <w:tcPr>
+            <w:tcW w:type="dxa" w:w="2052"/>
+            <w:tcBorders>
+              <w:top w:val="single" w:color="000000" w:sz="4"/>
+              <w:left w:val="single" w:color="000000" w:sz="4"/>
+              <w:bottom w:val="single" w:color="000000" w:sz="4"/>
+              <w:right w:val="single" w:color="000000" w:sz="4"/>
+            </w:tcBorders>
+            <w:tcMar>
+              <w:top w:type="dxa" w:w="30"/>
+              <w:left w:type="dxa" w:w="70"/>
+              <w:bottom w:type="dxa" w:w="30"/>
+              <w:right w:type="dxa" w:w="70"/>
+            </w:tcMar>
+            <w:vAlign w:val="center"/>
+          </w:tcPr>
+          <w:p>
+            <w:pPr>
+              <w:keepNext/>
+              <w:spacing w:after="0" w:before="0" w:line="240" w:lineRule="auto"/>
+              <w:jc w:val="left"/>
+            </w:pPr>
+            <w:r>
+              <w:rPr>
+                <w:rFonts w:ascii="Times New Roman" w:cs="Times New Roman" w:eastAsia="Times New Roman" w:hAnsi="Times New Roman"/>
+                <w:b w:val="false"/>
+                <w:bCs w:val="false"/>
+                <w:i w:val="false"/>
+                <w:iCs w:val="false"/>
+                <w:sz w:val="20"/>
+                <w:szCs w:val="20"/>
+              </w:rPr>
+              <w:t xml:space="preserve">A + C</w:t>
+            </w:r>
+          </w:p>
+        </w:tc>
+        <w:tc>
+          <w:tcPr>
+            <w:tcW w:type="dxa" w:w="1450"/>
+            <w:tcBorders>
+              <w:top w:val="single" w:color="000000" w:sz="4"/>
+              <w:left w:val="single" w:color="000000" w:sz="4"/>
+              <w:bottom w:val="single" w:color="000000" w:sz="4"/>
+              <w:right w:val="single" w:color="000000" w:sz="4"/>
+            </w:tcBorders>
+            <w:tcMar>
+              <w:top w:type="dxa" w:w="30"/>
+              <w:left w:type="dxa" w:w="70"/>
+              <w:bottom w:type="dxa" w:w="30"/>
+              <w:right w:type="dxa" w:w="70"/>
+            </w:tcMar>
+            <w:vAlign w:val="center"/>
+          </w:tcPr>
+          <w:p>
+            <w:pPr>
+              <w:keepNext/>
+              <w:spacing w:after="0" w:before="0" w:line="240" w:lineRule="auto"/>
+              <w:jc w:val="left"/>
+            </w:pPr>
+            <w:r>
+              <w:rPr>
+                <w:rFonts w:ascii="Times New Roman" w:cs="Times New Roman" w:eastAsia="Times New Roman" w:hAnsi="Times New Roman"/>
+                <w:b w:val="false"/>
+                <w:bCs w:val="false"/>
+                <w:i w:val="false"/>
+                <w:iCs w:val="false"/>
+                <w:sz w:val="20"/>
+                <w:szCs w:val="20"/>
+              </w:rPr>
+              <w:t xml:space="preserve">Khuôn mặt không thay được như mật khẩu. Template mã hóa, khóa không bị lộ: vẫn ghi nhận, đánh giá, nhưng mức tác động thấp hơn — ghi rõ lập luận trong biên bản</w:t>
+            </w:r>
+          </w:p>
+        </w:tc>
+      </w:tr>
+      <w:tr>
+        <w:trPr>
+          <w:cantSplit/>
+          <w:tblHeader w:val="false"/>
+        </w:trPr>
+        <w:tc>
+          <w:tcPr>
+            <w:tcW w:type="dxa" w:w="1446"/>
+            <w:tcBorders>
+              <w:top w:val="single" w:color="000000" w:sz="4"/>
+              <w:left w:val="single" w:color="000000" w:sz="4"/>
+              <w:bottom w:val="single" w:color="000000" w:sz="4"/>
+              <w:right w:val="single" w:color="000000" w:sz="4"/>
+            </w:tcBorders>
+            <w:tcMar>
+              <w:top w:type="dxa" w:w="30"/>
+              <w:left w:type="dxa" w:w="70"/>
+              <w:bottom w:type="dxa" w:w="30"/>
+              <w:right w:type="dxa" w:w="70"/>
+            </w:tcMar>
+            <w:vAlign w:val="center"/>
+          </w:tcPr>
+          <w:p>
+            <w:pPr>
+              <w:keepNext/>
+              <w:spacing w:after="0" w:before="0" w:line="240" w:lineRule="auto"/>
+              <w:jc w:val="left"/>
+            </w:pPr>
+            <w:r>
+              <w:rPr>
+                <w:rFonts w:ascii="Times New Roman" w:cs="Times New Roman" w:eastAsia="Times New Roman" w:hAnsi="Times New Roman"/>
+                <w:b/>
+                <w:bCs/>
+                <w:i w:val="false"/>
+                <w:iCs w:val="false"/>
+                <w:sz w:val="20"/>
+                <w:szCs w:val="20"/>
+              </w:rPr>
+              <w:t xml:space="preserve">Lộ video</w:t>
+            </w:r>
+            <w:r>
+              <w:rPr>
+                <w:rFonts w:ascii="Times New Roman" w:cs="Times New Roman" w:eastAsia="Times New Roman" w:hAnsi="Times New Roman"/>
+                <w:b w:val="false"/>
+                <w:bCs w:val="false"/>
+                <w:i w:val="false"/>
+                <w:iCs w:val="false"/>
+                <w:sz w:val="20"/>
+                <w:szCs w:val="20"/>
+              </w:rPr>
+              <w:t xml:space="preserve"> (liên kết chia sẻ không hết hạn, kho lưu trữ đặt công khai, video bị đăng lên mạng)</w:t>
+            </w:r>
+          </w:p>
+        </w:tc>
+        <w:tc>
+          <w:tcPr>
+            <w:tcW w:type="dxa" w:w="1336"/>
+            <w:tcBorders>
+              <w:top w:val="single" w:color="000000" w:sz="4"/>
+              <w:left w:val="single" w:color="000000" w:sz="4"/>
+              <w:bottom w:val="single" w:color="000000" w:sz="4"/>
+              <w:right w:val="single" w:color="000000" w:sz="4"/>
+            </w:tcBorders>
+            <w:tcMar>
+              <w:top w:type="dxa" w:w="30"/>
+              <w:left w:type="dxa" w:w="70"/>
+              <w:bottom w:type="dxa" w:w="30"/>
+              <w:right w:type="dxa" w:w="70"/>
+            </w:tcMar>
+            <w:vAlign w:val="center"/>
+          </w:tcPr>
+          <w:p>
+            <w:pPr>
+              <w:keepNext/>
+              <w:spacing w:after="0" w:before="0" w:line="240" w:lineRule="auto"/>
+              <w:jc w:val="left"/>
+            </w:pPr>
+            <w:r>
+              <w:rPr>
+                <w:rFonts w:ascii="Times New Roman" w:cs="Times New Roman" w:eastAsia="Times New Roman" w:hAnsi="Times New Roman"/>
+                <w:b w:val="false"/>
+                <w:bCs w:val="false"/>
+                <w:i w:val="false"/>
+                <w:iCs w:val="false"/>
+                <w:sz w:val="20"/>
+                <w:szCs w:val="20"/>
+              </w:rPr>
+              <w:t xml:space="preserve">Truy cập từ địa chỉ lạ; khách hàng hoặc người dân phản ánh</w:t>
+            </w:r>
+          </w:p>
+        </w:tc>
+        <w:tc>
+          <w:tcPr>
+            <w:tcW w:type="dxa" w:w="1446"/>
+            <w:tcBorders>
+              <w:top w:val="single" w:color="000000" w:sz="4"/>
+              <w:left w:val="single" w:color="000000" w:sz="4"/>
+              <w:bottom w:val="single" w:color="000000" w:sz="4"/>
+              <w:right w:val="single" w:color="000000" w:sz="4"/>
+            </w:tcBorders>
+            <w:tcMar>
+              <w:top w:type="dxa" w:w="30"/>
+              <w:left w:type="dxa" w:w="70"/>
+              <w:bottom w:type="dxa" w:w="30"/>
+              <w:right w:type="dxa" w:w="70"/>
+            </w:tcMar>
+            <w:vAlign w:val="center"/>
+          </w:tcPr>
+          <w:p>
+            <w:pPr>
+              <w:keepNext/>
+              <w:spacing w:after="0" w:before="0" w:line="240" w:lineRule="auto"/>
+              <w:jc w:val="left"/>
+            </w:pPr>
+            <w:r>
+              <w:rPr>
+                <w:rFonts w:ascii="Times New Roman" w:cs="Times New Roman" w:eastAsia="Times New Roman" w:hAnsi="Times New Roman"/>
+                <w:b w:val="false"/>
+                <w:bCs w:val="false"/>
+                <w:i w:val="false"/>
+                <w:iCs w:val="false"/>
+                <w:sz w:val="20"/>
+                <w:szCs w:val="20"/>
+              </w:rPr>
+              <w:t xml:space="preserve">Thu hồi liên kết; đóng quyền công khai; yêu cầu gỡ nội dung</w:t>
+            </w:r>
+          </w:p>
+        </w:tc>
+        <w:tc>
+          <w:tcPr>
+            <w:tcW w:type="dxa" w:w="1295"/>
+            <w:tcBorders>
+              <w:top w:val="single" w:color="000000" w:sz="4"/>
+              <w:left w:val="single" w:color="000000" w:sz="4"/>
+              <w:bottom w:val="single" w:color="000000" w:sz="4"/>
+              <w:right w:val="single" w:color="000000" w:sz="4"/>
+            </w:tcBorders>
+            <w:tcMar>
+              <w:top w:type="dxa" w:w="30"/>
+              <w:left w:type="dxa" w:w="70"/>
+              <w:bottom w:type="dxa" w:w="30"/>
+              <w:right w:type="dxa" w:w="70"/>
+            </w:tcMar>
+            <w:vAlign w:val="center"/>
+          </w:tcPr>
+          <w:p>
+            <w:pPr>
+              <w:keepNext/>
+              <w:spacing w:after="0" w:before="0" w:line="240" w:lineRule="auto"/>
+              <w:jc w:val="left"/>
+            </w:pPr>
+            <w:r>
+              <w:rPr>
+                <w:rFonts w:ascii="Times New Roman" w:cs="Times New Roman" w:eastAsia="Times New Roman" w:hAnsi="Times New Roman"/>
+                <w:b w:val="false"/>
+                <w:bCs w:val="false"/>
+                <w:i w:val="false"/>
+                <w:iCs w:val="false"/>
+                <w:sz w:val="20"/>
+                <w:szCs w:val="20"/>
+              </w:rPr>
+              <w:t xml:space="preserve">Bên xử lý</w:t>
+            </w:r>
+          </w:p>
+        </w:tc>
+        <w:tc>
+          <w:tcPr>
+            <w:tcW w:type="dxa" w:w="2052"/>
+            <w:tcBorders>
+              <w:top w:val="single" w:color="000000" w:sz="4"/>
+              <w:left w:val="single" w:color="000000" w:sz="4"/>
+              <w:bottom w:val="single" w:color="000000" w:sz="4"/>
+              <w:right w:val="single" w:color="000000" w:sz="4"/>
+            </w:tcBorders>
+            <w:tcMar>
+              <w:top w:type="dxa" w:w="30"/>
+              <w:left w:type="dxa" w:w="70"/>
+              <w:bottom w:type="dxa" w:w="30"/>
+              <w:right w:type="dxa" w:w="70"/>
+            </w:tcMar>
+            <w:vAlign w:val="center"/>
+          </w:tcPr>
+          <w:p>
+            <w:pPr>
+              <w:keepNext/>
+              <w:spacing w:after="0" w:before="0" w:line="240" w:lineRule="auto"/>
+              <w:jc w:val="left"/>
+            </w:pPr>
+            <w:r>
+              <w:rPr>
+                <w:rFonts w:ascii="Times New Roman" w:cs="Times New Roman" w:eastAsia="Times New Roman" w:hAnsi="Times New Roman"/>
+                <w:b w:val="false"/>
+                <w:bCs w:val="false"/>
+                <w:i w:val="false"/>
+                <w:iCs w:val="false"/>
+                <w:sz w:val="20"/>
+                <w:szCs w:val="20"/>
+              </w:rPr>
+              <w:t xml:space="preserve">A</w:t>
+            </w:r>
+          </w:p>
+        </w:tc>
+        <w:tc>
+          <w:tcPr>
+            <w:tcW w:type="dxa" w:w="1450"/>
+            <w:tcBorders>
+              <w:top w:val="single" w:color="000000" w:sz="4"/>
+              <w:left w:val="single" w:color="000000" w:sz="4"/>
+              <w:bottom w:val="single" w:color="000000" w:sz="4"/>
+              <w:right w:val="single" w:color="000000" w:sz="4"/>
+            </w:tcBorders>
+            <w:tcMar>
+              <w:top w:type="dxa" w:w="30"/>
+              <w:left w:type="dxa" w:w="70"/>
+              <w:bottom w:type="dxa" w:w="30"/>
+              <w:right w:type="dxa" w:w="70"/>
+            </w:tcMar>
+            <w:vAlign w:val="center"/>
+          </w:tcPr>
+          <w:p>
+            <w:pPr>
+              <w:keepNext/>
+              <w:spacing w:after="0" w:before="0" w:line="240" w:lineRule="auto"/>
+              <w:jc w:val="left"/>
+            </w:pPr>
+            <w:r>
+              <w:rPr>
+                <w:rFonts w:ascii="Times New Roman" w:cs="Times New Roman" w:eastAsia="Times New Roman" w:hAnsi="Times New Roman"/>
+                <w:b w:val="false"/>
+                <w:bCs w:val="false"/>
+                <w:i w:val="false"/>
+                <w:iCs w:val="false"/>
+                <w:sz w:val="20"/>
+                <w:szCs w:val="20"/>
+              </w:rPr>
+              <w:t xml:space="preserve">Video có khuôn mặt nhưng chưa trích xuất đặc trưng là dữ liệu cơ bản (vùng xám V1); nếu có kết quả nhận diện kèm theo thì xem như sinh trắc học</w:t>
+            </w:r>
+          </w:p>
+        </w:tc>
+      </w:tr>
+      <w:tr>
+        <w:trPr>
+          <w:cantSplit/>
+          <w:tblHeader w:val="false"/>
+        </w:trPr>
+        <w:tc>
+          <w:tcPr>
+            <w:tcW w:type="dxa" w:w="1446"/>
+            <w:tcBorders>
+              <w:top w:val="single" w:color="000000" w:sz="4"/>
+              <w:left w:val="single" w:color="000000" w:sz="4"/>
+              <w:bottom w:val="single" w:color="000000" w:sz="4"/>
+              <w:right w:val="single" w:color="000000" w:sz="4"/>
+            </w:tcBorders>
+            <w:tcMar>
+              <w:top w:type="dxa" w:w="30"/>
+              <w:left w:type="dxa" w:w="70"/>
+              <w:bottom w:type="dxa" w:w="30"/>
+              <w:right w:type="dxa" w:w="70"/>
+            </w:tcMar>
+            <w:vAlign w:val="center"/>
+          </w:tcPr>
+          <w:p>
+            <w:pPr>
+              <w:keepNext/>
+              <w:spacing w:after="0" w:before="0" w:line="240" w:lineRule="auto"/>
+              <w:jc w:val="left"/>
+            </w:pPr>
+            <w:r>
+              <w:rPr>
+                <w:rFonts w:ascii="Times New Roman" w:cs="Times New Roman" w:eastAsia="Times New Roman" w:hAnsi="Times New Roman"/>
+                <w:b/>
+                <w:bCs/>
+                <w:i w:val="false"/>
+                <w:iCs w:val="false"/>
+                <w:sz w:val="20"/>
+                <w:szCs w:val="20"/>
+              </w:rPr>
+              <w:t xml:space="preserve">Truy cập trái phép VMS</w:t>
+            </w:r>
+            <w:r>
+              <w:rPr>
+                <w:rFonts w:ascii="Times New Roman" w:cs="Times New Roman" w:eastAsia="Times New Roman" w:hAnsi="Times New Roman"/>
+                <w:b w:val="false"/>
+                <w:bCs w:val="false"/>
+                <w:i w:val="false"/>
+                <w:iCs w:val="false"/>
+                <w:sz w:val="20"/>
+                <w:szCs w:val="20"/>
+              </w:rPr>
+              <w:t xml:space="preserve"> (tài khoản quản trị của khách bị lộ mật khẩu, dò mật khẩu, lỗ hổng giao diện web)</w:t>
+            </w:r>
+          </w:p>
+        </w:tc>
+        <w:tc>
+          <w:tcPr>
+            <w:tcW w:type="dxa" w:w="1336"/>
+            <w:tcBorders>
+              <w:top w:val="single" w:color="000000" w:sz="4"/>
+              <w:left w:val="single" w:color="000000" w:sz="4"/>
+              <w:bottom w:val="single" w:color="000000" w:sz="4"/>
+              <w:right w:val="single" w:color="000000" w:sz="4"/>
+            </w:tcBorders>
+            <w:tcMar>
+              <w:top w:type="dxa" w:w="30"/>
+              <w:left w:type="dxa" w:w="70"/>
+              <w:bottom w:type="dxa" w:w="30"/>
+              <w:right w:type="dxa" w:w="70"/>
+            </w:tcMar>
+            <w:vAlign w:val="center"/>
+          </w:tcPr>
+          <w:p>
+            <w:pPr>
+              <w:keepNext/>
+              <w:spacing w:after="0" w:before="0" w:line="240" w:lineRule="auto"/>
+              <w:jc w:val="left"/>
+            </w:pPr>
+            <w:r>
+              <w:rPr>
+                <w:rFonts w:ascii="Times New Roman" w:cs="Times New Roman" w:eastAsia="Times New Roman" w:hAnsi="Times New Roman"/>
+                <w:b w:val="false"/>
+                <w:bCs w:val="false"/>
+                <w:i w:val="false"/>
+                <w:iCs w:val="false"/>
+                <w:sz w:val="20"/>
+                <w:szCs w:val="20"/>
+              </w:rPr>
+              <w:t xml:space="preserve">Đăng nhập bất thường; xuất video hàng loạt; thay đổi cấu hình lưu</w:t>
+            </w:r>
+          </w:p>
+        </w:tc>
+        <w:tc>
+          <w:tcPr>
+            <w:tcW w:type="dxa" w:w="1446"/>
+            <w:tcBorders>
+              <w:top w:val="single" w:color="000000" w:sz="4"/>
+              <w:left w:val="single" w:color="000000" w:sz="4"/>
+              <w:bottom w:val="single" w:color="000000" w:sz="4"/>
+              <w:right w:val="single" w:color="000000" w:sz="4"/>
+            </w:tcBorders>
+            <w:tcMar>
+              <w:top w:type="dxa" w:w="30"/>
+              <w:left w:type="dxa" w:w="70"/>
+              <w:bottom w:type="dxa" w:w="30"/>
+              <w:right w:type="dxa" w:w="70"/>
+            </w:tcMar>
+            <w:vAlign w:val="center"/>
+          </w:tcPr>
+          <w:p>
+            <w:pPr>
+              <w:keepNext/>
+              <w:spacing w:after="0" w:before="0" w:line="240" w:lineRule="auto"/>
+              <w:jc w:val="left"/>
+            </w:pPr>
+            <w:r>
+              <w:rPr>
+                <w:rFonts w:ascii="Times New Roman" w:cs="Times New Roman" w:eastAsia="Times New Roman" w:hAnsi="Times New Roman"/>
+                <w:b w:val="false"/>
+                <w:bCs w:val="false"/>
+                <w:i w:val="false"/>
+                <w:iCs w:val="false"/>
+                <w:sz w:val="20"/>
+                <w:szCs w:val="20"/>
+              </w:rPr>
+              <w:t xml:space="preserve">Khóa tài khoản; bắt buộc xác thực đa yếu tố; chặn địa chỉ nguồn; vá lỗ hổng</w:t>
+            </w:r>
+          </w:p>
+        </w:tc>
+        <w:tc>
+          <w:tcPr>
+            <w:tcW w:type="dxa" w:w="1295"/>
+            <w:tcBorders>
+              <w:top w:val="single" w:color="000000" w:sz="4"/>
+              <w:left w:val="single" w:color="000000" w:sz="4"/>
+              <w:bottom w:val="single" w:color="000000" w:sz="4"/>
+              <w:right w:val="single" w:color="000000" w:sz="4"/>
+            </w:tcBorders>
+            <w:tcMar>
+              <w:top w:type="dxa" w:w="30"/>
+              <w:left w:type="dxa" w:w="70"/>
+              <w:bottom w:type="dxa" w:w="30"/>
+              <w:right w:type="dxa" w:w="70"/>
+            </w:tcMar>
+            <w:vAlign w:val="center"/>
+          </w:tcPr>
+          <w:p>
+            <w:pPr>
+              <w:keepNext/>
+              <w:spacing w:after="0" w:before="0" w:line="240" w:lineRule="auto"/>
+              <w:jc w:val="left"/>
+            </w:pPr>
+            <w:r>
+              <w:rPr>
+                <w:rFonts w:ascii="Times New Roman" w:cs="Times New Roman" w:eastAsia="Times New Roman" w:hAnsi="Times New Roman"/>
+                <w:b w:val="false"/>
+                <w:bCs w:val="false"/>
+                <w:i w:val="false"/>
+                <w:iCs w:val="false"/>
+                <w:sz w:val="20"/>
+                <w:szCs w:val="20"/>
+              </w:rPr>
+              <w:t xml:space="preserve">Bên xử lý (dữ liệu); bên kiểm soát (tài khoản)</w:t>
+            </w:r>
+          </w:p>
+        </w:tc>
+        <w:tc>
+          <w:tcPr>
+            <w:tcW w:type="dxa" w:w="2052"/>
+            <w:tcBorders>
+              <w:top w:val="single" w:color="000000" w:sz="4"/>
+              <w:left w:val="single" w:color="000000" w:sz="4"/>
+              <w:bottom w:val="single" w:color="000000" w:sz="4"/>
+              <w:right w:val="single" w:color="000000" w:sz="4"/>
+            </w:tcBorders>
+            <w:tcMar>
+              <w:top w:type="dxa" w:w="30"/>
+              <w:left w:type="dxa" w:w="70"/>
+              <w:bottom w:type="dxa" w:w="30"/>
+              <w:right w:type="dxa" w:w="70"/>
+            </w:tcMar>
+            <w:vAlign w:val="center"/>
+          </w:tcPr>
+          <w:p>
+            <w:pPr>
+              <w:keepNext/>
+              <w:spacing w:after="0" w:before="0" w:line="240" w:lineRule="auto"/>
+              <w:jc w:val="left"/>
+            </w:pPr>
+            <w:r>
+              <w:rPr>
+                <w:rFonts w:ascii="Times New Roman" w:cs="Times New Roman" w:eastAsia="Times New Roman" w:hAnsi="Times New Roman"/>
+                <w:b w:val="false"/>
+                <w:bCs w:val="false"/>
+                <w:i w:val="false"/>
+                <w:iCs w:val="false"/>
+                <w:sz w:val="20"/>
+                <w:szCs w:val="20"/>
+              </w:rPr>
+              <w:t xml:space="preserve">A + B</w:t>
+            </w:r>
+          </w:p>
+        </w:tc>
+        <w:tc>
+          <w:tcPr>
+            <w:tcW w:type="dxa" w:w="1450"/>
+            <w:tcBorders>
+              <w:top w:val="single" w:color="000000" w:sz="4"/>
+              <w:left w:val="single" w:color="000000" w:sz="4"/>
+              <w:bottom w:val="single" w:color="000000" w:sz="4"/>
+              <w:right w:val="single" w:color="000000" w:sz="4"/>
+            </w:tcBorders>
+            <w:tcMar>
+              <w:top w:type="dxa" w:w="30"/>
+              <w:left w:type="dxa" w:w="70"/>
+              <w:bottom w:type="dxa" w:w="30"/>
+              <w:right w:type="dxa" w:w="70"/>
+            </w:tcMar>
+            <w:vAlign w:val="center"/>
+          </w:tcPr>
+          <w:p>
+            <w:pPr>
+              <w:keepNext/>
+              <w:spacing w:after="0" w:before="0" w:line="240" w:lineRule="auto"/>
+              <w:jc w:val="left"/>
+            </w:pPr>
+            <w:r>
+              <w:rPr>
+                <w:rFonts w:ascii="Times New Roman" w:cs="Times New Roman" w:eastAsia="Times New Roman" w:hAnsi="Times New Roman"/>
+                <w:b w:val="false"/>
+                <w:bCs w:val="false"/>
+                <w:i w:val="false"/>
+                <w:iCs w:val="false"/>
+                <w:sz w:val="20"/>
+                <w:szCs w:val="20"/>
+              </w:rPr>
+              <w:t xml:space="preserve">Nếu do khách hàng tự để lộ mật khẩu: vẫn báo khách hàng; ghi nguyên nhân để phân định trách nhiệm</w:t>
+            </w:r>
+          </w:p>
+        </w:tc>
+      </w:tr>
+      <w:tr>
+        <w:trPr>
+          <w:cantSplit/>
+          <w:tblHeader w:val="false"/>
+        </w:trPr>
+        <w:tc>
+          <w:tcPr>
+            <w:tcW w:type="dxa" w:w="1446"/>
+            <w:tcBorders>
+              <w:top w:val="single" w:color="000000" w:sz="4"/>
+              <w:left w:val="single" w:color="000000" w:sz="4"/>
+              <w:bottom w:val="single" w:color="000000" w:sz="4"/>
+              <w:right w:val="single" w:color="000000" w:sz="4"/>
+            </w:tcBorders>
+            <w:tcMar>
+              <w:top w:type="dxa" w:w="30"/>
+              <w:left w:type="dxa" w:w="70"/>
+              <w:bottom w:type="dxa" w:w="30"/>
+              <w:right w:type="dxa" w:w="70"/>
+            </w:tcMar>
+            <w:vAlign w:val="center"/>
+          </w:tcPr>
+          <w:p>
+            <w:pPr>
+              <w:keepNext/>
+              <w:spacing w:after="0" w:before="0" w:line="240" w:lineRule="auto"/>
+              <w:jc w:val="left"/>
+            </w:pPr>
+            <w:r>
+              <w:rPr>
+                <w:rFonts w:ascii="Times New Roman" w:cs="Times New Roman" w:eastAsia="Times New Roman" w:hAnsi="Times New Roman"/>
+                <w:b/>
+                <w:bCs/>
+                <w:i w:val="false"/>
+                <w:iCs w:val="false"/>
+                <w:sz w:val="20"/>
+                <w:szCs w:val="20"/>
+              </w:rPr>
+              <w:t xml:space="preserve">Firmware camera, thiết bị biên bị chiếm quyền</w:t>
+            </w:r>
+            <w:r>
+              <w:rPr>
+                <w:rFonts w:ascii="Times New Roman" w:cs="Times New Roman" w:eastAsia="Times New Roman" w:hAnsi="Times New Roman"/>
+                <w:b w:val="false"/>
+                <w:bCs w:val="false"/>
+                <w:i w:val="false"/>
+                <w:iCs w:val="false"/>
+                <w:sz w:val="20"/>
+                <w:szCs w:val="20"/>
+              </w:rPr>
+              <w:t xml:space="preserve"> (mã độc, botnet, cập nhật giả mạo)</w:t>
+            </w:r>
+          </w:p>
+        </w:tc>
+        <w:tc>
+          <w:tcPr>
+            <w:tcW w:type="dxa" w:w="1336"/>
+            <w:tcBorders>
+              <w:top w:val="single" w:color="000000" w:sz="4"/>
+              <w:left w:val="single" w:color="000000" w:sz="4"/>
+              <w:bottom w:val="single" w:color="000000" w:sz="4"/>
+              <w:right w:val="single" w:color="000000" w:sz="4"/>
+            </w:tcBorders>
+            <w:tcMar>
+              <w:top w:type="dxa" w:w="30"/>
+              <w:left w:type="dxa" w:w="70"/>
+              <w:bottom w:type="dxa" w:w="30"/>
+              <w:right w:type="dxa" w:w="70"/>
+            </w:tcMar>
+            <w:vAlign w:val="center"/>
+          </w:tcPr>
+          <w:p>
+            <w:pPr>
+              <w:keepNext/>
+              <w:spacing w:after="0" w:before="0" w:line="240" w:lineRule="auto"/>
+              <w:jc w:val="left"/>
+            </w:pPr>
+            <w:r>
+              <w:rPr>
+                <w:rFonts w:ascii="Times New Roman" w:cs="Times New Roman" w:eastAsia="Times New Roman" w:hAnsi="Times New Roman"/>
+                <w:b w:val="false"/>
+                <w:bCs w:val="false"/>
+                <w:i w:val="false"/>
+                <w:iCs w:val="false"/>
+                <w:sz w:val="20"/>
+                <w:szCs w:val="20"/>
+              </w:rPr>
+              <w:t xml:space="preserve">Lưu lượng bất thường từ camera; thiết bị kết nối máy chủ lạ; cảnh báo của hãng, cộng đồng</w:t>
+            </w:r>
+          </w:p>
+        </w:tc>
+        <w:tc>
+          <w:tcPr>
+            <w:tcW w:type="dxa" w:w="1446"/>
+            <w:tcBorders>
+              <w:top w:val="single" w:color="000000" w:sz="4"/>
+              <w:left w:val="single" w:color="000000" w:sz="4"/>
+              <w:bottom w:val="single" w:color="000000" w:sz="4"/>
+              <w:right w:val="single" w:color="000000" w:sz="4"/>
+            </w:tcBorders>
+            <w:tcMar>
+              <w:top w:type="dxa" w:w="30"/>
+              <w:left w:type="dxa" w:w="70"/>
+              <w:bottom w:type="dxa" w:w="30"/>
+              <w:right w:type="dxa" w:w="70"/>
+            </w:tcMar>
+            <w:vAlign w:val="center"/>
+          </w:tcPr>
+          <w:p>
+            <w:pPr>
+              <w:keepNext/>
+              <w:spacing w:after="0" w:before="0" w:line="240" w:lineRule="auto"/>
+              <w:jc w:val="left"/>
+            </w:pPr>
+            <w:r>
+              <w:rPr>
+                <w:rFonts w:ascii="Times New Roman" w:cs="Times New Roman" w:eastAsia="Times New Roman" w:hAnsi="Times New Roman"/>
+                <w:b w:val="false"/>
+                <w:bCs w:val="false"/>
+                <w:i w:val="false"/>
+                <w:iCs w:val="false"/>
+                <w:sz w:val="20"/>
+                <w:szCs w:val="20"/>
+              </w:rPr>
+              <w:t xml:space="preserve">Cách ly thiết bị; chặn kết nối ra ngoài; phát hành bản vá ký số; cảnh báo cho mọi khách hàng dùng dòng thiết bị</w:t>
+            </w:r>
+          </w:p>
+        </w:tc>
+        <w:tc>
+          <w:tcPr>
+            <w:tcW w:type="dxa" w:w="1295"/>
+            <w:tcBorders>
+              <w:top w:val="single" w:color="000000" w:sz="4"/>
+              <w:left w:val="single" w:color="000000" w:sz="4"/>
+              <w:bottom w:val="single" w:color="000000" w:sz="4"/>
+              <w:right w:val="single" w:color="000000" w:sz="4"/>
+            </w:tcBorders>
+            <w:tcMar>
+              <w:top w:type="dxa" w:w="30"/>
+              <w:left w:type="dxa" w:w="70"/>
+              <w:bottom w:type="dxa" w:w="30"/>
+              <w:right w:type="dxa" w:w="70"/>
+            </w:tcMar>
+            <w:vAlign w:val="center"/>
+          </w:tcPr>
+          <w:p>
+            <w:pPr>
+              <w:keepNext/>
+              <w:spacing w:after="0" w:before="0" w:line="240" w:lineRule="auto"/>
+              <w:jc w:val="left"/>
+            </w:pPr>
+            <w:r>
+              <w:rPr>
+                <w:rFonts w:ascii="Times New Roman" w:cs="Times New Roman" w:eastAsia="Times New Roman" w:hAnsi="Times New Roman"/>
+                <w:b w:val="false"/>
+                <w:bCs w:val="false"/>
+                <w:i w:val="false"/>
+                <w:iCs w:val="false"/>
+                <w:sz w:val="20"/>
+                <w:szCs w:val="20"/>
+              </w:rPr>
+              <w:t xml:space="preserve">M1: không xử lý dữ liệu. M2–M4: bên xử lý</w:t>
+            </w:r>
+          </w:p>
+        </w:tc>
+        <w:tc>
+          <w:tcPr>
+            <w:tcW w:type="dxa" w:w="2052"/>
+            <w:tcBorders>
+              <w:top w:val="single" w:color="000000" w:sz="4"/>
+              <w:left w:val="single" w:color="000000" w:sz="4"/>
+              <w:bottom w:val="single" w:color="000000" w:sz="4"/>
+              <w:right w:val="single" w:color="000000" w:sz="4"/>
+            </w:tcBorders>
+            <w:tcMar>
+              <w:top w:type="dxa" w:w="30"/>
+              <w:left w:type="dxa" w:w="70"/>
+              <w:bottom w:type="dxa" w:w="30"/>
+              <w:right w:type="dxa" w:w="70"/>
+            </w:tcMar>
+            <w:vAlign w:val="center"/>
+          </w:tcPr>
+          <w:p>
+            <w:pPr>
+              <w:keepNext/>
+              <w:spacing w:after="0" w:before="0" w:line="240" w:lineRule="auto"/>
+              <w:jc w:val="left"/>
+            </w:pPr>
+            <w:r>
+              <w:rPr>
+                <w:rFonts w:ascii="Times New Roman" w:cs="Times New Roman" w:eastAsia="Times New Roman" w:hAnsi="Times New Roman"/>
+                <w:b w:val="false"/>
+                <w:bCs w:val="false"/>
+                <w:i w:val="false"/>
+                <w:iCs w:val="false"/>
+                <w:sz w:val="20"/>
+                <w:szCs w:val="20"/>
+              </w:rPr>
+              <w:t xml:space="preserve">A (M2–M4)</w:t>
+            </w:r>
+          </w:p>
+        </w:tc>
+        <w:tc>
+          <w:tcPr>
+            <w:tcW w:type="dxa" w:w="1450"/>
+            <w:tcBorders>
+              <w:top w:val="single" w:color="000000" w:sz="4"/>
+              <w:left w:val="single" w:color="000000" w:sz="4"/>
+              <w:bottom w:val="single" w:color="000000" w:sz="4"/>
+              <w:right w:val="single" w:color="000000" w:sz="4"/>
+            </w:tcBorders>
+            <w:tcMar>
+              <w:top w:type="dxa" w:w="30"/>
+              <w:left w:type="dxa" w:w="70"/>
+              <w:bottom w:type="dxa" w:w="30"/>
+              <w:right w:type="dxa" w:w="70"/>
+            </w:tcMar>
+            <w:vAlign w:val="center"/>
+          </w:tcPr>
+          <w:p>
+            <w:pPr>
+              <w:keepNext/>
+              <w:spacing w:after="0" w:before="0" w:line="240" w:lineRule="auto"/>
+              <w:jc w:val="left"/>
+            </w:pPr>
+            <w:r>
+              <w:rPr>
+                <w:rFonts w:ascii="Times New Roman" w:cs="Times New Roman" w:eastAsia="Times New Roman" w:hAnsi="Times New Roman"/>
+                <w:b w:val="false"/>
+                <w:bCs w:val="false"/>
+                <w:i w:val="false"/>
+                <w:iCs w:val="false"/>
+                <w:sz w:val="20"/>
+                <w:szCs w:val="20"/>
+              </w:rPr>
+              <w:t xml:space="preserve">Đánh giá có luồng video, ảnh khuôn mặt bị gửi ra ngoài không. Nếu gửi ra máy chủ ở nước ngoài: ghi rõ trong thông báo</w:t>
+            </w:r>
+          </w:p>
+        </w:tc>
+      </w:tr>
+      <w:tr>
+        <w:trPr>
+          <w:cantSplit/>
+          <w:tblHeader w:val="false"/>
+        </w:trPr>
+        <w:tc>
+          <w:tcPr>
+            <w:tcW w:type="dxa" w:w="1446"/>
+            <w:tcBorders>
+              <w:top w:val="single" w:color="000000" w:sz="4"/>
+              <w:left w:val="single" w:color="000000" w:sz="4"/>
+              <w:bottom w:val="single" w:color="000000" w:sz="4"/>
+              <w:right w:val="single" w:color="000000" w:sz="4"/>
+            </w:tcBorders>
+            <w:tcMar>
+              <w:top w:type="dxa" w:w="30"/>
+              <w:left w:type="dxa" w:w="70"/>
+              <w:bottom w:type="dxa" w:w="30"/>
+              <w:right w:type="dxa" w:w="70"/>
+            </w:tcMar>
+            <w:vAlign w:val="center"/>
+          </w:tcPr>
+          <w:p>
+            <w:pPr>
+              <w:keepNext/>
+              <w:spacing w:after="0" w:before="0" w:line="240" w:lineRule="auto"/>
+              <w:jc w:val="left"/>
+            </w:pPr>
+            <w:r>
+              <w:rPr>
+                <w:rFonts w:ascii="Times New Roman" w:cs="Times New Roman" w:eastAsia="Times New Roman" w:hAnsi="Times New Roman"/>
+                <w:b/>
+                <w:bCs/>
+                <w:i w:val="false"/>
+                <w:iCs w:val="false"/>
+                <w:sz w:val="20"/>
+                <w:szCs w:val="20"/>
+              </w:rPr>
+              <w:t xml:space="preserve">Kỹ thuật viên, đại lý sao chép dữ liệu</w:t>
+            </w:r>
+            <w:r>
+              <w:rPr>
+                <w:rFonts w:ascii="Times New Roman" w:cs="Times New Roman" w:eastAsia="Times New Roman" w:hAnsi="Times New Roman"/>
+                <w:b w:val="false"/>
+                <w:bCs w:val="false"/>
+                <w:i w:val="false"/>
+                <w:iCs w:val="false"/>
+                <w:sz w:val="20"/>
+                <w:szCs w:val="20"/>
+              </w:rPr>
+              <w:t xml:space="preserve"> (khi lắp đặt, đăng ký khuôn mặt hộ, hỗ trợ từ xa)</w:t>
+            </w:r>
+          </w:p>
+        </w:tc>
+        <w:tc>
+          <w:tcPr>
+            <w:tcW w:type="dxa" w:w="1336"/>
+            <w:tcBorders>
+              <w:top w:val="single" w:color="000000" w:sz="4"/>
+              <w:left w:val="single" w:color="000000" w:sz="4"/>
+              <w:bottom w:val="single" w:color="000000" w:sz="4"/>
+              <w:right w:val="single" w:color="000000" w:sz="4"/>
+            </w:tcBorders>
+            <w:tcMar>
+              <w:top w:type="dxa" w:w="30"/>
+              <w:left w:type="dxa" w:w="70"/>
+              <w:bottom w:type="dxa" w:w="30"/>
+              <w:right w:type="dxa" w:w="70"/>
+            </w:tcMar>
+            <w:vAlign w:val="center"/>
+          </w:tcPr>
+          <w:p>
+            <w:pPr>
+              <w:keepNext/>
+              <w:spacing w:after="0" w:before="0" w:line="240" w:lineRule="auto"/>
+              <w:jc w:val="left"/>
+            </w:pPr>
+            <w:r>
+              <w:rPr>
+                <w:rFonts w:ascii="Times New Roman" w:cs="Times New Roman" w:eastAsia="Times New Roman" w:hAnsi="Times New Roman"/>
+                <w:b w:val="false"/>
+                <w:bCs w:val="false"/>
+                <w:i w:val="false"/>
+                <w:iCs w:val="false"/>
+                <w:sz w:val="20"/>
+                <w:szCs w:val="20"/>
+              </w:rPr>
+              <w:t xml:space="preserve">Nhật ký phiên hỗ trợ; báo cáo của khách hàng; thiết bị lưu trữ cá nhân</w:t>
+            </w:r>
+          </w:p>
+        </w:tc>
+        <w:tc>
+          <w:tcPr>
+            <w:tcW w:type="dxa" w:w="1446"/>
+            <w:tcBorders>
+              <w:top w:val="single" w:color="000000" w:sz="4"/>
+              <w:left w:val="single" w:color="000000" w:sz="4"/>
+              <w:bottom w:val="single" w:color="000000" w:sz="4"/>
+              <w:right w:val="single" w:color="000000" w:sz="4"/>
+            </w:tcBorders>
+            <w:tcMar>
+              <w:top w:type="dxa" w:w="30"/>
+              <w:left w:type="dxa" w:w="70"/>
+              <w:bottom w:type="dxa" w:w="30"/>
+              <w:right w:type="dxa" w:w="70"/>
+            </w:tcMar>
+            <w:vAlign w:val="center"/>
+          </w:tcPr>
+          <w:p>
+            <w:pPr>
+              <w:keepNext/>
+              <w:spacing w:after="0" w:before="0" w:line="240" w:lineRule="auto"/>
+              <w:jc w:val="left"/>
+            </w:pPr>
+            <w:r>
+              <w:rPr>
+                <w:rFonts w:ascii="Times New Roman" w:cs="Times New Roman" w:eastAsia="Times New Roman" w:hAnsi="Times New Roman"/>
+                <w:b w:val="false"/>
+                <w:bCs w:val="false"/>
+                <w:i w:val="false"/>
+                <w:iCs w:val="false"/>
+                <w:sz w:val="20"/>
+                <w:szCs w:val="20"/>
+              </w:rPr>
+              <w:t xml:space="preserve">Thu hồi quyền; thu giữ thiết bị theo quy định nội bộ và hợp đồng; yêu cầu xóa, ký xác nhận</w:t>
+            </w:r>
+          </w:p>
+        </w:tc>
+        <w:tc>
+          <w:tcPr>
+            <w:tcW w:type="dxa" w:w="1295"/>
+            <w:tcBorders>
+              <w:top w:val="single" w:color="000000" w:sz="4"/>
+              <w:left w:val="single" w:color="000000" w:sz="4"/>
+              <w:bottom w:val="single" w:color="000000" w:sz="4"/>
+              <w:right w:val="single" w:color="000000" w:sz="4"/>
+            </w:tcBorders>
+            <w:tcMar>
+              <w:top w:type="dxa" w:w="30"/>
+              <w:left w:type="dxa" w:w="70"/>
+              <w:bottom w:type="dxa" w:w="30"/>
+              <w:right w:type="dxa" w:w="70"/>
+            </w:tcMar>
+            <w:vAlign w:val="center"/>
+          </w:tcPr>
+          <w:p>
+            <w:pPr>
+              <w:keepNext/>
+              <w:spacing w:after="0" w:before="0" w:line="240" w:lineRule="auto"/>
+              <w:jc w:val="left"/>
+            </w:pPr>
+            <w:r>
+              <w:rPr>
+                <w:rFonts w:ascii="Times New Roman" w:cs="Times New Roman" w:eastAsia="Times New Roman" w:hAnsi="Times New Roman"/>
+                <w:b w:val="false"/>
+                <w:bCs w:val="false"/>
+                <w:i w:val="false"/>
+                <w:iCs w:val="false"/>
+                <w:sz w:val="20"/>
+                <w:szCs w:val="20"/>
+              </w:rPr>
+              <w:t xml:space="preserve">Bên xử lý (M2)</w:t>
+            </w:r>
+          </w:p>
+        </w:tc>
+        <w:tc>
+          <w:tcPr>
+            <w:tcW w:type="dxa" w:w="2052"/>
+            <w:tcBorders>
+              <w:top w:val="single" w:color="000000" w:sz="4"/>
+              <w:left w:val="single" w:color="000000" w:sz="4"/>
+              <w:bottom w:val="single" w:color="000000" w:sz="4"/>
+              <w:right w:val="single" w:color="000000" w:sz="4"/>
+            </w:tcBorders>
+            <w:tcMar>
+              <w:top w:type="dxa" w:w="30"/>
+              <w:left w:type="dxa" w:w="70"/>
+              <w:bottom w:type="dxa" w:w="30"/>
+              <w:right w:type="dxa" w:w="70"/>
+            </w:tcMar>
+            <w:vAlign w:val="center"/>
+          </w:tcPr>
+          <w:p>
+            <w:pPr>
+              <w:keepNext/>
+              <w:spacing w:after="0" w:before="0" w:line="240" w:lineRule="auto"/>
+              <w:jc w:val="left"/>
+            </w:pPr>
+            <w:r>
+              <w:rPr>
+                <w:rFonts w:ascii="Times New Roman" w:cs="Times New Roman" w:eastAsia="Times New Roman" w:hAnsi="Times New Roman"/>
+                <w:b w:val="false"/>
+                <w:bCs w:val="false"/>
+                <w:i w:val="false"/>
+                <w:iCs w:val="false"/>
+                <w:sz w:val="20"/>
+                <w:szCs w:val="20"/>
+              </w:rPr>
+              <w:t xml:space="preserve">A</w:t>
+            </w:r>
+          </w:p>
+        </w:tc>
+        <w:tc>
+          <w:tcPr>
+            <w:tcW w:type="dxa" w:w="1450"/>
+            <w:tcBorders>
+              <w:top w:val="single" w:color="000000" w:sz="4"/>
+              <w:left w:val="single" w:color="000000" w:sz="4"/>
+              <w:bottom w:val="single" w:color="000000" w:sz="4"/>
+              <w:right w:val="single" w:color="000000" w:sz="4"/>
+            </w:tcBorders>
+            <w:tcMar>
+              <w:top w:type="dxa" w:w="30"/>
+              <w:left w:type="dxa" w:w="70"/>
+              <w:bottom w:type="dxa" w:w="30"/>
+              <w:right w:type="dxa" w:w="70"/>
+            </w:tcMar>
+            <w:vAlign w:val="center"/>
+          </w:tcPr>
+          <w:p>
+            <w:pPr>
+              <w:keepNext/>
+              <w:spacing w:after="0" w:before="0" w:line="240" w:lineRule="auto"/>
+              <w:jc w:val="left"/>
+            </w:pPr>
+            <w:r>
+              <w:rPr>
+                <w:rFonts w:ascii="Times New Roman" w:cs="Times New Roman" w:eastAsia="Times New Roman" w:hAnsi="Times New Roman"/>
+                <w:b w:val="false"/>
+                <w:bCs w:val="false"/>
+                <w:i w:val="false"/>
+                <w:iCs w:val="false"/>
+                <w:sz w:val="20"/>
+                <w:szCs w:val="20"/>
+              </w:rPr>
+              <w:t xml:space="preserve">Lập biên bản với người vi phạm; xử lý theo cam kết bảo mật (C4) và hợp đồng đại lý (C5); cân nhắc trình báo cơ quan có thẩm quyền</w:t>
+            </w:r>
+          </w:p>
+        </w:tc>
+      </w:tr>
+      <w:tr>
+        <w:trPr>
+          <w:cantSplit/>
+          <w:tblHeader w:val="false"/>
+        </w:trPr>
+        <w:tc>
+          <w:tcPr>
+            <w:tcW w:type="dxa" w:w="1446"/>
+            <w:tcBorders>
+              <w:top w:val="single" w:color="000000" w:sz="4"/>
+              <w:left w:val="single" w:color="000000" w:sz="4"/>
+              <w:bottom w:val="single" w:color="000000" w:sz="4"/>
+              <w:right w:val="single" w:color="000000" w:sz="4"/>
+            </w:tcBorders>
+            <w:tcMar>
+              <w:top w:type="dxa" w:w="30"/>
+              <w:left w:type="dxa" w:w="70"/>
+              <w:bottom w:type="dxa" w:w="30"/>
+              <w:right w:type="dxa" w:w="70"/>
+            </w:tcMar>
+            <w:vAlign w:val="center"/>
+          </w:tcPr>
+          <w:p>
+            <w:pPr>
+              <w:keepNext/>
+              <w:spacing w:after="0" w:before="0" w:line="240" w:lineRule="auto"/>
+              <w:jc w:val="left"/>
+            </w:pPr>
+            <w:r>
+              <w:rPr>
+                <w:rFonts w:ascii="Times New Roman" w:cs="Times New Roman" w:eastAsia="Times New Roman" w:hAnsi="Times New Roman"/>
+                <w:b/>
+                <w:bCs/>
+                <w:i w:val="false"/>
+                <w:iCs w:val="false"/>
+                <w:sz w:val="20"/>
+                <w:szCs w:val="20"/>
+              </w:rPr>
+              <w:t xml:space="preserve">Nhận diện nhầm hàng loạt</w:t>
+            </w:r>
+            <w:r>
+              <w:rPr>
+                <w:rFonts w:ascii="Times New Roman" w:cs="Times New Roman" w:eastAsia="Times New Roman" w:hAnsi="Times New Roman"/>
+                <w:b w:val="false"/>
+                <w:bCs w:val="false"/>
+                <w:i w:val="false"/>
+                <w:iCs w:val="false"/>
+                <w:sz w:val="20"/>
+                <w:szCs w:val="20"/>
+              </w:rPr>
+              <w:t xml:space="preserve"> (cập nhật mô hình, đổi ngưỡng, lỗi đồng bộ danh sách)</w:t>
+            </w:r>
+          </w:p>
+        </w:tc>
+        <w:tc>
+          <w:tcPr>
+            <w:tcW w:type="dxa" w:w="1336"/>
+            <w:tcBorders>
+              <w:top w:val="single" w:color="000000" w:sz="4"/>
+              <w:left w:val="single" w:color="000000" w:sz="4"/>
+              <w:bottom w:val="single" w:color="000000" w:sz="4"/>
+              <w:right w:val="single" w:color="000000" w:sz="4"/>
+            </w:tcBorders>
+            <w:tcMar>
+              <w:top w:type="dxa" w:w="30"/>
+              <w:left w:type="dxa" w:w="70"/>
+              <w:bottom w:type="dxa" w:w="30"/>
+              <w:right w:type="dxa" w:w="70"/>
+            </w:tcMar>
+            <w:vAlign w:val="center"/>
+          </w:tcPr>
+          <w:p>
+            <w:pPr>
+              <w:keepNext/>
+              <w:spacing w:after="0" w:before="0" w:line="240" w:lineRule="auto"/>
+              <w:jc w:val="left"/>
+            </w:pPr>
+            <w:r>
+              <w:rPr>
+                <w:rFonts w:ascii="Times New Roman" w:cs="Times New Roman" w:eastAsia="Times New Roman" w:hAnsi="Times New Roman"/>
+                <w:b w:val="false"/>
+                <w:bCs w:val="false"/>
+                <w:i w:val="false"/>
+                <w:iCs w:val="false"/>
+                <w:sz w:val="20"/>
+                <w:szCs w:val="20"/>
+              </w:rPr>
+              <w:t xml:space="preserve">Số lượt từ chối, nhận nhầm tăng đột biến; khiếu nại hàng loạt</w:t>
+            </w:r>
+          </w:p>
+        </w:tc>
+        <w:tc>
+          <w:tcPr>
+            <w:tcW w:type="dxa" w:w="1446"/>
+            <w:tcBorders>
+              <w:top w:val="single" w:color="000000" w:sz="4"/>
+              <w:left w:val="single" w:color="000000" w:sz="4"/>
+              <w:bottom w:val="single" w:color="000000" w:sz="4"/>
+              <w:right w:val="single" w:color="000000" w:sz="4"/>
+            </w:tcBorders>
+            <w:tcMar>
+              <w:top w:type="dxa" w:w="30"/>
+              <w:left w:type="dxa" w:w="70"/>
+              <w:bottom w:type="dxa" w:w="30"/>
+              <w:right w:type="dxa" w:w="70"/>
+            </w:tcMar>
+            <w:vAlign w:val="center"/>
+          </w:tcPr>
+          <w:p>
+            <w:pPr>
+              <w:keepNext/>
+              <w:spacing w:after="0" w:before="0" w:line="240" w:lineRule="auto"/>
+              <w:jc w:val="left"/>
+            </w:pPr>
+            <w:r>
+              <w:rPr>
+                <w:rFonts w:ascii="Times New Roman" w:cs="Times New Roman" w:eastAsia="Times New Roman" w:hAnsi="Times New Roman"/>
+                <w:b w:val="false"/>
+                <w:bCs w:val="false"/>
+                <w:i w:val="false"/>
+                <w:iCs w:val="false"/>
+                <w:sz w:val="20"/>
+                <w:szCs w:val="20"/>
+              </w:rPr>
+              <w:t xml:space="preserve">Quay lại phiên bản mô hình, ngưỡng trước đó; bật phương thức thay thế; gắn nhãn "cần xác minh" cho kết quả trong khoảng thời gian lỗi</w:t>
+            </w:r>
+          </w:p>
+        </w:tc>
+        <w:tc>
+          <w:tcPr>
+            <w:tcW w:type="dxa" w:w="1295"/>
+            <w:tcBorders>
+              <w:top w:val="single" w:color="000000" w:sz="4"/>
+              <w:left w:val="single" w:color="000000" w:sz="4"/>
+              <w:bottom w:val="single" w:color="000000" w:sz="4"/>
+              <w:right w:val="single" w:color="000000" w:sz="4"/>
+            </w:tcBorders>
+            <w:tcMar>
+              <w:top w:type="dxa" w:w="30"/>
+              <w:left w:type="dxa" w:w="70"/>
+              <w:bottom w:type="dxa" w:w="30"/>
+              <w:right w:type="dxa" w:w="70"/>
+            </w:tcMar>
+            <w:vAlign w:val="center"/>
+          </w:tcPr>
+          <w:p>
+            <w:pPr>
+              <w:keepNext/>
+              <w:spacing w:after="0" w:before="0" w:line="240" w:lineRule="auto"/>
+              <w:jc w:val="left"/>
+            </w:pPr>
+            <w:r>
+              <w:rPr>
+                <w:rFonts w:ascii="Times New Roman" w:cs="Times New Roman" w:eastAsia="Times New Roman" w:hAnsi="Times New Roman"/>
+                <w:b w:val="false"/>
+                <w:bCs w:val="false"/>
+                <w:i w:val="false"/>
+                <w:iCs w:val="false"/>
+                <w:sz w:val="20"/>
+                <w:szCs w:val="20"/>
+              </w:rPr>
+              <w:t xml:space="preserve">Bên xử lý; nhà cung cấp hệ thống AI</w:t>
+            </w:r>
+          </w:p>
+        </w:tc>
+        <w:tc>
+          <w:tcPr>
+            <w:tcW w:type="dxa" w:w="2052"/>
+            <w:tcBorders>
+              <w:top w:val="single" w:color="000000" w:sz="4"/>
+              <w:left w:val="single" w:color="000000" w:sz="4"/>
+              <w:bottom w:val="single" w:color="000000" w:sz="4"/>
+              <w:right w:val="single" w:color="000000" w:sz="4"/>
+            </w:tcBorders>
+            <w:tcMar>
+              <w:top w:type="dxa" w:w="30"/>
+              <w:left w:type="dxa" w:w="70"/>
+              <w:bottom w:type="dxa" w:w="30"/>
+              <w:right w:type="dxa" w:w="70"/>
+            </w:tcMar>
+            <w:vAlign w:val="center"/>
+          </w:tcPr>
+          <w:p>
+            <w:pPr>
+              <w:keepNext/>
+              <w:spacing w:after="0" w:before="0" w:line="240" w:lineRule="auto"/>
+              <w:jc w:val="left"/>
+            </w:pPr>
+            <w:r>
+              <w:rPr>
+                <w:rFonts w:ascii="Times New Roman" w:cs="Times New Roman" w:eastAsia="Times New Roman" w:hAnsi="Times New Roman"/>
+                <w:b w:val="false"/>
+                <w:bCs w:val="false"/>
+                <w:i w:val="false"/>
+                <w:iCs w:val="false"/>
+                <w:sz w:val="20"/>
+                <w:szCs w:val="20"/>
+              </w:rPr>
+              <w:t xml:space="preserve">A; thêm D nếu đạt ngưỡng khoản 1 Điều 19 Nghị định số 142/2026/NĐ-CP</w:t>
+            </w:r>
+          </w:p>
+        </w:tc>
+        <w:tc>
+          <w:tcPr>
+            <w:tcW w:type="dxa" w:w="1450"/>
+            <w:tcBorders>
+              <w:top w:val="single" w:color="000000" w:sz="4"/>
+              <w:left w:val="single" w:color="000000" w:sz="4"/>
+              <w:bottom w:val="single" w:color="000000" w:sz="4"/>
+              <w:right w:val="single" w:color="000000" w:sz="4"/>
+            </w:tcBorders>
+            <w:tcMar>
+              <w:top w:type="dxa" w:w="30"/>
+              <w:left w:type="dxa" w:w="70"/>
+              <w:bottom w:type="dxa" w:w="30"/>
+              <w:right w:type="dxa" w:w="70"/>
+            </w:tcMar>
+            <w:vAlign w:val="center"/>
+          </w:tcPr>
+          <w:p>
+            <w:pPr>
+              <w:keepNext/>
+              <w:spacing w:after="0" w:before="0" w:line="240" w:lineRule="auto"/>
+              <w:jc w:val="left"/>
+            </w:pPr>
+            <w:r>
+              <w:rPr>
+                <w:rFonts w:ascii="Times New Roman" w:cs="Times New Roman" w:eastAsia="Times New Roman" w:hAnsi="Times New Roman"/>
+                <w:b w:val="false"/>
+                <w:bCs w:val="false"/>
+                <w:i w:val="false"/>
+                <w:iCs w:val="false"/>
+                <w:sz w:val="20"/>
+                <w:szCs w:val="20"/>
+              </w:rPr>
+              <w:t xml:space="preserve">Có thể vi phạm nguyên tắc chính xác (khoản 3 Điều 3 Luật Bảo vệ dữ liệu cá nhân). Hỗ trợ khách hàng rà soát lại kết quả bất lợi (chấm công, từ chối ra vào) bằng con người</w:t>
+            </w:r>
+          </w:p>
+        </w:tc>
+      </w:tr>
+      <w:tr>
+        <w:trPr>
+          <w:cantSplit/>
+          <w:tblHeader w:val="false"/>
+        </w:trPr>
+        <w:tc>
+          <w:tcPr>
+            <w:tcW w:type="dxa" w:w="1446"/>
+            <w:tcBorders>
+              <w:top w:val="single" w:color="000000" w:sz="4"/>
+              <w:left w:val="single" w:color="000000" w:sz="4"/>
+              <w:bottom w:val="single" w:color="000000" w:sz="4"/>
+              <w:right w:val="single" w:color="000000" w:sz="4"/>
+            </w:tcBorders>
+            <w:tcMar>
+              <w:top w:type="dxa" w:w="30"/>
+              <w:left w:type="dxa" w:w="70"/>
+              <w:bottom w:type="dxa" w:w="30"/>
+              <w:right w:type="dxa" w:w="70"/>
+            </w:tcMar>
+            <w:vAlign w:val="center"/>
+          </w:tcPr>
+          <w:p>
+            <w:pPr>
+              <w:keepNext w:val="false"/>
+              <w:spacing w:after="0" w:before="0" w:line="240" w:lineRule="auto"/>
+              <w:jc w:val="left"/>
+            </w:pPr>
+            <w:r>
+              <w:rPr>
+                <w:rFonts w:ascii="Times New Roman" w:cs="Times New Roman" w:eastAsia="Times New Roman" w:hAnsi="Times New Roman"/>
+                <w:b/>
+                <w:bCs/>
+                <w:i w:val="false"/>
+                <w:iCs w:val="false"/>
+                <w:sz w:val="20"/>
+                <w:szCs w:val="20"/>
+              </w:rPr>
+              <w:t xml:space="preserve">Lẫn dữ liệu giữa khách hàng</w:t>
+            </w:r>
+            <w:r>
+              <w:rPr>
+                <w:rFonts w:ascii="Times New Roman" w:cs="Times New Roman" w:eastAsia="Times New Roman" w:hAnsi="Times New Roman"/>
+                <w:b w:val="false"/>
+                <w:bCs w:val="false"/>
+                <w:i w:val="false"/>
+                <w:iCs w:val="false"/>
+                <w:sz w:val="20"/>
+                <w:szCs w:val="20"/>
+              </w:rPr>
+              <w:t xml:space="preserve"> trên nền tảng dùng chung</w:t>
+            </w:r>
+          </w:p>
+        </w:tc>
+        <w:tc>
+          <w:tcPr>
+            <w:tcW w:type="dxa" w:w="1336"/>
+            <w:tcBorders>
+              <w:top w:val="single" w:color="000000" w:sz="4"/>
+              <w:left w:val="single" w:color="000000" w:sz="4"/>
+              <w:bottom w:val="single" w:color="000000" w:sz="4"/>
+              <w:right w:val="single" w:color="000000" w:sz="4"/>
+            </w:tcBorders>
+            <w:tcMar>
+              <w:top w:type="dxa" w:w="30"/>
+              <w:left w:type="dxa" w:w="70"/>
+              <w:bottom w:type="dxa" w:w="30"/>
+              <w:right w:type="dxa" w:w="70"/>
+            </w:tcMar>
+            <w:vAlign w:val="center"/>
+          </w:tcPr>
+          <w:p>
+            <w:pPr>
+              <w:keepNext w:val="false"/>
+              <w:spacing w:after="0" w:before="0" w:line="240" w:lineRule="auto"/>
+              <w:jc w:val="left"/>
+            </w:pPr>
+            <w:r>
+              <w:rPr>
+                <w:rFonts w:ascii="Times New Roman" w:cs="Times New Roman" w:eastAsia="Times New Roman" w:hAnsi="Times New Roman"/>
+                <w:b w:val="false"/>
+                <w:bCs w:val="false"/>
+                <w:i w:val="false"/>
+                <w:iCs w:val="false"/>
+                <w:sz w:val="20"/>
+                <w:szCs w:val="20"/>
+              </w:rPr>
+              <w:t xml:space="preserve">Khách hàng thấy danh sách, video của đơn vị khác</w:t>
+            </w:r>
+          </w:p>
+        </w:tc>
+        <w:tc>
+          <w:tcPr>
+            <w:tcW w:type="dxa" w:w="1446"/>
+            <w:tcBorders>
+              <w:top w:val="single" w:color="000000" w:sz="4"/>
+              <w:left w:val="single" w:color="000000" w:sz="4"/>
+              <w:bottom w:val="single" w:color="000000" w:sz="4"/>
+              <w:right w:val="single" w:color="000000" w:sz="4"/>
+            </w:tcBorders>
+            <w:tcMar>
+              <w:top w:type="dxa" w:w="30"/>
+              <w:left w:type="dxa" w:w="70"/>
+              <w:bottom w:type="dxa" w:w="30"/>
+              <w:right w:type="dxa" w:w="70"/>
+            </w:tcMar>
+            <w:vAlign w:val="center"/>
+          </w:tcPr>
+          <w:p>
+            <w:pPr>
+              <w:keepNext w:val="false"/>
+              <w:spacing w:after="0" w:before="0" w:line="240" w:lineRule="auto"/>
+              <w:jc w:val="left"/>
+            </w:pPr>
+            <w:r>
+              <w:rPr>
+                <w:rFonts w:ascii="Times New Roman" w:cs="Times New Roman" w:eastAsia="Times New Roman" w:hAnsi="Times New Roman"/>
+                <w:b w:val="false"/>
+                <w:bCs w:val="false"/>
+                <w:i w:val="false"/>
+                <w:iCs w:val="false"/>
+                <w:sz w:val="20"/>
+                <w:szCs w:val="20"/>
+              </w:rPr>
+              <w:t xml:space="preserve">Tắt tính năng lỗi; thu hồi phiên</w:t>
+            </w:r>
+          </w:p>
+        </w:tc>
+        <w:tc>
+          <w:tcPr>
+            <w:tcW w:type="dxa" w:w="1295"/>
+            <w:tcBorders>
+              <w:top w:val="single" w:color="000000" w:sz="4"/>
+              <w:left w:val="single" w:color="000000" w:sz="4"/>
+              <w:bottom w:val="single" w:color="000000" w:sz="4"/>
+              <w:right w:val="single" w:color="000000" w:sz="4"/>
+            </w:tcBorders>
+            <w:tcMar>
+              <w:top w:type="dxa" w:w="30"/>
+              <w:left w:type="dxa" w:w="70"/>
+              <w:bottom w:type="dxa" w:w="30"/>
+              <w:right w:type="dxa" w:w="70"/>
+            </w:tcMar>
+            <w:vAlign w:val="center"/>
+          </w:tcPr>
+          <w:p>
+            <w:pPr>
+              <w:keepNext w:val="false"/>
+              <w:spacing w:after="0" w:before="0" w:line="240" w:lineRule="auto"/>
+              <w:jc w:val="left"/>
+            </w:pPr>
+            <w:r>
+              <w:rPr>
+                <w:rFonts w:ascii="Times New Roman" w:cs="Times New Roman" w:eastAsia="Times New Roman" w:hAnsi="Times New Roman"/>
+                <w:b w:val="false"/>
+                <w:bCs w:val="false"/>
+                <w:i w:val="false"/>
+                <w:iCs w:val="false"/>
+                <w:sz w:val="20"/>
+                <w:szCs w:val="20"/>
+              </w:rPr>
+              <w:t xml:space="preserve">Bên xử lý</w:t>
+            </w:r>
+          </w:p>
+        </w:tc>
+        <w:tc>
+          <w:tcPr>
+            <w:tcW w:type="dxa" w:w="2052"/>
+            <w:tcBorders>
+              <w:top w:val="single" w:color="000000" w:sz="4"/>
+              <w:left w:val="single" w:color="000000" w:sz="4"/>
+              <w:bottom w:val="single" w:color="000000" w:sz="4"/>
+              <w:right w:val="single" w:color="000000" w:sz="4"/>
+            </w:tcBorders>
+            <w:tcMar>
+              <w:top w:type="dxa" w:w="30"/>
+              <w:left w:type="dxa" w:w="70"/>
+              <w:bottom w:type="dxa" w:w="30"/>
+              <w:right w:type="dxa" w:w="70"/>
+            </w:tcMar>
+            <w:vAlign w:val="center"/>
+          </w:tcPr>
+          <w:p>
+            <w:pPr>
+              <w:keepNext w:val="false"/>
+              <w:spacing w:after="0" w:before="0" w:line="240" w:lineRule="auto"/>
+              <w:jc w:val="left"/>
+            </w:pPr>
+            <w:r>
+              <w:rPr>
+                <w:rFonts w:ascii="Times New Roman" w:cs="Times New Roman" w:eastAsia="Times New Roman" w:hAnsi="Times New Roman"/>
+                <w:b w:val="false"/>
+                <w:bCs w:val="false"/>
+                <w:i w:val="false"/>
+                <w:iCs w:val="false"/>
+                <w:sz w:val="20"/>
+                <w:szCs w:val="20"/>
+              </w:rPr>
               <w:t xml:space="preserve">A (báo cả hai khách hàng)</w:t>
             </w:r>
           </w:p>
         </w:tc>
         <w:tc>
           <w:tcPr>
-            <w:tcW w:type="dxa" w:w="1642"/>
+            <w:tcW w:type="dxa" w:w="1450"/>
             <w:tcBorders>
               <w:top w:val="single" w:color="000000" w:sz="4"/>
               <w:left w:val="single" w:color="000000" w:sz="4"/>
@@ -8949,7 +10944,7 @@
           <w:sz w:val="26"/>
           <w:szCs w:val="26"/>
         </w:rPr>
-        <w:t xml:space="preserve">9. Mốc thời gian tổng hợp</w:t>
+        <w:t xml:space="preserve">10. Mốc thời gian tổng hợp</w:t>
       </w:r>
     </w:p>
     <w:tbl>
@@ -8966,8 +10961,8 @@
         <w:tblLayout w:type="autofit"/>
       </w:tblPr>
       <w:tblGrid>
-        <w:gridCol w:w="2509"/>
-        <w:gridCol w:w="5457"/>
+        <w:gridCol w:w="3561"/>
+        <w:gridCol w:w="4405"/>
         <w:gridCol w:w="1059"/>
       </w:tblGrid>
       <w:tr>
@@ -8977,7 +10972,7 @@
         </w:trPr>
         <w:tc>
           <w:tcPr>
-            <w:tcW w:type="dxa" w:w="2509"/>
+            <w:tcW w:type="dxa" w:w="3561"/>
             <w:tcBorders>
               <w:top w:val="single" w:color="000000" w:sz="4"/>
               <w:left w:val="single" w:color="000000" w:sz="4"/>
@@ -9015,7 +11010,7 @@
         </w:tc>
         <w:tc>
           <w:tcPr>
-            <w:tcW w:type="dxa" w:w="5457"/>
+            <w:tcW w:type="dxa" w:w="4405"/>
             <w:tcBorders>
               <w:top w:val="single" w:color="000000" w:sz="4"/>
               <w:left w:val="single" w:color="000000" w:sz="4"/>
@@ -9097,7 +11092,7 @@
         </w:trPr>
         <w:tc>
           <w:tcPr>
-            <w:tcW w:type="dxa" w:w="2509"/>
+            <w:tcW w:type="dxa" w:w="3561"/>
             <w:tcBorders>
               <w:top w:val="single" w:color="000000" w:sz="4"/>
               <w:left w:val="single" w:color="000000" w:sz="4"/>
@@ -9134,7 +11129,7 @@
         </w:tc>
         <w:tc>
           <w:tcPr>
-            <w:tcW w:type="dxa" w:w="5457"/>
+            <w:tcW w:type="dxa" w:w="4405"/>
             <w:tcBorders>
               <w:top w:val="single" w:color="000000" w:sz="4"/>
               <w:left w:val="single" w:color="000000" w:sz="4"/>
@@ -9214,7 +11209,7 @@
         </w:trPr>
         <w:tc>
           <w:tcPr>
-            <w:tcW w:type="dxa" w:w="2509"/>
+            <w:tcW w:type="dxa" w:w="3561"/>
             <w:tcBorders>
               <w:top w:val="single" w:color="000000" w:sz="4"/>
               <w:left w:val="single" w:color="000000" w:sz="4"/>
@@ -9276,7 +11271,7 @@
         </w:tc>
         <w:tc>
           <w:tcPr>
-            <w:tcW w:type="dxa" w:w="5457"/>
+            <w:tcW w:type="dxa" w:w="4405"/>
             <w:tcBorders>
               <w:top w:val="single" w:color="000000" w:sz="4"/>
               <w:left w:val="single" w:color="000000" w:sz="4"/>
@@ -9356,7 +11351,7 @@
         </w:trPr>
         <w:tc>
           <w:tcPr>
-            <w:tcW w:type="dxa" w:w="2509"/>
+            <w:tcW w:type="dxa" w:w="3561"/>
             <w:tcBorders>
               <w:top w:val="single" w:color="000000" w:sz="4"/>
               <w:left w:val="single" w:color="000000" w:sz="4"/>
@@ -9418,7 +11413,7 @@
         </w:tc>
         <w:tc>
           <w:tcPr>
-            <w:tcW w:type="dxa" w:w="5457"/>
+            <w:tcW w:type="dxa" w:w="4405"/>
             <w:tcBorders>
               <w:top w:val="single" w:color="000000" w:sz="4"/>
               <w:left w:val="single" w:color="000000" w:sz="4"/>
@@ -9498,7 +11493,7 @@
         </w:trPr>
         <w:tc>
           <w:tcPr>
-            <w:tcW w:type="dxa" w:w="2509"/>
+            <w:tcW w:type="dxa" w:w="3561"/>
             <w:tcBorders>
               <w:top w:val="single" w:color="000000" w:sz="4"/>
               <w:left w:val="single" w:color="000000" w:sz="4"/>
@@ -9560,7 +11555,7 @@
         </w:tc>
         <w:tc>
           <w:tcPr>
-            <w:tcW w:type="dxa" w:w="5457"/>
+            <w:tcW w:type="dxa" w:w="4405"/>
             <w:tcBorders>
               <w:top w:val="single" w:color="000000" w:sz="4"/>
               <w:left w:val="single" w:color="000000" w:sz="4"/>
@@ -9640,7 +11635,7 @@
         </w:trPr>
         <w:tc>
           <w:tcPr>
-            <w:tcW w:type="dxa" w:w="2509"/>
+            <w:tcW w:type="dxa" w:w="3561"/>
             <w:tcBorders>
               <w:top w:val="single" w:color="000000" w:sz="4"/>
               <w:left w:val="single" w:color="000000" w:sz="4"/>
@@ -9677,7 +11672,7 @@
         </w:tc>
         <w:tc>
           <w:tcPr>
-            <w:tcW w:type="dxa" w:w="5457"/>
+            <w:tcW w:type="dxa" w:w="4405"/>
             <w:tcBorders>
               <w:top w:val="single" w:color="000000" w:sz="4"/>
               <w:left w:val="single" w:color="000000" w:sz="4"/>
@@ -9757,7 +11752,7 @@
         </w:trPr>
         <w:tc>
           <w:tcPr>
-            <w:tcW w:type="dxa" w:w="2509"/>
+            <w:tcW w:type="dxa" w:w="3561"/>
             <w:tcBorders>
               <w:top w:val="single" w:color="000000" w:sz="4"/>
               <w:left w:val="single" w:color="000000" w:sz="4"/>
@@ -9794,7 +11789,7 @@
         </w:tc>
         <w:tc>
           <w:tcPr>
-            <w:tcW w:type="dxa" w:w="5457"/>
+            <w:tcW w:type="dxa" w:w="4405"/>
             <w:tcBorders>
               <w:top w:val="single" w:color="000000" w:sz="4"/>
               <w:left w:val="single" w:color="000000" w:sz="4"/>
@@ -9874,7 +11869,7 @@
         </w:trPr>
         <w:tc>
           <w:tcPr>
-            <w:tcW w:type="dxa" w:w="2509"/>
+            <w:tcW w:type="dxa" w:w="3561"/>
             <w:tcBorders>
               <w:top w:val="single" w:color="000000" w:sz="4"/>
               <w:left w:val="single" w:color="000000" w:sz="4"/>
@@ -9936,7 +11931,7 @@
         </w:tc>
         <w:tc>
           <w:tcPr>
-            <w:tcW w:type="dxa" w:w="5457"/>
+            <w:tcW w:type="dxa" w:w="4405"/>
             <w:tcBorders>
               <w:top w:val="single" w:color="000000" w:sz="4"/>
               <w:left w:val="single" w:color="000000" w:sz="4"/>
@@ -10016,7 +12011,7 @@
         </w:trPr>
         <w:tc>
           <w:tcPr>
-            <w:tcW w:type="dxa" w:w="2509"/>
+            <w:tcW w:type="dxa" w:w="3561"/>
             <w:tcBorders>
               <w:top w:val="single" w:color="000000" w:sz="4"/>
               <w:left w:val="single" w:color="000000" w:sz="4"/>
@@ -10047,13 +12042,389 @@
                 <w:sz w:val="24"/>
                 <w:szCs w:val="24"/>
               </w:rPr>
+              <w:t xml:space="preserve">≤ T0 + </w:t>
+            </w:r>
+            <w:r>
+              <w:rPr>
+                <w:rFonts w:ascii="Times New Roman" w:cs="Times New Roman" w:eastAsia="Times New Roman" w:hAnsi="Times New Roman"/>
+                <w:b w:val="false"/>
+                <w:bCs w:val="false"/>
+                <w:i w:val="false"/>
+                <w:iCs w:val="false"/>
+                <w:sz w:val="24"/>
+                <w:szCs w:val="24"/>
+                <w:highlight w:val="yellow"/>
+              </w:rPr>
+              <w:t xml:space="preserve">24</w:t>
+            </w:r>
+            <w:r>
+              <w:rPr>
+                <w:rFonts w:ascii="Times New Roman" w:cs="Times New Roman" w:eastAsia="Times New Roman" w:hAnsi="Times New Roman"/>
+                <w:b w:val="false"/>
+                <w:bCs w:val="false"/>
+                <w:i w:val="false"/>
+                <w:iCs w:val="false"/>
+                <w:sz w:val="24"/>
+                <w:szCs w:val="24"/>
+              </w:rPr>
+              <w:t xml:space="preserve"> giờ</w:t>
+            </w:r>
+          </w:p>
+        </w:tc>
+        <w:tc>
+          <w:tcPr>
+            <w:tcW w:type="dxa" w:w="4405"/>
+            <w:tcBorders>
+              <w:top w:val="single" w:color="000000" w:sz="4"/>
+              <w:left w:val="single" w:color="000000" w:sz="4"/>
+              <w:bottom w:val="single" w:color="000000" w:sz="4"/>
+              <w:right w:val="single" w:color="000000" w:sz="4"/>
+            </w:tcBorders>
+            <w:tcMar>
+              <w:top w:type="dxa" w:w="30"/>
+              <w:left w:type="dxa" w:w="70"/>
+              <w:bottom w:type="dxa" w:w="30"/>
+              <w:right w:type="dxa" w:w="70"/>
+            </w:tcMar>
+            <w:vAlign w:val="center"/>
+          </w:tcPr>
+          <w:p>
+            <w:pPr>
+              <w:keepNext w:val="false"/>
+              <w:spacing w:after="0" w:before="0" w:line="240" w:lineRule="auto"/>
+              <w:jc w:val="left"/>
+            </w:pPr>
+            <w:r>
+              <w:rPr>
+                <w:rFonts w:ascii="Times New Roman" w:cs="Times New Roman" w:eastAsia="Times New Roman" w:hAnsi="Times New Roman"/>
+                <w:b w:val="false"/>
+                <w:bCs w:val="false"/>
+                <w:i w:val="false"/>
+                <w:iCs w:val="false"/>
+                <w:sz w:val="24"/>
+                <w:szCs w:val="24"/>
+              </w:rPr>
+              <w:t xml:space="preserve">Đánh giá sự cố AI nghiêm trọng; xác định T1</w:t>
+            </w:r>
+          </w:p>
+        </w:tc>
+        <w:tc>
+          <w:tcPr>
+            <w:tcW w:type="dxa" w:w="1059"/>
+            <w:tcBorders>
+              <w:top w:val="single" w:color="000000" w:sz="4"/>
+              <w:left w:val="single" w:color="000000" w:sz="4"/>
+              <w:bottom w:val="single" w:color="000000" w:sz="4"/>
+              <w:right w:val="single" w:color="000000" w:sz="4"/>
+            </w:tcBorders>
+            <w:tcMar>
+              <w:top w:type="dxa" w:w="30"/>
+              <w:left w:type="dxa" w:w="70"/>
+              <w:bottom w:type="dxa" w:w="30"/>
+              <w:right w:type="dxa" w:w="70"/>
+            </w:tcMar>
+            <w:vAlign w:val="center"/>
+          </w:tcPr>
+          <w:p>
+            <w:pPr>
+              <w:keepNext w:val="false"/>
+              <w:spacing w:after="0" w:before="0" w:line="240" w:lineRule="auto"/>
+              <w:jc w:val="left"/>
+            </w:pPr>
+            <w:r>
+              <w:rPr>
+                <w:rFonts w:ascii="Times New Roman" w:cs="Times New Roman" w:eastAsia="Times New Roman" w:hAnsi="Times New Roman"/>
+                <w:b w:val="false"/>
+                <w:bCs w:val="false"/>
+                <w:i w:val="false"/>
+                <w:iCs w:val="false"/>
+                <w:sz w:val="24"/>
+                <w:szCs w:val="24"/>
+              </w:rPr>
+              <w:t xml:space="preserve">D</w:t>
+            </w:r>
+          </w:p>
+        </w:tc>
+      </w:tr>
+      <w:tr>
+        <w:trPr>
+          <w:cantSplit/>
+          <w:tblHeader w:val="false"/>
+        </w:trPr>
+        <w:tc>
+          <w:tcPr>
+            <w:tcW w:type="dxa" w:w="3561"/>
+            <w:tcBorders>
+              <w:top w:val="single" w:color="000000" w:sz="4"/>
+              <w:left w:val="single" w:color="000000" w:sz="4"/>
+              <w:bottom w:val="single" w:color="000000" w:sz="4"/>
+              <w:right w:val="single" w:color="000000" w:sz="4"/>
+            </w:tcBorders>
+            <w:tcMar>
+              <w:top w:type="dxa" w:w="30"/>
+              <w:left w:type="dxa" w:w="70"/>
+              <w:bottom w:type="dxa" w:w="30"/>
+              <w:right w:type="dxa" w:w="70"/>
+            </w:tcMar>
+            <w:vAlign w:val="center"/>
+          </w:tcPr>
+          <w:p>
+            <w:pPr>
+              <w:keepNext w:val="false"/>
+              <w:spacing w:after="0" w:before="0" w:line="240" w:lineRule="auto"/>
+              <w:jc w:val="left"/>
+            </w:pPr>
+            <w:r>
+              <w:rPr>
+                <w:rFonts w:ascii="Times New Roman" w:cs="Times New Roman" w:eastAsia="Times New Roman" w:hAnsi="Times New Roman"/>
+                <w:b w:val="false"/>
+                <w:bCs w:val="false"/>
+                <w:i w:val="false"/>
+                <w:iCs w:val="false"/>
+                <w:sz w:val="24"/>
+                <w:szCs w:val="24"/>
+              </w:rPr>
+              <w:t xml:space="preserve">≤ T1 + 72 giờ (khẩn cấp) hoặc ≤ T1 + 05 ngày làm việc (còn lại)</w:t>
+            </w:r>
+          </w:p>
+        </w:tc>
+        <w:tc>
+          <w:tcPr>
+            <w:tcW w:type="dxa" w:w="4405"/>
+            <w:tcBorders>
+              <w:top w:val="single" w:color="000000" w:sz="4"/>
+              <w:left w:val="single" w:color="000000" w:sz="4"/>
+              <w:bottom w:val="single" w:color="000000" w:sz="4"/>
+              <w:right w:val="single" w:color="000000" w:sz="4"/>
+            </w:tcBorders>
+            <w:tcMar>
+              <w:top w:type="dxa" w:w="30"/>
+              <w:left w:type="dxa" w:w="70"/>
+              <w:bottom w:type="dxa" w:w="30"/>
+              <w:right w:type="dxa" w:w="70"/>
+            </w:tcMar>
+            <w:vAlign w:val="center"/>
+          </w:tcPr>
+          <w:p>
+            <w:pPr>
+              <w:keepNext w:val="false"/>
+              <w:spacing w:after="0" w:before="0" w:line="240" w:lineRule="auto"/>
+              <w:jc w:val="left"/>
+            </w:pPr>
+            <w:r>
+              <w:rPr>
+                <w:rFonts w:ascii="Times New Roman" w:cs="Times New Roman" w:eastAsia="Times New Roman" w:hAnsi="Times New Roman"/>
+                <w:b w:val="false"/>
+                <w:bCs w:val="false"/>
+                <w:i w:val="false"/>
+                <w:iCs w:val="false"/>
+                <w:sz w:val="24"/>
+                <w:szCs w:val="24"/>
+              </w:rPr>
+              <w:t xml:space="preserve">Báo cáo sơ bộ Mẫu AI01a qua Cổng một cửa</w:t>
+            </w:r>
+          </w:p>
+        </w:tc>
+        <w:tc>
+          <w:tcPr>
+            <w:tcW w:type="dxa" w:w="1059"/>
+            <w:tcBorders>
+              <w:top w:val="single" w:color="000000" w:sz="4"/>
+              <w:left w:val="single" w:color="000000" w:sz="4"/>
+              <w:bottom w:val="single" w:color="000000" w:sz="4"/>
+              <w:right w:val="single" w:color="000000" w:sz="4"/>
+            </w:tcBorders>
+            <w:tcMar>
+              <w:top w:type="dxa" w:w="30"/>
+              <w:left w:type="dxa" w:w="70"/>
+              <w:bottom w:type="dxa" w:w="30"/>
+              <w:right w:type="dxa" w:w="70"/>
+            </w:tcMar>
+            <w:vAlign w:val="center"/>
+          </w:tcPr>
+          <w:p>
+            <w:pPr>
+              <w:keepNext w:val="false"/>
+              <w:spacing w:after="0" w:before="0" w:line="240" w:lineRule="auto"/>
+              <w:jc w:val="left"/>
+            </w:pPr>
+            <w:r>
+              <w:rPr>
+                <w:rFonts w:ascii="Times New Roman" w:cs="Times New Roman" w:eastAsia="Times New Roman" w:hAnsi="Times New Roman"/>
+                <w:b w:val="false"/>
+                <w:bCs w:val="false"/>
+                <w:i w:val="false"/>
+                <w:iCs w:val="false"/>
+                <w:sz w:val="24"/>
+                <w:szCs w:val="24"/>
+              </w:rPr>
+              <w:t xml:space="preserve">D</w:t>
+            </w:r>
+          </w:p>
+        </w:tc>
+      </w:tr>
+      <w:tr>
+        <w:trPr>
+          <w:cantSplit/>
+          <w:tblHeader w:val="false"/>
+        </w:trPr>
+        <w:tc>
+          <w:tcPr>
+            <w:tcW w:type="dxa" w:w="3561"/>
+            <w:tcBorders>
+              <w:top w:val="single" w:color="000000" w:sz="4"/>
+              <w:left w:val="single" w:color="000000" w:sz="4"/>
+              <w:bottom w:val="single" w:color="000000" w:sz="4"/>
+              <w:right w:val="single" w:color="000000" w:sz="4"/>
+            </w:tcBorders>
+            <w:tcMar>
+              <w:top w:type="dxa" w:w="30"/>
+              <w:left w:type="dxa" w:w="70"/>
+              <w:bottom w:type="dxa" w:w="30"/>
+              <w:right w:type="dxa" w:w="70"/>
+            </w:tcMar>
+            <w:vAlign w:val="center"/>
+          </w:tcPr>
+          <w:p>
+            <w:pPr>
+              <w:keepNext w:val="false"/>
+              <w:spacing w:after="0" w:before="0" w:line="240" w:lineRule="auto"/>
+              <w:jc w:val="left"/>
+            </w:pPr>
+            <w:r>
+              <w:rPr>
+                <w:rFonts w:ascii="Times New Roman" w:cs="Times New Roman" w:eastAsia="Times New Roman" w:hAnsi="Times New Roman"/>
+                <w:b w:val="false"/>
+                <w:bCs w:val="false"/>
+                <w:i w:val="false"/>
+                <w:iCs w:val="false"/>
+                <w:sz w:val="24"/>
+                <w:szCs w:val="24"/>
+              </w:rPr>
+              <w:t xml:space="preserve">≤ 15 ngày từ ngày nộp báo cáo sơ bộ</w:t>
+            </w:r>
+          </w:p>
+        </w:tc>
+        <w:tc>
+          <w:tcPr>
+            <w:tcW w:type="dxa" w:w="4405"/>
+            <w:tcBorders>
+              <w:top w:val="single" w:color="000000" w:sz="4"/>
+              <w:left w:val="single" w:color="000000" w:sz="4"/>
+              <w:bottom w:val="single" w:color="000000" w:sz="4"/>
+              <w:right w:val="single" w:color="000000" w:sz="4"/>
+            </w:tcBorders>
+            <w:tcMar>
+              <w:top w:type="dxa" w:w="30"/>
+              <w:left w:type="dxa" w:w="70"/>
+              <w:bottom w:type="dxa" w:w="30"/>
+              <w:right w:type="dxa" w:w="70"/>
+            </w:tcMar>
+            <w:vAlign w:val="center"/>
+          </w:tcPr>
+          <w:p>
+            <w:pPr>
+              <w:keepNext w:val="false"/>
+              <w:spacing w:after="0" w:before="0" w:line="240" w:lineRule="auto"/>
+              <w:jc w:val="left"/>
+            </w:pPr>
+            <w:r>
+              <w:rPr>
+                <w:rFonts w:ascii="Times New Roman" w:cs="Times New Roman" w:eastAsia="Times New Roman" w:hAnsi="Times New Roman"/>
+                <w:b w:val="false"/>
+                <w:bCs w:val="false"/>
+                <w:i w:val="false"/>
+                <w:iCs w:val="false"/>
+                <w:sz w:val="24"/>
+                <w:szCs w:val="24"/>
+              </w:rPr>
+              <w:t xml:space="preserve">Báo cáo chính thức về kết quả khắc phục</w:t>
+            </w:r>
+          </w:p>
+        </w:tc>
+        <w:tc>
+          <w:tcPr>
+            <w:tcW w:type="dxa" w:w="1059"/>
+            <w:tcBorders>
+              <w:top w:val="single" w:color="000000" w:sz="4"/>
+              <w:left w:val="single" w:color="000000" w:sz="4"/>
+              <w:bottom w:val="single" w:color="000000" w:sz="4"/>
+              <w:right w:val="single" w:color="000000" w:sz="4"/>
+            </w:tcBorders>
+            <w:tcMar>
+              <w:top w:type="dxa" w:w="30"/>
+              <w:left w:type="dxa" w:w="70"/>
+              <w:bottom w:type="dxa" w:w="30"/>
+              <w:right w:type="dxa" w:w="70"/>
+            </w:tcMar>
+            <w:vAlign w:val="center"/>
+          </w:tcPr>
+          <w:p>
+            <w:pPr>
+              <w:keepNext w:val="false"/>
+              <w:spacing w:after="0" w:before="0" w:line="240" w:lineRule="auto"/>
+              <w:jc w:val="left"/>
+            </w:pPr>
+            <w:r>
+              <w:rPr>
+                <w:rFonts w:ascii="Times New Roman" w:cs="Times New Roman" w:eastAsia="Times New Roman" w:hAnsi="Times New Roman"/>
+                <w:b w:val="false"/>
+                <w:bCs w:val="false"/>
+                <w:i w:val="false"/>
+                <w:iCs w:val="false"/>
+                <w:sz w:val="24"/>
+                <w:szCs w:val="24"/>
+              </w:rPr>
+              <w:t xml:space="preserve">D</w:t>
+            </w:r>
+          </w:p>
+        </w:tc>
+      </w:tr>
+      <w:tr>
+        <w:trPr>
+          <w:cantSplit/>
+          <w:tblHeader w:val="false"/>
+        </w:trPr>
+        <w:tc>
+          <w:tcPr>
+            <w:tcW w:type="dxa" w:w="3561"/>
+            <w:tcBorders>
+              <w:top w:val="single" w:color="000000" w:sz="4"/>
+              <w:left w:val="single" w:color="000000" w:sz="4"/>
+              <w:bottom w:val="single" w:color="000000" w:sz="4"/>
+              <w:right w:val="single" w:color="000000" w:sz="4"/>
+            </w:tcBorders>
+            <w:tcMar>
+              <w:top w:type="dxa" w:w="30"/>
+              <w:left w:type="dxa" w:w="70"/>
+              <w:bottom w:type="dxa" w:w="30"/>
+              <w:right w:type="dxa" w:w="70"/>
+            </w:tcMar>
+            <w:vAlign w:val="center"/>
+          </w:tcPr>
+          <w:p>
+            <w:pPr>
+              <w:keepNext w:val="false"/>
+              <w:spacing w:after="0" w:before="0" w:line="240" w:lineRule="auto"/>
+              <w:jc w:val="left"/>
+            </w:pPr>
+            <w:r>
+              <w:rPr>
+                <w:rFonts w:ascii="Times New Roman" w:cs="Times New Roman" w:eastAsia="Times New Roman" w:hAnsi="Times New Roman"/>
+                <w:b w:val="false"/>
+                <w:bCs w:val="false"/>
+                <w:i w:val="false"/>
+                <w:iCs w:val="false"/>
+                <w:sz w:val="24"/>
+                <w:szCs w:val="24"/>
+              </w:rPr>
               <w:t xml:space="preserve">≥ 05 năm từ ngày khắc phục xong</w:t>
             </w:r>
           </w:p>
         </w:tc>
         <w:tc>
           <w:tcPr>
-            <w:tcW w:type="dxa" w:w="5457"/>
+            <w:tcW w:type="dxa" w:w="4405"/>
             <w:tcBorders>
               <w:top w:val="single" w:color="000000" w:sz="4"/>
               <w:left w:val="single" w:color="000000" w:sz="4"/>
@@ -10150,7 +12521,7 @@
           <w:sz w:val="26"/>
           <w:szCs w:val="26"/>
         </w:rPr>
-        <w:t xml:space="preserve">10. Mẫu biểu</w:t>
+        <w:t xml:space="preserve">11. Mẫu biểu</w:t>
       </w:r>
     </w:p>
     <w:p>
@@ -11922,6 +14293,1225 @@
       <w:r>
         <w:rPr>
           <w:rFonts w:ascii="Times New Roman" w:cs="Times New Roman" w:eastAsia="Times New Roman" w:hAnsi="Times New Roman"/>
+          <w:b/>
+          <w:bCs/>
+          <w:i w:val="false"/>
+          <w:iCs w:val="false"/>
+          <w:sz w:val="26"/>
+          <w:szCs w:val="26"/>
+        </w:rPr>
+        <w:t xml:space="preserve">BM-AI-01 — Phiếu chuẩn bị Báo cáo sự cố nghiêm trọng (Mẫu AI01a)</w:t>
+      </w:r>
+      <w:r>
+        <w:rPr>
+          <w:rFonts w:ascii="Times New Roman" w:cs="Times New Roman" w:eastAsia="Times New Roman" w:hAnsi="Times New Roman"/>
+          <w:b w:val="false"/>
+          <w:bCs w:val="false"/>
+          <w:i w:val="false"/>
+          <w:iCs w:val="false"/>
+          <w:sz w:val="26"/>
+          <w:szCs w:val="26"/>
+        </w:rPr>
+        <w:t xml:space="preserve"> </w:t>
+      </w:r>
+      <w:r>
+        <w:rPr>
+          <w:rFonts w:ascii="Times New Roman" w:cs="Times New Roman" w:eastAsia="Times New Roman" w:hAnsi="Times New Roman"/>
+          <w:b w:val="false"/>
+          <w:bCs w:val="false"/>
+          <w:i/>
+          <w:iCs/>
+          <w:sz w:val="26"/>
+          <w:szCs w:val="26"/>
+        </w:rPr>
+        <w:t xml:space="preserve">(nhánh D; nội dung theo Mẫu AI01a Phụ lục Nghị định số 142/2026/NĐ-CP)</w:t>
+      </w:r>
+    </w:p>
+    <w:tbl>
+      <w:tblPr>
+        <w:tblW w:type="pct" w:w="100%"/>
+        <w:tblBorders>
+          <w:top w:val="single" w:color="auto" w:sz="4"/>
+          <w:left w:val="single" w:color="auto" w:sz="4"/>
+          <w:bottom w:val="single" w:color="auto" w:sz="4"/>
+          <w:right w:val="single" w:color="auto" w:sz="4"/>
+          <w:insideH w:val="single" w:color="auto" w:sz="4"/>
+          <w:insideV w:val="single" w:color="auto" w:sz="4"/>
+        </w:tblBorders>
+        <w:tblLayout w:type="autofit"/>
+      </w:tblPr>
+      <w:tblGrid>
+        <w:gridCol w:w="4058"/>
+        <w:gridCol w:w="4967"/>
+      </w:tblGrid>
+      <w:tr>
+        <w:trPr>
+          <w:cantSplit/>
+          <w:tblHeader/>
+        </w:trPr>
+        <w:tc>
+          <w:tcPr>
+            <w:tcW w:type="dxa" w:w="4058"/>
+            <w:tcBorders>
+              <w:top w:val="single" w:color="000000" w:sz="4"/>
+              <w:left w:val="single" w:color="000000" w:sz="4"/>
+              <w:bottom w:val="single" w:color="000000" w:sz="4"/>
+              <w:right w:val="single" w:color="000000" w:sz="4"/>
+            </w:tcBorders>
+            <w:shd w:fill="F2F2F2" w:color="auto" w:val="clear"/>
+            <w:tcMar>
+              <w:top w:type="dxa" w:w="30"/>
+              <w:left w:type="dxa" w:w="70"/>
+              <w:bottom w:type="dxa" w:w="30"/>
+              <w:right w:type="dxa" w:w="70"/>
+            </w:tcMar>
+            <w:vAlign w:val="center"/>
+          </w:tcPr>
+          <w:p>
+            <w:pPr>
+              <w:keepNext w:val="false"/>
+              <w:spacing w:after="0" w:before="0" w:line="240" w:lineRule="auto"/>
+              <w:jc w:val="center"/>
+            </w:pPr>
+            <w:r>
+              <w:rPr>
+                <w:rFonts w:ascii="Times New Roman" w:cs="Times New Roman" w:eastAsia="Times New Roman" w:hAnsi="Times New Roman"/>
+                <w:b/>
+                <w:bCs/>
+                <w:i w:val="false"/>
+                <w:iCs w:val="false"/>
+                <w:sz w:val="24"/>
+                <w:szCs w:val="24"/>
+              </w:rPr>
+              <w:t xml:space="preserve">Mục trong Mẫu AI01a</w:t>
+            </w:r>
+          </w:p>
+        </w:tc>
+        <w:tc>
+          <w:tcPr>
+            <w:tcW w:type="dxa" w:w="4967"/>
+            <w:tcBorders>
+              <w:top w:val="single" w:color="000000" w:sz="4"/>
+              <w:left w:val="single" w:color="000000" w:sz="4"/>
+              <w:bottom w:val="single" w:color="000000" w:sz="4"/>
+              <w:right w:val="single" w:color="000000" w:sz="4"/>
+            </w:tcBorders>
+            <w:shd w:fill="F2F2F2" w:color="auto" w:val="clear"/>
+            <w:tcMar>
+              <w:top w:type="dxa" w:w="30"/>
+              <w:left w:type="dxa" w:w="70"/>
+              <w:bottom w:type="dxa" w:w="30"/>
+              <w:right w:type="dxa" w:w="70"/>
+            </w:tcMar>
+            <w:vAlign w:val="center"/>
+          </w:tcPr>
+          <w:p>
+            <w:pPr>
+              <w:keepNext w:val="false"/>
+              <w:spacing w:after="0" w:before="0" w:line="240" w:lineRule="auto"/>
+              <w:jc w:val="center"/>
+            </w:pPr>
+            <w:r>
+              <w:rPr>
+                <w:rFonts w:ascii="Times New Roman" w:cs="Times New Roman" w:eastAsia="Times New Roman" w:hAnsi="Times New Roman"/>
+                <w:b/>
+                <w:bCs/>
+                <w:i w:val="false"/>
+                <w:iCs w:val="false"/>
+                <w:sz w:val="24"/>
+                <w:szCs w:val="24"/>
+              </w:rPr>
+              <w:t xml:space="preserve">Thông tin chuẩn bị</w:t>
+            </w:r>
+          </w:p>
+        </w:tc>
+      </w:tr>
+      <w:tr>
+        <w:trPr>
+          <w:cantSplit/>
+          <w:tblHeader w:val="false"/>
+        </w:trPr>
+        <w:tc>
+          <w:tcPr>
+            <w:tcW w:type="dxa" w:w="4058"/>
+            <w:tcBorders>
+              <w:top w:val="single" w:color="000000" w:sz="4"/>
+              <w:left w:val="single" w:color="000000" w:sz="4"/>
+              <w:bottom w:val="single" w:color="000000" w:sz="4"/>
+              <w:right w:val="single" w:color="000000" w:sz="4"/>
+            </w:tcBorders>
+            <w:tcMar>
+              <w:top w:type="dxa" w:w="30"/>
+              <w:left w:type="dxa" w:w="70"/>
+              <w:bottom w:type="dxa" w:w="30"/>
+              <w:right w:type="dxa" w:w="70"/>
+            </w:tcMar>
+            <w:vAlign w:val="center"/>
+          </w:tcPr>
+          <w:p>
+            <w:pPr>
+              <w:keepNext w:val="false"/>
+              <w:spacing w:after="0" w:before="0" w:line="240" w:lineRule="auto"/>
+              <w:jc w:val="left"/>
+            </w:pPr>
+            <w:r>
+              <w:rPr>
+                <w:rFonts w:ascii="Times New Roman" w:cs="Times New Roman" w:eastAsia="Times New Roman" w:hAnsi="Times New Roman"/>
+                <w:b w:val="false"/>
+                <w:bCs w:val="false"/>
+                <w:i w:val="false"/>
+                <w:iCs w:val="false"/>
+                <w:sz w:val="24"/>
+                <w:szCs w:val="24"/>
+              </w:rPr>
+              <w:t xml:space="preserve">I. Tên tổ chức; địa chỉ, thông tin liên hệ</w:t>
+            </w:r>
+          </w:p>
+        </w:tc>
+        <w:tc>
+          <w:tcPr>
+            <w:tcW w:type="dxa" w:w="4967"/>
+            <w:tcBorders>
+              <w:top w:val="single" w:color="000000" w:sz="4"/>
+              <w:left w:val="single" w:color="000000" w:sz="4"/>
+              <w:bottom w:val="single" w:color="000000" w:sz="4"/>
+              <w:right w:val="single" w:color="000000" w:sz="4"/>
+            </w:tcBorders>
+            <w:tcMar>
+              <w:top w:type="dxa" w:w="30"/>
+              <w:left w:type="dxa" w:w="70"/>
+              <w:bottom w:type="dxa" w:w="30"/>
+              <w:right w:type="dxa" w:w="70"/>
+            </w:tcMar>
+            <w:vAlign w:val="center"/>
+          </w:tcPr>
+          <w:p>
+            <w:pPr>
+              <w:keepNext w:val="false"/>
+              <w:spacing w:after="0" w:before="0" w:line="240" w:lineRule="auto"/>
+              <w:jc w:val="left"/>
+            </w:pPr>
+            <w:r>
+              <w:rPr>
+                <w:rFonts w:ascii="Times New Roman" w:cs="Times New Roman" w:eastAsia="Times New Roman" w:hAnsi="Times New Roman"/>
+                <w:b w:val="false"/>
+                <w:bCs w:val="false"/>
+                <w:i w:val="false"/>
+                <w:iCs w:val="false"/>
+                <w:sz w:val="24"/>
+                <w:szCs w:val="24"/>
+                <w:highlight w:val="yellow"/>
+              </w:rPr>
+              <w:t xml:space="preserve">Công ty cổ phần Giải pháp Công nghệ TURBO</w:t>
+            </w:r>
+            <w:r>
+              <w:rPr>
+                <w:rFonts w:ascii="Times New Roman" w:cs="Times New Roman" w:eastAsia="Times New Roman" w:hAnsi="Times New Roman"/>
+                <w:b w:val="false"/>
+                <w:bCs w:val="false"/>
+                <w:i w:val="false"/>
+                <w:iCs w:val="false"/>
+                <w:sz w:val="24"/>
+                <w:szCs w:val="24"/>
+              </w:rPr>
+              <w:t xml:space="preserve"> — </w:t>
+            </w:r>
+            <w:r>
+              <w:rPr>
+                <w:rFonts w:ascii="Times New Roman" w:cs="Times New Roman" w:eastAsia="Times New Roman" w:hAnsi="Times New Roman"/>
+                <w:b w:val="false"/>
+                <w:bCs w:val="false"/>
+                <w:i w:val="false"/>
+                <w:iCs w:val="false"/>
+                <w:sz w:val="24"/>
+                <w:szCs w:val="24"/>
+                <w:highlight w:val="yellow"/>
+              </w:rPr>
+              <w:t xml:space="preserve">Phạm Thu Dung, Chuyên viên bảo vệ DLCN</w:t>
+            </w:r>
+            <w:r>
+              <w:rPr>
+                <w:rFonts w:ascii="Times New Roman" w:cs="Times New Roman" w:eastAsia="Times New Roman" w:hAnsi="Times New Roman"/>
+                <w:b w:val="false"/>
+                <w:bCs w:val="false"/>
+                <w:i w:val="false"/>
+                <w:iCs w:val="false"/>
+                <w:sz w:val="24"/>
+                <w:szCs w:val="24"/>
+              </w:rPr>
+              <w:t xml:space="preserve"> — </w:t>
+            </w:r>
+            <w:r>
+              <w:rPr>
+                <w:rFonts w:ascii="Times New Roman" w:cs="Times New Roman" w:eastAsia="Times New Roman" w:hAnsi="Times New Roman"/>
+                <w:b w:val="false"/>
+                <w:bCs w:val="false"/>
+                <w:i w:val="false"/>
+                <w:iCs w:val="false"/>
+                <w:sz w:val="24"/>
+                <w:szCs w:val="24"/>
+                <w:highlight w:val="yellow"/>
+              </w:rPr>
+              <w:t xml:space="preserve">dpo@example.vn</w:t>
+            </w:r>
+          </w:p>
+        </w:tc>
+      </w:tr>
+      <w:tr>
+        <w:trPr>
+          <w:cantSplit/>
+          <w:tblHeader w:val="false"/>
+        </w:trPr>
+        <w:tc>
+          <w:tcPr>
+            <w:tcW w:type="dxa" w:w="4058"/>
+            <w:tcBorders>
+              <w:top w:val="single" w:color="000000" w:sz="4"/>
+              <w:left w:val="single" w:color="000000" w:sz="4"/>
+              <w:bottom w:val="single" w:color="000000" w:sz="4"/>
+              <w:right w:val="single" w:color="000000" w:sz="4"/>
+            </w:tcBorders>
+            <w:tcMar>
+              <w:top w:type="dxa" w:w="30"/>
+              <w:left w:type="dxa" w:w="70"/>
+              <w:bottom w:type="dxa" w:w="30"/>
+              <w:right w:type="dxa" w:w="70"/>
+            </w:tcMar>
+            <w:vAlign w:val="center"/>
+          </w:tcPr>
+          <w:p>
+            <w:pPr>
+              <w:keepNext w:val="false"/>
+              <w:spacing w:after="0" w:before="0" w:line="240" w:lineRule="auto"/>
+              <w:jc w:val="left"/>
+            </w:pPr>
+            <w:r>
+              <w:rPr>
+                <w:rFonts w:ascii="Times New Roman" w:cs="Times New Roman" w:eastAsia="Times New Roman" w:hAnsi="Times New Roman"/>
+                <w:b w:val="false"/>
+                <w:bCs w:val="false"/>
+                <w:i w:val="false"/>
+                <w:iCs w:val="false"/>
+                <w:sz w:val="24"/>
+                <w:szCs w:val="24"/>
+              </w:rPr>
+              <w:t xml:space="preserve">II.1–II.2. Tên hệ thống; mã định danh hệ thống (AI-ID)</w:t>
+            </w:r>
+          </w:p>
+        </w:tc>
+        <w:tc>
+          <w:tcPr>
+            <w:tcW w:type="dxa" w:w="4967"/>
+            <w:tcBorders>
+              <w:top w:val="single" w:color="000000" w:sz="4"/>
+              <w:left w:val="single" w:color="000000" w:sz="4"/>
+              <w:bottom w:val="single" w:color="000000" w:sz="4"/>
+              <w:right w:val="single" w:color="000000" w:sz="4"/>
+            </w:tcBorders>
+            <w:tcMar>
+              <w:top w:type="dxa" w:w="30"/>
+              <w:left w:type="dxa" w:w="70"/>
+              <w:bottom w:type="dxa" w:w="30"/>
+              <w:right w:type="dxa" w:w="70"/>
+            </w:tcMar>
+            <w:vAlign w:val="center"/>
+          </w:tcPr>
+          <w:p>
+            <w:pPr>
+              <w:keepNext w:val="false"/>
+              <w:spacing w:after="0" w:before="0" w:line="240" w:lineRule="auto"/>
+              <w:jc w:val="left"/>
+            </w:pPr>
+            <w:r>
+              <w:rPr>
+                <w:rFonts w:ascii="Times New Roman" w:cs="Times New Roman" w:eastAsia="Times New Roman" w:hAnsi="Times New Roman"/>
+                <w:b w:val="false"/>
+                <w:bCs w:val="false"/>
+                <w:i w:val="false"/>
+                <w:iCs w:val="false"/>
+                <w:sz w:val="24"/>
+                <w:szCs w:val="24"/>
+                <w:highlight w:val="yellow"/>
+              </w:rPr>
+              <w:t xml:space="preserve">Hệ thống AI Vision VX (mô phỏng)</w:t>
+            </w:r>
+            <w:r>
+              <w:rPr>
+                <w:rFonts w:ascii="Times New Roman" w:cs="Times New Roman" w:eastAsia="Times New Roman" w:hAnsi="Times New Roman"/>
+                <w:b w:val="false"/>
+                <w:bCs w:val="false"/>
+                <w:i w:val="false"/>
+                <w:iCs w:val="false"/>
+                <w:sz w:val="24"/>
+                <w:szCs w:val="24"/>
+              </w:rPr>
+              <w:t xml:space="preserve">; </w:t>
+            </w:r>
+            <w:r>
+              <w:rPr>
+                <w:rFonts w:ascii="Times New Roman" w:cs="Times New Roman" w:eastAsia="Times New Roman" w:hAnsi="Times New Roman"/>
+                <w:b w:val="false"/>
+                <w:bCs w:val="false"/>
+                <w:i w:val="false"/>
+                <w:iCs w:val="false"/>
+                <w:sz w:val="24"/>
+                <w:szCs w:val="24"/>
+                <w:highlight w:val="yellow"/>
+              </w:rPr>
+              <w:t xml:space="preserve">Không áp dụng — hệ thống rủi ro thấp theo Luật 134 (mô phỏng)</w:t>
+            </w:r>
+          </w:p>
+        </w:tc>
+      </w:tr>
+      <w:tr>
+        <w:trPr>
+          <w:cantSplit/>
+          <w:tblHeader w:val="false"/>
+        </w:trPr>
+        <w:tc>
+          <w:tcPr>
+            <w:tcW w:type="dxa" w:w="4058"/>
+            <w:tcBorders>
+              <w:top w:val="single" w:color="000000" w:sz="4"/>
+              <w:left w:val="single" w:color="000000" w:sz="4"/>
+              <w:bottom w:val="single" w:color="000000" w:sz="4"/>
+              <w:right w:val="single" w:color="000000" w:sz="4"/>
+            </w:tcBorders>
+            <w:tcMar>
+              <w:top w:type="dxa" w:w="30"/>
+              <w:left w:type="dxa" w:w="70"/>
+              <w:bottom w:type="dxa" w:w="30"/>
+              <w:right w:type="dxa" w:w="70"/>
+            </w:tcMar>
+            <w:vAlign w:val="center"/>
+          </w:tcPr>
+          <w:p>
+            <w:pPr>
+              <w:keepNext w:val="false"/>
+              <w:spacing w:after="0" w:before="0" w:line="240" w:lineRule="auto"/>
+              <w:jc w:val="left"/>
+            </w:pPr>
+            <w:r>
+              <w:rPr>
+                <w:rFonts w:ascii="Times New Roman" w:cs="Times New Roman" w:eastAsia="Times New Roman" w:hAnsi="Times New Roman"/>
+                <w:b w:val="false"/>
+                <w:bCs w:val="false"/>
+                <w:i w:val="false"/>
+                <w:iCs w:val="false"/>
+                <w:sz w:val="24"/>
+                <w:szCs w:val="24"/>
+              </w:rPr>
+              <w:t xml:space="preserve">II.3. Mức độ rủi ro</w:t>
+            </w:r>
+          </w:p>
+        </w:tc>
+        <w:tc>
+          <w:tcPr>
+            <w:tcW w:type="dxa" w:w="4967"/>
+            <w:tcBorders>
+              <w:top w:val="single" w:color="000000" w:sz="4"/>
+              <w:left w:val="single" w:color="000000" w:sz="4"/>
+              <w:bottom w:val="single" w:color="000000" w:sz="4"/>
+              <w:right w:val="single" w:color="000000" w:sz="4"/>
+            </w:tcBorders>
+            <w:tcMar>
+              <w:top w:type="dxa" w:w="30"/>
+              <w:left w:type="dxa" w:w="70"/>
+              <w:bottom w:type="dxa" w:w="30"/>
+              <w:right w:type="dxa" w:w="70"/>
+            </w:tcMar>
+            <w:vAlign w:val="center"/>
+          </w:tcPr>
+          <w:p>
+            <w:pPr>
+              <w:keepNext w:val="false"/>
+              <w:spacing w:after="0" w:before="0" w:line="240" w:lineRule="auto"/>
+              <w:jc w:val="left"/>
+            </w:pPr>
+            <w:r>
+              <w:rPr>
+                <w:rFonts w:ascii="Times New Roman" w:cs="Times New Roman" w:eastAsia="Times New Roman" w:hAnsi="Times New Roman"/>
+                <w:b w:val="false"/>
+                <w:bCs w:val="false"/>
+                <w:i w:val="false"/>
+                <w:iCs w:val="false"/>
+                <w:sz w:val="24"/>
+                <w:szCs w:val="24"/>
+              </w:rPr>
+              <w:t xml:space="preserve">Theo B2 mục 3, cột mức theo Luật 134</w:t>
+            </w:r>
+          </w:p>
+        </w:tc>
+      </w:tr>
+      <w:tr>
+        <w:trPr>
+          <w:cantSplit/>
+          <w:tblHeader w:val="false"/>
+        </w:trPr>
+        <w:tc>
+          <w:tcPr>
+            <w:tcW w:type="dxa" w:w="4058"/>
+            <w:tcBorders>
+              <w:top w:val="single" w:color="000000" w:sz="4"/>
+              <w:left w:val="single" w:color="000000" w:sz="4"/>
+              <w:bottom w:val="single" w:color="000000" w:sz="4"/>
+              <w:right w:val="single" w:color="000000" w:sz="4"/>
+            </w:tcBorders>
+            <w:tcMar>
+              <w:top w:type="dxa" w:w="30"/>
+              <w:left w:type="dxa" w:w="70"/>
+              <w:bottom w:type="dxa" w:w="30"/>
+              <w:right w:type="dxa" w:w="70"/>
+            </w:tcMar>
+            <w:vAlign w:val="center"/>
+          </w:tcPr>
+          <w:p>
+            <w:pPr>
+              <w:keepNext w:val="false"/>
+              <w:spacing w:after="0" w:before="0" w:line="240" w:lineRule="auto"/>
+              <w:jc w:val="left"/>
+            </w:pPr>
+            <w:r>
+              <w:rPr>
+                <w:rFonts w:ascii="Times New Roman" w:cs="Times New Roman" w:eastAsia="Times New Roman" w:hAnsi="Times New Roman"/>
+                <w:b w:val="false"/>
+                <w:bCs w:val="false"/>
+                <w:i w:val="false"/>
+                <w:iCs w:val="false"/>
+                <w:sz w:val="24"/>
+                <w:szCs w:val="24"/>
+              </w:rPr>
+              <w:t xml:space="preserve">II.4. Nhà cung cấp, bên triển khai</w:t>
+            </w:r>
+          </w:p>
+        </w:tc>
+        <w:tc>
+          <w:tcPr>
+            <w:tcW w:type="dxa" w:w="4967"/>
+            <w:tcBorders>
+              <w:top w:val="single" w:color="000000" w:sz="4"/>
+              <w:left w:val="single" w:color="000000" w:sz="4"/>
+              <w:bottom w:val="single" w:color="000000" w:sz="4"/>
+              <w:right w:val="single" w:color="000000" w:sz="4"/>
+            </w:tcBorders>
+            <w:tcMar>
+              <w:top w:type="dxa" w:w="30"/>
+              <w:left w:type="dxa" w:w="70"/>
+              <w:bottom w:type="dxa" w:w="30"/>
+              <w:right w:type="dxa" w:w="70"/>
+            </w:tcMar>
+            <w:vAlign w:val="center"/>
+          </w:tcPr>
+          <w:p>
+            <w:pPr>
+              <w:keepNext w:val="false"/>
+              <w:spacing w:after="0" w:before="0" w:line="240" w:lineRule="auto"/>
+              <w:jc w:val="left"/>
+            </w:pPr>
+            <w:r>
+              <w:rPr>
+                <w:rFonts w:ascii="Times New Roman" w:cs="Times New Roman" w:eastAsia="Times New Roman" w:hAnsi="Times New Roman"/>
+                <w:b w:val="false"/>
+                <w:bCs w:val="false"/>
+                <w:i w:val="false"/>
+                <w:iCs w:val="false"/>
+                <w:sz w:val="24"/>
+                <w:szCs w:val="24"/>
+                <w:highlight w:val="yellow"/>
+              </w:rPr>
+              <w:t xml:space="preserve">Công ty cổ phần Giải pháp Công nghệ TURBO</w:t>
+            </w:r>
+            <w:r>
+              <w:rPr>
+                <w:rFonts w:ascii="Times New Roman" w:cs="Times New Roman" w:eastAsia="Times New Roman" w:hAnsi="Times New Roman"/>
+                <w:b w:val="false"/>
+                <w:bCs w:val="false"/>
+                <w:i w:val="false"/>
+                <w:iCs w:val="false"/>
+                <w:sz w:val="24"/>
+                <w:szCs w:val="24"/>
+              </w:rPr>
+              <w:t xml:space="preserve">; khách hàng bị ảnh hưởng</w:t>
+            </w:r>
+          </w:p>
+        </w:tc>
+      </w:tr>
+      <w:tr>
+        <w:trPr>
+          <w:cantSplit/>
+          <w:tblHeader w:val="false"/>
+        </w:trPr>
+        <w:tc>
+          <w:tcPr>
+            <w:tcW w:type="dxa" w:w="4058"/>
+            <w:tcBorders>
+              <w:top w:val="single" w:color="000000" w:sz="4"/>
+              <w:left w:val="single" w:color="000000" w:sz="4"/>
+              <w:bottom w:val="single" w:color="000000" w:sz="4"/>
+              <w:right w:val="single" w:color="000000" w:sz="4"/>
+            </w:tcBorders>
+            <w:tcMar>
+              <w:top w:type="dxa" w:w="30"/>
+              <w:left w:type="dxa" w:w="70"/>
+              <w:bottom w:type="dxa" w:w="30"/>
+              <w:right w:type="dxa" w:w="70"/>
+            </w:tcMar>
+            <w:vAlign w:val="center"/>
+          </w:tcPr>
+          <w:p>
+            <w:pPr>
+              <w:keepNext w:val="false"/>
+              <w:spacing w:after="0" w:before="0" w:line="240" w:lineRule="auto"/>
+              <w:jc w:val="left"/>
+            </w:pPr>
+            <w:r>
+              <w:rPr>
+                <w:rFonts w:ascii="Times New Roman" w:cs="Times New Roman" w:eastAsia="Times New Roman" w:hAnsi="Times New Roman"/>
+                <w:b w:val="false"/>
+                <w:bCs w:val="false"/>
+                <w:i w:val="false"/>
+                <w:iCs w:val="false"/>
+                <w:sz w:val="24"/>
+                <w:szCs w:val="24"/>
+              </w:rPr>
+              <w:t xml:space="preserve">III.1. Thời điểm phát hiện sự cố</w:t>
+            </w:r>
+          </w:p>
+        </w:tc>
+        <w:tc>
+          <w:tcPr>
+            <w:tcW w:type="dxa" w:w="4967"/>
+            <w:tcBorders>
+              <w:top w:val="single" w:color="000000" w:sz="4"/>
+              <w:left w:val="single" w:color="000000" w:sz="4"/>
+              <w:bottom w:val="single" w:color="000000" w:sz="4"/>
+              <w:right w:val="single" w:color="000000" w:sz="4"/>
+            </w:tcBorders>
+            <w:tcMar>
+              <w:top w:type="dxa" w:w="30"/>
+              <w:left w:type="dxa" w:w="70"/>
+              <w:bottom w:type="dxa" w:w="30"/>
+              <w:right w:type="dxa" w:w="70"/>
+            </w:tcMar>
+            <w:vAlign w:val="center"/>
+          </w:tcPr>
+          <w:p>
+            <w:pPr>
+              <w:keepNext w:val="false"/>
+              <w:spacing w:after="0" w:before="0" w:line="240" w:lineRule="auto"/>
+              <w:jc w:val="left"/>
+            </w:pPr>
+            <w:r>
+              <w:rPr>
+                <w:rFonts w:ascii="Times New Roman" w:cs="Times New Roman" w:eastAsia="Times New Roman" w:hAnsi="Times New Roman"/>
+                <w:b w:val="false"/>
+                <w:bCs w:val="false"/>
+                <w:i w:val="false"/>
+                <w:iCs w:val="false"/>
+                <w:sz w:val="24"/>
+                <w:szCs w:val="24"/>
+              </w:rPr>
+              <w:t xml:space="preserve">T0</w:t>
+            </w:r>
+          </w:p>
+        </w:tc>
+      </w:tr>
+      <w:tr>
+        <w:trPr>
+          <w:cantSplit/>
+          <w:tblHeader w:val="false"/>
+        </w:trPr>
+        <w:tc>
+          <w:tcPr>
+            <w:tcW w:type="dxa" w:w="4058"/>
+            <w:tcBorders>
+              <w:top w:val="single" w:color="000000" w:sz="4"/>
+              <w:left w:val="single" w:color="000000" w:sz="4"/>
+              <w:bottom w:val="single" w:color="000000" w:sz="4"/>
+              <w:right w:val="single" w:color="000000" w:sz="4"/>
+            </w:tcBorders>
+            <w:tcMar>
+              <w:top w:type="dxa" w:w="30"/>
+              <w:left w:type="dxa" w:w="70"/>
+              <w:bottom w:type="dxa" w:w="30"/>
+              <w:right w:type="dxa" w:w="70"/>
+            </w:tcMar>
+            <w:vAlign w:val="center"/>
+          </w:tcPr>
+          <w:p>
+            <w:pPr>
+              <w:keepNext w:val="false"/>
+              <w:spacing w:after="0" w:before="0" w:line="240" w:lineRule="auto"/>
+              <w:jc w:val="left"/>
+            </w:pPr>
+            <w:r>
+              <w:rPr>
+                <w:rFonts w:ascii="Times New Roman" w:cs="Times New Roman" w:eastAsia="Times New Roman" w:hAnsi="Times New Roman"/>
+                <w:b w:val="false"/>
+                <w:bCs w:val="false"/>
+                <w:i w:val="false"/>
+                <w:iCs w:val="false"/>
+                <w:sz w:val="24"/>
+                <w:szCs w:val="24"/>
+              </w:rPr>
+              <w:t xml:space="preserve">III.2. Thời điểm xác nhận mối liên hệ nhân quả với hệ thống AI</w:t>
+            </w:r>
+          </w:p>
+        </w:tc>
+        <w:tc>
+          <w:tcPr>
+            <w:tcW w:type="dxa" w:w="4967"/>
+            <w:tcBorders>
+              <w:top w:val="single" w:color="000000" w:sz="4"/>
+              <w:left w:val="single" w:color="000000" w:sz="4"/>
+              <w:bottom w:val="single" w:color="000000" w:sz="4"/>
+              <w:right w:val="single" w:color="000000" w:sz="4"/>
+            </w:tcBorders>
+            <w:tcMar>
+              <w:top w:type="dxa" w:w="30"/>
+              <w:left w:type="dxa" w:w="70"/>
+              <w:bottom w:type="dxa" w:w="30"/>
+              <w:right w:type="dxa" w:w="70"/>
+            </w:tcMar>
+            <w:vAlign w:val="center"/>
+          </w:tcPr>
+          <w:p>
+            <w:pPr>
+              <w:keepNext w:val="false"/>
+              <w:spacing w:after="0" w:before="0" w:line="240" w:lineRule="auto"/>
+              <w:jc w:val="left"/>
+            </w:pPr>
+            <w:r>
+              <w:rPr>
+                <w:rFonts w:ascii="Times New Roman" w:cs="Times New Roman" w:eastAsia="Times New Roman" w:hAnsi="Times New Roman"/>
+                <w:b w:val="false"/>
+                <w:bCs w:val="false"/>
+                <w:i w:val="false"/>
+                <w:iCs w:val="false"/>
+                <w:sz w:val="24"/>
+                <w:szCs w:val="24"/>
+              </w:rPr>
+              <w:t xml:space="preserve">T1</w:t>
+            </w:r>
+          </w:p>
+        </w:tc>
+      </w:tr>
+      <w:tr>
+        <w:trPr>
+          <w:cantSplit/>
+          <w:tblHeader w:val="false"/>
+        </w:trPr>
+        <w:tc>
+          <w:tcPr>
+            <w:tcW w:type="dxa" w:w="4058"/>
+            <w:tcBorders>
+              <w:top w:val="single" w:color="000000" w:sz="4"/>
+              <w:left w:val="single" w:color="000000" w:sz="4"/>
+              <w:bottom w:val="single" w:color="000000" w:sz="4"/>
+              <w:right w:val="single" w:color="000000" w:sz="4"/>
+            </w:tcBorders>
+            <w:tcMar>
+              <w:top w:type="dxa" w:w="30"/>
+              <w:left w:type="dxa" w:w="70"/>
+              <w:bottom w:type="dxa" w:w="30"/>
+              <w:right w:type="dxa" w:w="70"/>
+            </w:tcMar>
+            <w:vAlign w:val="center"/>
+          </w:tcPr>
+          <w:p>
+            <w:pPr>
+              <w:keepNext w:val="false"/>
+              <w:spacing w:after="0" w:before="0" w:line="240" w:lineRule="auto"/>
+              <w:jc w:val="left"/>
+            </w:pPr>
+            <w:r>
+              <w:rPr>
+                <w:rFonts w:ascii="Times New Roman" w:cs="Times New Roman" w:eastAsia="Times New Roman" w:hAnsi="Times New Roman"/>
+                <w:b w:val="false"/>
+                <w:bCs w:val="false"/>
+                <w:i w:val="false"/>
+                <w:iCs w:val="false"/>
+                <w:sz w:val="24"/>
+                <w:szCs w:val="24"/>
+              </w:rPr>
+              <w:t xml:space="preserve">III.3–III.4. Địa điểm; mô tả ngắn gọn</w:t>
+            </w:r>
+          </w:p>
+        </w:tc>
+        <w:tc>
+          <w:tcPr>
+            <w:tcW w:type="dxa" w:w="4967"/>
+            <w:tcBorders>
+              <w:top w:val="single" w:color="000000" w:sz="4"/>
+              <w:left w:val="single" w:color="000000" w:sz="4"/>
+              <w:bottom w:val="single" w:color="000000" w:sz="4"/>
+              <w:right w:val="single" w:color="000000" w:sz="4"/>
+            </w:tcBorders>
+            <w:tcMar>
+              <w:top w:type="dxa" w:w="30"/>
+              <w:left w:type="dxa" w:w="70"/>
+              <w:bottom w:type="dxa" w:w="30"/>
+              <w:right w:type="dxa" w:w="70"/>
+            </w:tcMar>
+            <w:vAlign w:val="center"/>
+          </w:tcPr>
+          <w:p>
+            <w:pPr>
+              <w:keepNext w:val="false"/>
+              <w:spacing w:after="0" w:before="0" w:line="240" w:lineRule="auto"/>
+              <w:jc w:val="left"/>
+            </w:pPr>
+          </w:p>
+        </w:tc>
+      </w:tr>
+      <w:tr>
+        <w:trPr>
+          <w:cantSplit/>
+          <w:tblHeader w:val="false"/>
+        </w:trPr>
+        <w:tc>
+          <w:tcPr>
+            <w:tcW w:type="dxa" w:w="4058"/>
+            <w:tcBorders>
+              <w:top w:val="single" w:color="000000" w:sz="4"/>
+              <w:left w:val="single" w:color="000000" w:sz="4"/>
+              <w:bottom w:val="single" w:color="000000" w:sz="4"/>
+              <w:right w:val="single" w:color="000000" w:sz="4"/>
+            </w:tcBorders>
+            <w:tcMar>
+              <w:top w:type="dxa" w:w="30"/>
+              <w:left w:type="dxa" w:w="70"/>
+              <w:bottom w:type="dxa" w:w="30"/>
+              <w:right w:type="dxa" w:w="70"/>
+            </w:tcMar>
+            <w:vAlign w:val="center"/>
+          </w:tcPr>
+          <w:p>
+            <w:pPr>
+              <w:keepNext w:val="false"/>
+              <w:spacing w:after="0" w:before="0" w:line="240" w:lineRule="auto"/>
+              <w:jc w:val="left"/>
+            </w:pPr>
+            <w:r>
+              <w:rPr>
+                <w:rFonts w:ascii="Times New Roman" w:cs="Times New Roman" w:eastAsia="Times New Roman" w:hAnsi="Times New Roman"/>
+                <w:b w:val="false"/>
+                <w:bCs w:val="false"/>
+                <w:i w:val="false"/>
+                <w:iCs w:val="false"/>
+                <w:sz w:val="24"/>
+                <w:szCs w:val="24"/>
+              </w:rPr>
+              <w:t xml:space="preserve">III.5. Loại hậu quả; ước tính số người, tổ chức bị ảnh hưởng</w:t>
+            </w:r>
+          </w:p>
+        </w:tc>
+        <w:tc>
+          <w:tcPr>
+            <w:tcW w:type="dxa" w:w="4967"/>
+            <w:tcBorders>
+              <w:top w:val="single" w:color="000000" w:sz="4"/>
+              <w:left w:val="single" w:color="000000" w:sz="4"/>
+              <w:bottom w:val="single" w:color="000000" w:sz="4"/>
+              <w:right w:val="single" w:color="000000" w:sz="4"/>
+            </w:tcBorders>
+            <w:tcMar>
+              <w:top w:type="dxa" w:w="30"/>
+              <w:left w:type="dxa" w:w="70"/>
+              <w:bottom w:type="dxa" w:w="30"/>
+              <w:right w:type="dxa" w:w="70"/>
+            </w:tcMar>
+            <w:vAlign w:val="center"/>
+          </w:tcPr>
+          <w:p>
+            <w:pPr>
+              <w:keepNext w:val="false"/>
+              <w:spacing w:after="0" w:before="0" w:line="240" w:lineRule="auto"/>
+              <w:jc w:val="left"/>
+            </w:pPr>
+            <w:r>
+              <w:rPr>
+                <w:rFonts w:ascii="Times New Roman" w:cs="Times New Roman" w:eastAsia="Times New Roman" w:hAnsi="Times New Roman"/>
+                <w:b w:val="false"/>
+                <w:bCs w:val="false"/>
+                <w:i w:val="false"/>
+                <w:iCs w:val="false"/>
+                <w:sz w:val="24"/>
+                <w:szCs w:val="24"/>
+              </w:rPr>
+              <w:t xml:space="preserve">☐ Tính mạng, sức khỏe ☐ Tài sản ☐ Quyền con người, quyền riêng tư ☐ Dịch vụ công, dịch vụ thiết yếu ☐ An ninh quốc gia; số lượng:</w:t>
+            </w:r>
+          </w:p>
+        </w:tc>
+      </w:tr>
+      <w:tr>
+        <w:trPr>
+          <w:cantSplit/>
+          <w:tblHeader w:val="false"/>
+        </w:trPr>
+        <w:tc>
+          <w:tcPr>
+            <w:tcW w:type="dxa" w:w="4058"/>
+            <w:tcBorders>
+              <w:top w:val="single" w:color="000000" w:sz="4"/>
+              <w:left w:val="single" w:color="000000" w:sz="4"/>
+              <w:bottom w:val="single" w:color="000000" w:sz="4"/>
+              <w:right w:val="single" w:color="000000" w:sz="4"/>
+            </w:tcBorders>
+            <w:tcMar>
+              <w:top w:type="dxa" w:w="30"/>
+              <w:left w:type="dxa" w:w="70"/>
+              <w:bottom w:type="dxa" w:w="30"/>
+              <w:right w:type="dxa" w:w="70"/>
+            </w:tcMar>
+            <w:vAlign w:val="center"/>
+          </w:tcPr>
+          <w:p>
+            <w:pPr>
+              <w:keepNext w:val="false"/>
+              <w:spacing w:after="0" w:before="0" w:line="240" w:lineRule="auto"/>
+              <w:jc w:val="left"/>
+            </w:pPr>
+            <w:r>
+              <w:rPr>
+                <w:rFonts w:ascii="Times New Roman" w:cs="Times New Roman" w:eastAsia="Times New Roman" w:hAnsi="Times New Roman"/>
+                <w:b w:val="false"/>
+                <w:bCs w:val="false"/>
+                <w:i w:val="false"/>
+                <w:iCs w:val="false"/>
+                <w:sz w:val="24"/>
+                <w:szCs w:val="24"/>
+              </w:rPr>
+              <w:t xml:space="preserve">III.6. Trạng thái vận hành tại thời điểm báo cáo</w:t>
+            </w:r>
+          </w:p>
+        </w:tc>
+        <w:tc>
+          <w:tcPr>
+            <w:tcW w:type="dxa" w:w="4967"/>
+            <w:tcBorders>
+              <w:top w:val="single" w:color="000000" w:sz="4"/>
+              <w:left w:val="single" w:color="000000" w:sz="4"/>
+              <w:bottom w:val="single" w:color="000000" w:sz="4"/>
+              <w:right w:val="single" w:color="000000" w:sz="4"/>
+            </w:tcBorders>
+            <w:tcMar>
+              <w:top w:type="dxa" w:w="30"/>
+              <w:left w:type="dxa" w:w="70"/>
+              <w:bottom w:type="dxa" w:w="30"/>
+              <w:right w:type="dxa" w:w="70"/>
+            </w:tcMar>
+            <w:vAlign w:val="center"/>
+          </w:tcPr>
+          <w:p>
+            <w:pPr>
+              <w:keepNext w:val="false"/>
+              <w:spacing w:after="0" w:before="0" w:line="240" w:lineRule="auto"/>
+              <w:jc w:val="left"/>
+            </w:pPr>
+            <w:r>
+              <w:rPr>
+                <w:rFonts w:ascii="Times New Roman" w:cs="Times New Roman" w:eastAsia="Times New Roman" w:hAnsi="Times New Roman"/>
+                <w:b w:val="false"/>
+                <w:bCs w:val="false"/>
+                <w:i w:val="false"/>
+                <w:iCs w:val="false"/>
+                <w:sz w:val="24"/>
+                <w:szCs w:val="24"/>
+              </w:rPr>
+              <w:t xml:space="preserve">☐ Đang hoạt động ☐ Hoạt động hạn chế ☐ Đã tạm dừng</w:t>
+            </w:r>
+          </w:p>
+        </w:tc>
+      </w:tr>
+      <w:tr>
+        <w:trPr>
+          <w:cantSplit/>
+          <w:tblHeader w:val="false"/>
+        </w:trPr>
+        <w:tc>
+          <w:tcPr>
+            <w:tcW w:type="dxa" w:w="4058"/>
+            <w:tcBorders>
+              <w:top w:val="single" w:color="000000" w:sz="4"/>
+              <w:left w:val="single" w:color="000000" w:sz="4"/>
+              <w:bottom w:val="single" w:color="000000" w:sz="4"/>
+              <w:right w:val="single" w:color="000000" w:sz="4"/>
+            </w:tcBorders>
+            <w:tcMar>
+              <w:top w:type="dxa" w:w="30"/>
+              <w:left w:type="dxa" w:w="70"/>
+              <w:bottom w:type="dxa" w:w="30"/>
+              <w:right w:type="dxa" w:w="70"/>
+            </w:tcMar>
+            <w:vAlign w:val="center"/>
+          </w:tcPr>
+          <w:p>
+            <w:pPr>
+              <w:keepNext w:val="false"/>
+              <w:spacing w:after="0" w:before="0" w:line="240" w:lineRule="auto"/>
+              <w:jc w:val="left"/>
+            </w:pPr>
+            <w:r>
+              <w:rPr>
+                <w:rFonts w:ascii="Times New Roman" w:cs="Times New Roman" w:eastAsia="Times New Roman" w:hAnsi="Times New Roman"/>
+                <w:b w:val="false"/>
+                <w:bCs w:val="false"/>
+                <w:i w:val="false"/>
+                <w:iCs w:val="false"/>
+                <w:sz w:val="24"/>
+                <w:szCs w:val="24"/>
+              </w:rPr>
+              <w:t xml:space="preserve">III.7. Đánh giá sơ bộ nguyên nhân</w:t>
+            </w:r>
+          </w:p>
+        </w:tc>
+        <w:tc>
+          <w:tcPr>
+            <w:tcW w:type="dxa" w:w="4967"/>
+            <w:tcBorders>
+              <w:top w:val="single" w:color="000000" w:sz="4"/>
+              <w:left w:val="single" w:color="000000" w:sz="4"/>
+              <w:bottom w:val="single" w:color="000000" w:sz="4"/>
+              <w:right w:val="single" w:color="000000" w:sz="4"/>
+            </w:tcBorders>
+            <w:tcMar>
+              <w:top w:type="dxa" w:w="30"/>
+              <w:left w:type="dxa" w:w="70"/>
+              <w:bottom w:type="dxa" w:w="30"/>
+              <w:right w:type="dxa" w:w="70"/>
+            </w:tcMar>
+            <w:vAlign w:val="center"/>
+          </w:tcPr>
+          <w:p>
+            <w:pPr>
+              <w:keepNext w:val="false"/>
+              <w:spacing w:after="0" w:before="0" w:line="240" w:lineRule="auto"/>
+              <w:jc w:val="left"/>
+            </w:pPr>
+          </w:p>
+        </w:tc>
+      </w:tr>
+      <w:tr>
+        <w:trPr>
+          <w:cantSplit/>
+          <w:tblHeader w:val="false"/>
+        </w:trPr>
+        <w:tc>
+          <w:tcPr>
+            <w:tcW w:type="dxa" w:w="4058"/>
+            <w:tcBorders>
+              <w:top w:val="single" w:color="000000" w:sz="4"/>
+              <w:left w:val="single" w:color="000000" w:sz="4"/>
+              <w:bottom w:val="single" w:color="000000" w:sz="4"/>
+              <w:right w:val="single" w:color="000000" w:sz="4"/>
+            </w:tcBorders>
+            <w:tcMar>
+              <w:top w:type="dxa" w:w="30"/>
+              <w:left w:type="dxa" w:w="70"/>
+              <w:bottom w:type="dxa" w:w="30"/>
+              <w:right w:type="dxa" w:w="70"/>
+            </w:tcMar>
+            <w:vAlign w:val="center"/>
+          </w:tcPr>
+          <w:p>
+            <w:pPr>
+              <w:keepNext w:val="false"/>
+              <w:spacing w:after="0" w:before="0" w:line="240" w:lineRule="auto"/>
+              <w:jc w:val="left"/>
+            </w:pPr>
+            <w:r>
+              <w:rPr>
+                <w:rFonts w:ascii="Times New Roman" w:cs="Times New Roman" w:eastAsia="Times New Roman" w:hAnsi="Times New Roman"/>
+                <w:b w:val="false"/>
+                <w:bCs w:val="false"/>
+                <w:i w:val="false"/>
+                <w:iCs w:val="false"/>
+                <w:sz w:val="24"/>
+                <w:szCs w:val="24"/>
+              </w:rPr>
+              <w:t xml:space="preserve">IV. Biện pháp khẩn cấp (kỹ thuật; tổ chức, quản trị)</w:t>
+            </w:r>
+          </w:p>
+        </w:tc>
+        <w:tc>
+          <w:tcPr>
+            <w:tcW w:type="dxa" w:w="4967"/>
+            <w:tcBorders>
+              <w:top w:val="single" w:color="000000" w:sz="4"/>
+              <w:left w:val="single" w:color="000000" w:sz="4"/>
+              <w:bottom w:val="single" w:color="000000" w:sz="4"/>
+              <w:right w:val="single" w:color="000000" w:sz="4"/>
+            </w:tcBorders>
+            <w:tcMar>
+              <w:top w:type="dxa" w:w="30"/>
+              <w:left w:type="dxa" w:w="70"/>
+              <w:bottom w:type="dxa" w:w="30"/>
+              <w:right w:type="dxa" w:w="70"/>
+            </w:tcMar>
+            <w:vAlign w:val="center"/>
+          </w:tcPr>
+          <w:p>
+            <w:pPr>
+              <w:keepNext w:val="false"/>
+              <w:spacing w:after="0" w:before="0" w:line="240" w:lineRule="auto"/>
+              <w:jc w:val="left"/>
+            </w:pPr>
+          </w:p>
+        </w:tc>
+      </w:tr>
+      <w:tr>
+        <w:trPr>
+          <w:cantSplit/>
+          <w:tblHeader w:val="false"/>
+        </w:trPr>
+        <w:tc>
+          <w:tcPr>
+            <w:tcW w:type="dxa" w:w="4058"/>
+            <w:tcBorders>
+              <w:top w:val="single" w:color="000000" w:sz="4"/>
+              <w:left w:val="single" w:color="000000" w:sz="4"/>
+              <w:bottom w:val="single" w:color="000000" w:sz="4"/>
+              <w:right w:val="single" w:color="000000" w:sz="4"/>
+            </w:tcBorders>
+            <w:tcMar>
+              <w:top w:type="dxa" w:w="30"/>
+              <w:left w:type="dxa" w:w="70"/>
+              <w:bottom w:type="dxa" w:w="30"/>
+              <w:right w:type="dxa" w:w="70"/>
+            </w:tcMar>
+            <w:vAlign w:val="center"/>
+          </w:tcPr>
+          <w:p>
+            <w:pPr>
+              <w:keepNext w:val="false"/>
+              <w:spacing w:after="0" w:before="0" w:line="240" w:lineRule="auto"/>
+              <w:jc w:val="left"/>
+            </w:pPr>
+            <w:r>
+              <w:rPr>
+                <w:rFonts w:ascii="Times New Roman" w:cs="Times New Roman" w:eastAsia="Times New Roman" w:hAnsi="Times New Roman"/>
+                <w:b w:val="false"/>
+                <w:bCs w:val="false"/>
+                <w:i w:val="false"/>
+                <w:iCs w:val="false"/>
+                <w:sz w:val="24"/>
+                <w:szCs w:val="24"/>
+              </w:rPr>
+              <w:t xml:space="preserve">V. Đánh giá sơ bộ thiệt hại, phạm vi ảnh hưởng</w:t>
+            </w:r>
+          </w:p>
+        </w:tc>
+        <w:tc>
+          <w:tcPr>
+            <w:tcW w:type="dxa" w:w="4967"/>
+            <w:tcBorders>
+              <w:top w:val="single" w:color="000000" w:sz="4"/>
+              <w:left w:val="single" w:color="000000" w:sz="4"/>
+              <w:bottom w:val="single" w:color="000000" w:sz="4"/>
+              <w:right w:val="single" w:color="000000" w:sz="4"/>
+            </w:tcBorders>
+            <w:tcMar>
+              <w:top w:type="dxa" w:w="30"/>
+              <w:left w:type="dxa" w:w="70"/>
+              <w:bottom w:type="dxa" w:w="30"/>
+              <w:right w:type="dxa" w:w="70"/>
+            </w:tcMar>
+            <w:vAlign w:val="center"/>
+          </w:tcPr>
+          <w:p>
+            <w:pPr>
+              <w:keepNext w:val="false"/>
+              <w:spacing w:after="0" w:before="0" w:line="240" w:lineRule="auto"/>
+              <w:jc w:val="left"/>
+            </w:pPr>
+          </w:p>
+        </w:tc>
+      </w:tr>
+      <w:tr>
+        <w:trPr>
+          <w:cantSplit/>
+          <w:tblHeader w:val="false"/>
+        </w:trPr>
+        <w:tc>
+          <w:tcPr>
+            <w:tcW w:type="dxa" w:w="4058"/>
+            <w:tcBorders>
+              <w:top w:val="single" w:color="000000" w:sz="4"/>
+              <w:left w:val="single" w:color="000000" w:sz="4"/>
+              <w:bottom w:val="single" w:color="000000" w:sz="4"/>
+              <w:right w:val="single" w:color="000000" w:sz="4"/>
+            </w:tcBorders>
+            <w:tcMar>
+              <w:top w:type="dxa" w:w="30"/>
+              <w:left w:type="dxa" w:w="70"/>
+              <w:bottom w:type="dxa" w:w="30"/>
+              <w:right w:type="dxa" w:w="70"/>
+            </w:tcMar>
+            <w:vAlign w:val="center"/>
+          </w:tcPr>
+          <w:p>
+            <w:pPr>
+              <w:keepNext w:val="false"/>
+              <w:spacing w:after="0" w:before="0" w:line="240" w:lineRule="auto"/>
+              <w:jc w:val="left"/>
+            </w:pPr>
+            <w:r>
+              <w:rPr>
+                <w:rFonts w:ascii="Times New Roman" w:cs="Times New Roman" w:eastAsia="Times New Roman" w:hAnsi="Times New Roman"/>
+                <w:b w:val="false"/>
+                <w:bCs w:val="false"/>
+                <w:i w:val="false"/>
+                <w:iCs w:val="false"/>
+                <w:sz w:val="24"/>
+                <w:szCs w:val="24"/>
+              </w:rPr>
+              <w:t xml:space="preserve">VI. Kiến nghị, đề xuất</w:t>
+            </w:r>
+          </w:p>
+        </w:tc>
+        <w:tc>
+          <w:tcPr>
+            <w:tcW w:type="dxa" w:w="4967"/>
+            <w:tcBorders>
+              <w:top w:val="single" w:color="000000" w:sz="4"/>
+              <w:left w:val="single" w:color="000000" w:sz="4"/>
+              <w:bottom w:val="single" w:color="000000" w:sz="4"/>
+              <w:right w:val="single" w:color="000000" w:sz="4"/>
+            </w:tcBorders>
+            <w:tcMar>
+              <w:top w:type="dxa" w:w="30"/>
+              <w:left w:type="dxa" w:w="70"/>
+              <w:bottom w:type="dxa" w:w="30"/>
+              <w:right w:type="dxa" w:w="70"/>
+            </w:tcMar>
+            <w:vAlign w:val="center"/>
+          </w:tcPr>
+          <w:p>
+            <w:pPr>
+              <w:keepNext w:val="false"/>
+              <w:spacing w:after="0" w:before="0" w:line="240" w:lineRule="auto"/>
+              <w:jc w:val="left"/>
+            </w:pPr>
+          </w:p>
+        </w:tc>
+      </w:tr>
+    </w:tbl>
+    <w:p>
+      <w:pPr>
+        <w:spacing w:after="60" w:before="0" w:line="276" w:lineRule="auto"/>
+        <w:jc w:val="both"/>
+      </w:pPr>
+    </w:p>
+    <w:p>
+      <w:pPr>
+        <w:spacing w:after="120" w:before="0" w:line="276" w:lineRule="auto"/>
+        <w:ind w:firstLine="566"/>
+        <w:jc w:val="both"/>
+      </w:pPr>
+      <w:r>
+        <w:rPr>
+          <w:rFonts w:ascii="Times New Roman" w:cs="Times New Roman" w:eastAsia="Times New Roman" w:hAnsi="Times New Roman"/>
           <w:b w:val="false"/>
           <w:bCs w:val="false"/>
           <w:i w:val="false"/>
@@ -11953,7 +15543,31 @@
           <w:sz w:val="26"/>
           <w:szCs w:val="26"/>
         </w:rPr>
-        <w:t xml:space="preserve"> Nghị định số 356/2025/NĐ-CP; biên bản xác nhận dùng BM-SC-04 của QT-SC.</w:t>
+        <w:t xml:space="preserve"> Nghị định số 356/2025/NĐ-CP; biên bản xác nhận dùng BM-SC-04 của QT-SC. Báo cáo sự cố AI nghiêm trọng dùng </w:t>
+      </w:r>
+      <w:r>
+        <w:rPr>
+          <w:rFonts w:ascii="Times New Roman" w:cs="Times New Roman" w:eastAsia="Times New Roman" w:hAnsi="Times New Roman"/>
+          <w:b/>
+          <w:bCs/>
+          <w:i w:val="false"/>
+          <w:iCs w:val="false"/>
+          <w:sz w:val="26"/>
+          <w:szCs w:val="26"/>
+        </w:rPr>
+        <w:t xml:space="preserve">Mẫu AI01a</w:t>
+      </w:r>
+      <w:r>
+        <w:rPr>
+          <w:rFonts w:ascii="Times New Roman" w:cs="Times New Roman" w:eastAsia="Times New Roman" w:hAnsi="Times New Roman"/>
+          <w:b w:val="false"/>
+          <w:bCs w:val="false"/>
+          <w:i w:val="false"/>
+          <w:iCs w:val="false"/>
+          <w:sz w:val="26"/>
+          <w:szCs w:val="26"/>
+        </w:rPr>
+        <w:t xml:space="preserve"> Nghị định số 142/2026/NĐ-CP.</w:t>
       </w:r>
     </w:p>
     <w:p>
@@ -11973,7 +15587,7 @@
           <w:sz w:val="26"/>
           <w:szCs w:val="26"/>
         </w:rPr>
-        <w:t xml:space="preserve">11. Hồ sơ phải lưu</w:t>
+        <w:t xml:space="preserve">12. Hồ sơ phải lưu</w:t>
       </w:r>
     </w:p>
     <w:p>
@@ -11992,7 +15606,31 @@
           <w:sz w:val="26"/>
           <w:szCs w:val="26"/>
         </w:rPr>
-        <w:t xml:space="preserve">Phiếu BM-SC-01; nhật ký ứng phó; biên bản xác nhận; BM-DLCN-01 và xác nhận đã nhận của khách hàng; Mẫu số 08 và xác nhận tiếp nhận; BM-DLCN-02 và danh sách người đã nhận; bản chụp thông báo công khai; đánh giá sau sự cố. Thời hạn lưu: hồ sơ có dữ liệu sinh trắc học, vị trí tối thiểu 05 năm kể từ ngày khắc phục xong; hồ sơ khác theo QT-SC.</w:t>
+        <w:t xml:space="preserve">Phiếu BM-SC-01; nhật ký ứng phó; biên bản xác nhận; BM-DLCN-01 và xác nhận đã nhận của khách hàng; Mẫu số 08 và xác nhận tiếp nhận; BM-DLCN-02 và danh sách người đã nhận; bản chụp thông báo công khai; </w:t>
+      </w:r>
+      <w:r>
+        <w:rPr>
+          <w:rFonts w:ascii="Times New Roman" w:cs="Times New Roman" w:eastAsia="Times New Roman" w:hAnsi="Times New Roman"/>
+          <w:b w:val="false"/>
+          <w:bCs w:val="false"/>
+          <w:i/>
+          <w:iCs/>
+          <w:sz w:val="26"/>
+          <w:szCs w:val="26"/>
+        </w:rPr>
+        <w:t xml:space="preserve">(nhánh D)</w:t>
+      </w:r>
+      <w:r>
+        <w:rPr>
+          <w:rFonts w:ascii="Times New Roman" w:cs="Times New Roman" w:eastAsia="Times New Roman" w:hAnsi="Times New Roman"/>
+          <w:b w:val="false"/>
+          <w:bCs w:val="false"/>
+          <w:i w:val="false"/>
+          <w:iCs w:val="false"/>
+          <w:sz w:val="26"/>
+          <w:szCs w:val="26"/>
+        </w:rPr>
+        <w:t xml:space="preserve"> biên bản xác định T1, BM-AI-01, Mẫu AI01a đã nộp và xác nhận của Cổng, báo cáo chính thức, nhật ký hoạt động của hệ thống AI liên quan; đánh giá sau sự cố. Thời hạn lưu: hồ sơ có dữ liệu sinh trắc học, vị trí tối thiểu 05 năm kể từ ngày khắc phục xong; hồ sơ khác theo QT-SC.</w:t>
       </w:r>
     </w:p>
     <w:p>
@@ -12080,7 +15718,7 @@
                 <w:sz w:val="22"/>
                 <w:szCs w:val="22"/>
               </w:rPr>
-              <w:t xml:space="preserve">- Đại lý, nhà thầu lắp đặt (phần mục 5, mục 8);</w:t>
+              <w:t xml:space="preserve">- Đại lý, nhà thầu lắp đặt (phần mục 5, mục 8, mục 9);</w:t>
             </w:r>
           </w:p>
           <w:p>
